--- a/outputs/Review_II_Results_Section.docx
+++ b/outputs/Review_II_Results_Section.docx
@@ -26,7 +26,57 @@
     </w:p>
     <w:p>
       <w:r>
-        <w:t>Evaluated on all 890 paired images of the UIEB raw-890 / reference-890 dataset. Section numbers below (1-6) are relative to this results section — renumber to fit the existing Review I document structure.</w:t>
+        <w:t>Evaluated on the UIEB raw-890 / reference-890 dataset: 268 images for calibration, 622 held-out images for every reported table. Section numbers (0–9) are relative to this results section; renumber them to fit the existing Review I document structure.</w:t>
+      </w:r>
+    </w:p>
+    <w:p>
+      <w:pPr>
+        <w:pStyle w:val="Heading2"/>
+      </w:pPr>
+      <w:r>
+        <w:rPr>
+          <w:b/>
+        </w:rPr>
+        <w:t>0. Evaluation Protocol</w:t>
+      </w:r>
+    </w:p>
+    <w:p>
+      <w:r>
+        <w:t>Held-out test split. UIEB-890 was split once, stratified by water type, into a calibration split (268 images, 30%) and a test split (622 images, 70%; seed 42). Every parameter of the method was chosen on the calibration split in three stages: (1) per-stage profile multipliers, (2) red-channel compensation strength, and (3) the Module 7 fusion-weight predictor. Every table in this section is computed on the test images, which played no part in any of those choices.</w:t>
+      </w:r>
+    </w:p>
+    <w:p>
+      <w:r>
+        <w:t>Fair ablation. Each novel module is compared against an equally tuned alternative, not an untuned one. Routing OFF uses a single global profile tuned with the same grid, objective and data as the per-type profiles. Module 7 OFF uses a fixed α=0.5, which was within 0.01 dB of the best single fixed α in calibration.</w:t>
+      </w:r>
+    </w:p>
+    <w:p>
+      <w:r>
+        <w:t>Light supervision. Calibration selects 5 scalars per water type and fits one ridge regression (26 coefficients), using the UIEB reference images of the calibration split. No model is trained in the deep-learning sense and nothing is learned per pixel, but the method is no longer strictly reference-free.</w:t>
+      </w:r>
+    </w:p>
+    <w:p>
+      <w:r>
+        <w:t>UCIQE. Computed in true CIELAB, with L*, a* and b* scaled by 1/100 and a bounded saturation term C/√(C²+L²). Values therefore lie on the usual ≈0–1 scale. Absolute values are not directly comparable with papers that feed OpenCV's 8-bit Lab encoding into UCIQE unchanged (Section 9, item 1).</w:t>
+      </w:r>
+    </w:p>
+    <w:p>
+      <w:r>
+        <w:t>Statistics. Paired two-sided Wilcoxon signed-rank tests, with p-values Holm-adjusted across every test in the table. With several hundred pairs almost any difference is 'significant', so each comparison also reports the mean paired difference with a bootstrap 95% CI (2,000 resamples) and the matched-pairs rank-biserial correlation r (|r| &lt; 0.1 negligible, &lt; 0.3 small, &lt; 0.5 medium, otherwise large). Conclusions are drawn from effect sizes, not from p-values alone.</w:t>
+      </w:r>
+    </w:p>
+    <w:p>
+      <w:r>
+        <w:rPr>
+          <w:i/>
+          <w:sz w:val="18"/>
+        </w:rPr>
+        <w:t>All parameter selection (Module 5 profiles, red-compensation strength, Module 7 predictor) used PSNR/SSIM against references on the calibration split only; every number here is on the held-out test split. ‡ The original Module 7 maximizes UCIQE+UIQM per image, so its UCIQE/UIQM values are raised by construction.</w:t>
+      </w:r>
+    </w:p>
+    <w:p>
+      <w:r>
+        <w:br w:type="page"/>
       </w:r>
     </w:p>
     <w:p>
@@ -42,7 +92,7 @@
     </w:p>
     <w:p>
       <w:r>
-        <w:t>Mean ± standard deviation across all 890 UIEB raw/reference-890 image pairs. Significance markers on the proposed hybrid row denote a paired Wilcoxon signed-rank test against that baseline (*** p&lt;0.001, ** p&lt;0.01, * p&lt;0.05, ns = not significant).</w:t>
+        <w:t>Mean ± standard deviation over the 622 held-out test images.</w:t>
       </w:r>
     </w:p>
     <w:tbl>
@@ -121,7 +171,7 @@
               <w:rPr>
                 <w:sz w:val="18"/>
               </w:rPr>
-              <w:t>PSNR</w:t>
+              <w:t>PSNR (dB)</w:t>
             </w:r>
           </w:p>
         </w:tc>
@@ -149,7 +199,7 @@
               <w:rPr>
                 <w:sz w:val="18"/>
               </w:rPr>
-              <w:t>Conventional HE (baseline)</w:t>
+              <w:t>UDCP (baseline)</w:t>
             </w:r>
           </w:p>
         </w:tc>
@@ -162,7 +212,7 @@
               <w:rPr>
                 <w:sz w:val="18"/>
               </w:rPr>
-              <w:t>7.846 ± 0.165</w:t>
+              <w:t>6.814 ± 0.527</w:t>
             </w:r>
           </w:p>
         </w:tc>
@@ -175,7 +225,7 @@
               <w:rPr>
                 <w:sz w:val="18"/>
               </w:rPr>
-              <w:t>78.158 ± 3.286</w:t>
+              <w:t>0.430 ± 0.065</w:t>
             </w:r>
           </w:p>
         </w:tc>
@@ -188,7 +238,7 @@
               <w:rPr>
                 <w:sz w:val="18"/>
               </w:rPr>
-              <w:t>2.530 ± 0.491</w:t>
+              <w:t>2.271 ± 0.518</w:t>
             </w:r>
           </w:p>
         </w:tc>
@@ -201,7 +251,7 @@
               <w:rPr>
                 <w:sz w:val="18"/>
               </w:rPr>
-              <w:t>16.473 ± 3.272</w:t>
+              <w:t>12.99 ± 2.65</w:t>
             </w:r>
           </w:p>
         </w:tc>
@@ -214,7 +264,7 @@
               <w:rPr>
                 <w:sz w:val="18"/>
               </w:rPr>
-              <w:t>0.785 ± 0.119</w:t>
+              <w:t>0.656 ± 0.118</w:t>
             </w:r>
           </w:p>
         </w:tc>
@@ -229,7 +279,7 @@
               <w:rPr>
                 <w:sz w:val="18"/>
               </w:rPr>
-              <w:t>CLAHE-only (baseline)</w:t>
+              <w:t>Conventional HE (baseline)</w:t>
             </w:r>
           </w:p>
         </w:tc>
@@ -242,7 +292,7 @@
               <w:rPr>
                 <w:sz w:val="18"/>
               </w:rPr>
-              <w:t>7.309 ± 0.422</w:t>
+              <w:t>7.842 ± 0.172</w:t>
             </w:r>
           </w:p>
         </w:tc>
@@ -255,7 +305,7 @@
               <w:rPr>
                 <w:sz w:val="18"/>
               </w:rPr>
-              <w:t>59.448 ± 10.987</w:t>
+              <w:t>0.445 ± 0.041</w:t>
             </w:r>
           </w:p>
         </w:tc>
@@ -268,7 +318,7 @@
               <w:rPr>
                 <w:sz w:val="18"/>
               </w:rPr>
-              <w:t>2.180 ± 0.545</w:t>
+              <w:t>2.536 ± 0.492</w:t>
             </w:r>
           </w:p>
         </w:tc>
@@ -281,7 +331,7 @@
               <w:rPr>
                 <w:sz w:val="18"/>
               </w:rPr>
-              <w:t>18.228 ± 3.061</w:t>
+              <w:t>16.36 ± 3.29</w:t>
             </w:r>
           </w:p>
         </w:tc>
@@ -294,7 +344,7 @@
               <w:rPr>
                 <w:sz w:val="18"/>
               </w:rPr>
-              <w:t>0.838 ± 0.080</w:t>
+              <w:t>0.781 ± 0.119</w:t>
             </w:r>
           </w:p>
         </w:tc>
@@ -309,7 +359,7 @@
               <w:rPr>
                 <w:sz w:val="18"/>
               </w:rPr>
-              <w:t>Hybrid — neither module</w:t>
+              <w:t>CLAHE-only (baseline)</w:t>
             </w:r>
           </w:p>
         </w:tc>
@@ -322,7 +372,7 @@
               <w:rPr>
                 <w:sz w:val="18"/>
               </w:rPr>
-              <w:t>7.155 ± 0.495</w:t>
+              <w:t>7.304 ± 0.428</w:t>
             </w:r>
           </w:p>
         </w:tc>
@@ -335,7 +385,7 @@
               <w:rPr>
                 <w:sz w:val="18"/>
               </w:rPr>
-              <w:t>59.467 ± 9.514</w:t>
+              <w:t>0.359 ± 0.059</w:t>
             </w:r>
           </w:p>
         </w:tc>
@@ -348,7 +398,7 @@
               <w:rPr>
                 <w:sz w:val="18"/>
               </w:rPr>
-              <w:t>2.553 ± 0.535</w:t>
+              <w:t>2.175 ± 0.555</w:t>
             </w:r>
           </w:p>
         </w:tc>
@@ -361,7 +411,7 @@
               <w:rPr>
                 <w:sz w:val="18"/>
               </w:rPr>
-              <w:t>15.234 ± 3.260</w:t>
+              <w:t>18.32 ± 3.11</w:t>
             </w:r>
           </w:p>
         </w:tc>
@@ -374,7 +424,7 @@
               <w:rPr>
                 <w:sz w:val="18"/>
               </w:rPr>
-              <w:t>0.776 ± 0.131</w:t>
+              <w:t>0.840 ± 0.080</w:t>
             </w:r>
           </w:p>
         </w:tc>
@@ -389,7 +439,7 @@
               <w:rPr>
                 <w:sz w:val="18"/>
               </w:rPr>
-              <w:t>Hybrid — fusion-optimizer only</w:t>
+              <w:t>Hybrid — neither module</w:t>
             </w:r>
           </w:p>
         </w:tc>
@@ -402,7 +452,7 @@
               <w:rPr>
                 <w:sz w:val="18"/>
               </w:rPr>
-              <w:t>7.252 ± 0.574</w:t>
+              <w:t>7.239 ± 0.386</w:t>
             </w:r>
           </w:p>
         </w:tc>
@@ -415,7 +465,7 @@
               <w:rPr>
                 <w:sz w:val="18"/>
               </w:rPr>
-              <w:t>62.520 ± 8.910</w:t>
+              <w:t>0.309 ± 0.068</w:t>
             </w:r>
           </w:p>
         </w:tc>
@@ -428,7 +478,7 @@
               <w:rPr>
                 <w:sz w:val="18"/>
               </w:rPr>
-              <w:t>2.545 ± 0.532</w:t>
+              <w:t>2.209 ± 0.525</w:t>
             </w:r>
           </w:p>
         </w:tc>
@@ -441,7 +491,7 @@
               <w:rPr>
                 <w:sz w:val="18"/>
               </w:rPr>
-              <w:t>15.722 ± 3.437</w:t>
+              <w:t>17.68 ± 3.07</w:t>
             </w:r>
           </w:p>
         </w:tc>
@@ -454,7 +504,7 @@
               <w:rPr>
                 <w:sz w:val="18"/>
               </w:rPr>
-              <w:t>0.770 ± 0.141</w:t>
+              <w:t>0.844 ± 0.085</w:t>
             </w:r>
           </w:p>
         </w:tc>
@@ -469,7 +519,7 @@
               <w:rPr>
                 <w:sz w:val="18"/>
               </w:rPr>
-              <w:t>Hybrid — routing only</w:t>
+              <w:t>Hybrid — Module 7 only</w:t>
             </w:r>
           </w:p>
         </w:tc>
@@ -482,7 +532,7 @@
               <w:rPr>
                 <w:sz w:val="18"/>
               </w:rPr>
-              <w:t>7.144 ± 0.413</w:t>
+              <w:t>7.237 ± 0.375</w:t>
             </w:r>
           </w:p>
         </w:tc>
@@ -495,7 +545,7 @@
               <w:rPr>
                 <w:sz w:val="18"/>
               </w:rPr>
-              <w:t>59.583 ± 9.662</w:t>
+              <w:t>0.312 ± 0.068</w:t>
             </w:r>
           </w:p>
         </w:tc>
@@ -508,7 +558,7 @@
               <w:rPr>
                 <w:sz w:val="18"/>
               </w:rPr>
-              <w:t>2.599 ± 0.540</w:t>
+              <w:t>2.193 ± 0.524</w:t>
             </w:r>
           </w:p>
         </w:tc>
@@ -521,7 +571,7 @@
               <w:rPr>
                 <w:sz w:val="18"/>
               </w:rPr>
-              <w:t>14.678 ± 3.250</w:t>
+              <w:t>17.82 ± 3.07</w:t>
             </w:r>
           </w:p>
         </w:tc>
@@ -534,7 +584,7 @@
               <w:rPr>
                 <w:sz w:val="18"/>
               </w:rPr>
-              <w:t>0.761 ± 0.124</w:t>
+              <w:t>0.850 ± 0.080</w:t>
             </w:r>
           </w:p>
         </w:tc>
@@ -549,7 +599,7 @@
               <w:rPr>
                 <w:sz w:val="18"/>
               </w:rPr>
-              <w:t>Hybrid — full (proposed)</w:t>
+              <w:t>Hybrid — Module 5 only</w:t>
             </w:r>
           </w:p>
         </w:tc>
@@ -562,7 +612,7 @@
               <w:rPr>
                 <w:sz w:val="18"/>
               </w:rPr>
-              <w:t>7.186 ± 0.593</w:t>
+              <w:t>7.229 ± 0.380</w:t>
             </w:r>
           </w:p>
         </w:tc>
@@ -575,7 +625,7 @@
               <w:rPr>
                 <w:sz w:val="18"/>
               </w:rPr>
-              <w:t>63.023 ± 8.968</w:t>
+              <w:t>0.304 ± 0.067</w:t>
             </w:r>
           </w:p>
         </w:tc>
@@ -588,7 +638,7 @@
               <w:rPr>
                 <w:sz w:val="18"/>
               </w:rPr>
-              <w:t>2.592 ± 0.541</w:t>
+              <w:t>2.145 ± 0.507</w:t>
             </w:r>
           </w:p>
         </w:tc>
@@ -601,7 +651,7 @@
               <w:rPr>
                 <w:sz w:val="18"/>
               </w:rPr>
-              <w:t>15.047 ± 3.672</w:t>
+              <w:t>17.77 ± 3.05</w:t>
             </w:r>
           </w:p>
         </w:tc>
@@ -614,103 +664,7 @@
               <w:rPr>
                 <w:sz w:val="18"/>
               </w:rPr>
-              <w:t>0.737 ± 0.166</w:t>
-            </w:r>
-          </w:p>
-        </w:tc>
-      </w:tr>
-    </w:tbl>
-    <w:p/>
-    <w:tbl>
-      <w:tblPr>
-        <w:tblStyle w:val="LightGrid-Accent1"/>
-        <w:tblW w:type="auto" w:w="0"/>
-        <w:tblLook w:firstColumn="1" w:firstRow="1" w:lastColumn="0" w:lastRow="0" w:noHBand="0" w:noVBand="1" w:val="04A0"/>
-      </w:tblPr>
-      <w:tblGrid>
-        <w:gridCol w:w="1440"/>
-        <w:gridCol w:w="1440"/>
-        <w:gridCol w:w="1440"/>
-        <w:gridCol w:w="1440"/>
-        <w:gridCol w:w="1440"/>
-        <w:gridCol w:w="1440"/>
-      </w:tblGrid>
-      <w:tr>
-        <w:tc>
-          <w:tcPr>
-            <w:tcW w:type="dxa" w:w="1440"/>
-          </w:tcPr>
-          <w:p>
-            <w:r>
-              <w:rPr>
-                <w:sz w:val="18"/>
-              </w:rPr>
-              <w:t>Hybrid (full) vs. baseline</w:t>
-            </w:r>
-          </w:p>
-        </w:tc>
-        <w:tc>
-          <w:tcPr>
-            <w:tcW w:type="dxa" w:w="1440"/>
-          </w:tcPr>
-          <w:p>
-            <w:r>
-              <w:rPr>
-                <w:sz w:val="18"/>
-              </w:rPr>
-              <w:t>Entropy</w:t>
-            </w:r>
-          </w:p>
-        </w:tc>
-        <w:tc>
-          <w:tcPr>
-            <w:tcW w:type="dxa" w:w="1440"/>
-          </w:tcPr>
-          <w:p>
-            <w:r>
-              <w:rPr>
-                <w:sz w:val="18"/>
-              </w:rPr>
-              <w:t>UCIQE</w:t>
-            </w:r>
-          </w:p>
-        </w:tc>
-        <w:tc>
-          <w:tcPr>
-            <w:tcW w:type="dxa" w:w="1440"/>
-          </w:tcPr>
-          <w:p>
-            <w:r>
-              <w:rPr>
-                <w:sz w:val="18"/>
-              </w:rPr>
-              <w:t>UIQM</w:t>
-            </w:r>
-          </w:p>
-        </w:tc>
-        <w:tc>
-          <w:tcPr>
-            <w:tcW w:type="dxa" w:w="1440"/>
-          </w:tcPr>
-          <w:p>
-            <w:r>
-              <w:rPr>
-                <w:sz w:val="18"/>
-              </w:rPr>
-              <w:t>PSNR</w:t>
-            </w:r>
-          </w:p>
-        </w:tc>
-        <w:tc>
-          <w:tcPr>
-            <w:tcW w:type="dxa" w:w="1440"/>
-          </w:tcPr>
-          <w:p>
-            <w:r>
-              <w:rPr>
-                <w:sz w:val="18"/>
-              </w:rPr>
-              <w:t>SSIM</w:t>
+              <w:t>0.850 ± 0.083</w:t>
             </w:r>
           </w:p>
         </w:tc>
@@ -725,7 +679,7 @@
               <w:rPr>
                 <w:sz w:val="18"/>
               </w:rPr>
-              <w:t>Conventional HE (baseline)</w:t>
+              <w:t>Hybrid — full (proposed)</w:t>
             </w:r>
           </w:p>
         </w:tc>
@@ -738,7 +692,7 @@
               <w:rPr>
                 <w:sz w:val="18"/>
               </w:rPr>
-              <w:t>***</w:t>
+              <w:t>7.220 ± 0.373</w:t>
             </w:r>
           </w:p>
         </w:tc>
@@ -751,7 +705,7 @@
               <w:rPr>
                 <w:sz w:val="18"/>
               </w:rPr>
-              <w:t>***</w:t>
+              <w:t>0.308 ± 0.068</w:t>
             </w:r>
           </w:p>
         </w:tc>
@@ -764,7 +718,7 @@
               <w:rPr>
                 <w:sz w:val="18"/>
               </w:rPr>
-              <w:t>***</w:t>
+              <w:t>2.134 ± 0.507</w:t>
             </w:r>
           </w:p>
         </w:tc>
@@ -777,7 +731,7 @@
               <w:rPr>
                 <w:sz w:val="18"/>
               </w:rPr>
-              <w:t>***</w:t>
+              <w:t>17.87 ± 3.06</w:t>
             </w:r>
           </w:p>
         </w:tc>
@@ -790,7 +744,7 @@
               <w:rPr>
                 <w:sz w:val="18"/>
               </w:rPr>
-              <w:t>***</w:t>
+              <w:t>0.854 ± 0.079</w:t>
             </w:r>
           </w:p>
         </w:tc>
@@ -805,7 +759,7 @@
               <w:rPr>
                 <w:sz w:val="18"/>
               </w:rPr>
-              <w:t>CLAHE-only (baseline)</w:t>
+              <w:t>Hybrid — original Module 7 (UCIQE+UIQM search)‡</w:t>
             </w:r>
           </w:p>
         </w:tc>
@@ -818,7 +772,7 @@
               <w:rPr>
                 <w:sz w:val="18"/>
               </w:rPr>
-              <w:t>**</w:t>
+              <w:t>7.162 ± 0.512</w:t>
             </w:r>
           </w:p>
         </w:tc>
@@ -831,7 +785,7 @@
               <w:rPr>
                 <w:sz w:val="18"/>
               </w:rPr>
-              <w:t>***</w:t>
+              <w:t>0.329 ± 0.073</w:t>
             </w:r>
           </w:p>
         </w:tc>
@@ -844,7 +798,7 @@
               <w:rPr>
                 <w:sz w:val="18"/>
               </w:rPr>
-              <w:t>***</w:t>
+              <w:t>2.159 ± 0.547</w:t>
             </w:r>
           </w:p>
         </w:tc>
@@ -857,7 +811,7 @@
               <w:rPr>
                 <w:sz w:val="18"/>
               </w:rPr>
-              <w:t>***</w:t>
+              <w:t>16.30 ± 2.90</w:t>
             </w:r>
           </w:p>
         </w:tc>
@@ -870,247 +824,7 @@
               <w:rPr>
                 <w:sz w:val="18"/>
               </w:rPr>
-              <w:t>***</w:t>
-            </w:r>
-          </w:p>
-        </w:tc>
-      </w:tr>
-      <w:tr>
-        <w:tc>
-          <w:tcPr>
-            <w:tcW w:type="dxa" w:w="1440"/>
-          </w:tcPr>
-          <w:p>
-            <w:r>
-              <w:rPr>
-                <w:sz w:val="18"/>
-              </w:rPr>
-              <w:t>Hybrid — neither module</w:t>
-            </w:r>
-          </w:p>
-        </w:tc>
-        <w:tc>
-          <w:tcPr>
-            <w:tcW w:type="dxa" w:w="1440"/>
-          </w:tcPr>
-          <w:p>
-            <w:r>
-              <w:rPr>
-                <w:sz w:val="18"/>
-              </w:rPr>
-              <w:t>***</w:t>
-            </w:r>
-          </w:p>
-        </w:tc>
-        <w:tc>
-          <w:tcPr>
-            <w:tcW w:type="dxa" w:w="1440"/>
-          </w:tcPr>
-          <w:p>
-            <w:r>
-              <w:rPr>
-                <w:sz w:val="18"/>
-              </w:rPr>
-              <w:t>***</w:t>
-            </w:r>
-          </w:p>
-        </w:tc>
-        <w:tc>
-          <w:tcPr>
-            <w:tcW w:type="dxa" w:w="1440"/>
-          </w:tcPr>
-          <w:p>
-            <w:r>
-              <w:rPr>
-                <w:sz w:val="18"/>
-              </w:rPr>
-              <w:t>***</w:t>
-            </w:r>
-          </w:p>
-        </w:tc>
-        <w:tc>
-          <w:tcPr>
-            <w:tcW w:type="dxa" w:w="1440"/>
-          </w:tcPr>
-          <w:p>
-            <w:r>
-              <w:rPr>
-                <w:sz w:val="18"/>
-              </w:rPr>
-              <w:t>ns</w:t>
-            </w:r>
-          </w:p>
-        </w:tc>
-        <w:tc>
-          <w:tcPr>
-            <w:tcW w:type="dxa" w:w="1440"/>
-          </w:tcPr>
-          <w:p>
-            <w:r>
-              <w:rPr>
-                <w:sz w:val="18"/>
-              </w:rPr>
-              <w:t>***</w:t>
-            </w:r>
-          </w:p>
-        </w:tc>
-      </w:tr>
-      <w:tr>
-        <w:tc>
-          <w:tcPr>
-            <w:tcW w:type="dxa" w:w="1440"/>
-          </w:tcPr>
-          <w:p>
-            <w:r>
-              <w:rPr>
-                <w:sz w:val="18"/>
-              </w:rPr>
-              <w:t>Hybrid — fusion-optimizer only</w:t>
-            </w:r>
-          </w:p>
-        </w:tc>
-        <w:tc>
-          <w:tcPr>
-            <w:tcW w:type="dxa" w:w="1440"/>
-          </w:tcPr>
-          <w:p>
-            <w:r>
-              <w:rPr>
-                <w:sz w:val="18"/>
-              </w:rPr>
-              <w:t>***</w:t>
-            </w:r>
-          </w:p>
-        </w:tc>
-        <w:tc>
-          <w:tcPr>
-            <w:tcW w:type="dxa" w:w="1440"/>
-          </w:tcPr>
-          <w:p>
-            <w:r>
-              <w:rPr>
-                <w:sz w:val="18"/>
-              </w:rPr>
-              <w:t>***</w:t>
-            </w:r>
-          </w:p>
-        </w:tc>
-        <w:tc>
-          <w:tcPr>
-            <w:tcW w:type="dxa" w:w="1440"/>
-          </w:tcPr>
-          <w:p>
-            <w:r>
-              <w:rPr>
-                <w:sz w:val="18"/>
-              </w:rPr>
-              <w:t>***</w:t>
-            </w:r>
-          </w:p>
-        </w:tc>
-        <w:tc>
-          <w:tcPr>
-            <w:tcW w:type="dxa" w:w="1440"/>
-          </w:tcPr>
-          <w:p>
-            <w:r>
-              <w:rPr>
-                <w:sz w:val="18"/>
-              </w:rPr>
-              <w:t>***</w:t>
-            </w:r>
-          </w:p>
-        </w:tc>
-        <w:tc>
-          <w:tcPr>
-            <w:tcW w:type="dxa" w:w="1440"/>
-          </w:tcPr>
-          <w:p>
-            <w:r>
-              <w:rPr>
-                <w:sz w:val="18"/>
-              </w:rPr>
-              <w:t>***</w:t>
-            </w:r>
-          </w:p>
-        </w:tc>
-      </w:tr>
-      <w:tr>
-        <w:tc>
-          <w:tcPr>
-            <w:tcW w:type="dxa" w:w="1440"/>
-          </w:tcPr>
-          <w:p>
-            <w:r>
-              <w:rPr>
-                <w:sz w:val="18"/>
-              </w:rPr>
-              <w:t>Hybrid — routing only</w:t>
-            </w:r>
-          </w:p>
-        </w:tc>
-        <w:tc>
-          <w:tcPr>
-            <w:tcW w:type="dxa" w:w="1440"/>
-          </w:tcPr>
-          <w:p>
-            <w:r>
-              <w:rPr>
-                <w:sz w:val="18"/>
-              </w:rPr>
-              <w:t>***</w:t>
-            </w:r>
-          </w:p>
-        </w:tc>
-        <w:tc>
-          <w:tcPr>
-            <w:tcW w:type="dxa" w:w="1440"/>
-          </w:tcPr>
-          <w:p>
-            <w:r>
-              <w:rPr>
-                <w:sz w:val="18"/>
-              </w:rPr>
-              <w:t>***</w:t>
-            </w:r>
-          </w:p>
-        </w:tc>
-        <w:tc>
-          <w:tcPr>
-            <w:tcW w:type="dxa" w:w="1440"/>
-          </w:tcPr>
-          <w:p>
-            <w:r>
-              <w:rPr>
-                <w:sz w:val="18"/>
-              </w:rPr>
-              <w:t>***</w:t>
-            </w:r>
-          </w:p>
-        </w:tc>
-        <w:tc>
-          <w:tcPr>
-            <w:tcW w:type="dxa" w:w="1440"/>
-          </w:tcPr>
-          <w:p>
-            <w:r>
-              <w:rPr>
-                <w:sz w:val="18"/>
-              </w:rPr>
-              <w:t>***</w:t>
-            </w:r>
-          </w:p>
-        </w:tc>
-        <w:tc>
-          <w:tcPr>
-            <w:tcW w:type="dxa" w:w="1440"/>
-          </w:tcPr>
-          <w:p>
-            <w:r>
-              <w:rPr>
-                <w:sz w:val="18"/>
-              </w:rPr>
-              <w:t>ns</w:t>
+              <w:t>0.804 ± 0.112</w:t>
             </w:r>
           </w:p>
         </w:tc>
@@ -1118,39 +832,11 @@
     </w:tbl>
     <w:p>
       <w:r>
-        <w:br w:type="page"/>
-      </w:r>
-    </w:p>
-    <w:p>
-      <w:pPr>
-        <w:pStyle w:val="Heading2"/>
-      </w:pPr>
-      <w:r>
         <w:rPr>
-          <w:b/>
+          <w:i/>
+          <w:sz w:val="18"/>
         </w:rPr>
-        <w:t>2. Where the Proposed Method Loses, and Why</w:t>
-      </w:r>
-    </w:p>
-    <w:p>
-      <w:r>
-        <w:t>The proposed hybrid does not win on every metric, and that is expected rather than a failure of the method:</w:t>
-      </w:r>
-    </w:p>
-    <w:p>
-      <w:pPr>
-        <w:pStyle w:val="ListBullet"/>
-      </w:pPr>
-      <w:r>
-        <w:t>PSNR / SSIM vs. both baselines. Hybrid PSNR = 15.05 vs. CLAHE-only = 18.23 and conventional HE = 16.47; SSIM = 0.737 vs. 0.838 and 0.785 respectively. These are full-reference metrics measured against the UIEB reference-890 ground truth, which was itself produced by a relatively conservative, single-pass correction. The hybrid pipeline's DCP dehazing and quality-guided fusion push contrast and colour further than the reference does, which increases pixel-level deviation from that specific ground truth even when the output looks visually more corrected. This is a known tension in underwater restoration literature: PSNR/SSIM reward reproducing the reference exactly, not maximizing perceptual quality.</w:t>
-      </w:r>
-    </w:p>
-    <w:p>
-      <w:pPr>
-        <w:pStyle w:val="ListBullet"/>
-      </w:pPr>
-      <w:r>
-        <w:t>UCIQE / entropy vs. conventional HE. Conventional HE scores UCIQE = 78.16 and entropy = 7.85, both above the hybrid's 63.02 and 7.19. Global histogram equalisation aggressively spreads the intensity histogram to fill the full dynamic range on every channel independently, which inflates chroma variance and information entropy — the exact quantities UCIQE and entropy reward — without regard for whether the result is a faithful or usable image. This is oversaturation/oversharpening being scored as 'quality' by no-reference metrics that were not designed to penalise it. It is why the report evaluates UCIQE/entropy alongside UIQM, PSNR/SSIM, and the downstream ORB/edge-density validation (Section 5) rather than in isolation — on the metrics that account for structure preservation and downstream usability, conventional HE does not hold the same advantage.</w:t>
+        <w:t>All parameter selection (Module 5 profiles, red-compensation strength, Module 7 predictor) used PSNR/SSIM against references on the calibration split only; every number here is on the held-out test split. ‡ The original Module 7 maximizes UCIQE+UIQM per image, so its UCIQE/UIQM values are raised by construction.</w:t>
       </w:r>
     </w:p>
     <w:p>
@@ -1166,12 +852,12 @@
         <w:rPr>
           <w:b/>
         </w:rPr>
-        <w:t>3. Water-Type Routing — Evidence for Module 5</w:t>
+        <w:t>2. Paired Statistical Comparison — Proposed vs. Each Method</w:t>
       </w:r>
     </w:p>
     <w:p>
       <w:r>
-        <w:t>Module 5 routes per-stage parameters (gamma strength, CLAHE clip scale, DCP omega) by a cheap water-type classification. To isolate its effect specifically, this compares the hybrid pipeline WITH routing (fusion-optimizer held on in both arms) against the identical pipeline with routing disabled, per image, grouped by the water type each image was assigned.</w:t>
+        <w:t>Δ = hybrid (full) − comparator, so a positive Δ means the proposed method scores higher. Markers give the Holm-adjusted significance (*** p&lt;0.001, ** p&lt;0.01, * p&lt;0.05, ns not significant).</w:t>
       </w:r>
     </w:p>
     <w:tbl>
@@ -1197,7 +883,7 @@
               <w:rPr>
                 <w:sz w:val="18"/>
               </w:rPr>
-              <w:t>Water type</w:t>
+              <w:t>Comparator</w:t>
             </w:r>
           </w:p>
         </w:tc>
@@ -1210,7 +896,7 @@
               <w:rPr>
                 <w:sz w:val="18"/>
               </w:rPr>
-              <w:t>n images</w:t>
+              <w:t>Metric</w:t>
             </w:r>
           </w:p>
         </w:tc>
@@ -1223,7 +909,7 @@
               <w:rPr>
                 <w:sz w:val="18"/>
               </w:rPr>
-              <w:t>UCIQE (routing ON)</w:t>
+              <w:t>Mean Δ [95% CI]</w:t>
             </w:r>
           </w:p>
         </w:tc>
@@ -1236,7 +922,7 @@
               <w:rPr>
                 <w:sz w:val="18"/>
               </w:rPr>
-              <w:t>UCIQE (routing OFF)</w:t>
+              <w:t>Rank-biserial r</w:t>
             </w:r>
           </w:p>
         </w:tc>
@@ -1249,7 +935,7 @@
               <w:rPr>
                 <w:sz w:val="18"/>
               </w:rPr>
-              <w:t>Mean gain from routing</w:t>
+              <w:t>Holm p</w:t>
             </w:r>
           </w:p>
         </w:tc>
@@ -1264,7 +950,7 @@
               <w:rPr>
                 <w:sz w:val="18"/>
               </w:rPr>
-              <w:t>clear_blue</w:t>
+              <w:t>UDCP (baseline)</w:t>
             </w:r>
           </w:p>
         </w:tc>
@@ -1277,7 +963,7 @@
               <w:rPr>
                 <w:sz w:val="18"/>
               </w:rPr>
-              <w:t>639</w:t>
+              <w:t>Entropy</w:t>
             </w:r>
           </w:p>
         </w:tc>
@@ -1290,7 +976,7 @@
               <w:rPr>
                 <w:sz w:val="18"/>
               </w:rPr>
-              <w:t>64.04</w:t>
+              <w:t>+0.406 [+0.375, +0.438]</w:t>
             </w:r>
           </w:p>
         </w:tc>
@@ -1303,7 +989,7 @@
               <w:rPr>
                 <w:sz w:val="18"/>
               </w:rPr>
-              <w:t>63.89</w:t>
+              <w:t>+0.90 (large)</w:t>
             </w:r>
           </w:p>
         </w:tc>
@@ -1316,7 +1002,7 @@
               <w:rPr>
                 <w:sz w:val="18"/>
               </w:rPr>
-              <w:t>+0.14 ± 1.89</w:t>
+              <w:t>1.9e-83 ***</w:t>
             </w:r>
           </w:p>
         </w:tc>
@@ -1331,7 +1017,7 @@
               <w:rPr>
                 <w:sz w:val="18"/>
               </w:rPr>
-              <w:t>deep_lowlight</w:t>
+              <w:t>UDCP (baseline)</w:t>
             </w:r>
           </w:p>
         </w:tc>
@@ -1344,7 +1030,7 @@
               <w:rPr>
                 <w:sz w:val="18"/>
               </w:rPr>
-              <w:t>96</w:t>
+              <w:t>UCIQE</w:t>
             </w:r>
           </w:p>
         </w:tc>
@@ -1357,7 +1043,7 @@
               <w:rPr>
                 <w:sz w:val="18"/>
               </w:rPr>
-              <w:t>65.62</w:t>
+              <w:t>-0.122 [-0.125, -0.118]</w:t>
             </w:r>
           </w:p>
         </w:tc>
@@ -1370,7 +1056,7 @@
               <w:rPr>
                 <w:sz w:val="18"/>
               </w:rPr>
-              <w:t>63.48</w:t>
+              <w:t>-1.00 (large)</w:t>
             </w:r>
           </w:p>
         </w:tc>
@@ -1383,7 +1069,7 @@
               <w:rPr>
                 <w:sz w:val="18"/>
               </w:rPr>
-              <w:t>+2.14 ± 5.25</w:t>
+              <w:t>5.4e-102 ***</w:t>
             </w:r>
           </w:p>
         </w:tc>
@@ -1398,7 +1084,7 @@
               <w:rPr>
                 <w:sz w:val="18"/>
               </w:rPr>
-              <w:t>green_turbid</w:t>
+              <w:t>UDCP (baseline)</w:t>
             </w:r>
           </w:p>
         </w:tc>
@@ -1411,7 +1097,7 @@
               <w:rPr>
                 <w:sz w:val="18"/>
               </w:rPr>
-              <w:t>105</w:t>
+              <w:t>UIQM</w:t>
             </w:r>
           </w:p>
         </w:tc>
@@ -1424,7 +1110,7 @@
               <w:rPr>
                 <w:sz w:val="18"/>
               </w:rPr>
-              <w:t>57.65</w:t>
+              <w:t>-0.138 [-0.153, -0.123]</w:t>
             </w:r>
           </w:p>
         </w:tc>
@@ -1437,7 +1123,7 @@
               <w:rPr>
                 <w:sz w:val="18"/>
               </w:rPr>
-              <w:t>56.57</w:t>
+              <w:t>-0.68 (large)</w:t>
             </w:r>
           </w:p>
         </w:tc>
@@ -1450,7 +1136,7 @@
               <w:rPr>
                 <w:sz w:val="18"/>
               </w:rPr>
-              <w:t>+1.08 ± 1.07</w:t>
+              <w:t>7.6e-48 ***</w:t>
             </w:r>
           </w:p>
         </w:tc>
@@ -1465,59 +1151,4187 @@
               <w:rPr>
                 <w:sz w:val="18"/>
               </w:rPr>
+              <w:t>UDCP (baseline)</w:t>
+            </w:r>
+          </w:p>
+        </w:tc>
+        <w:tc>
+          <w:tcPr>
+            <w:tcW w:type="dxa" w:w="1728"/>
+          </w:tcPr>
+          <w:p>
+            <w:r>
+              <w:rPr>
+                <w:sz w:val="18"/>
+              </w:rPr>
+              <w:t>PSNR (dB)</w:t>
+            </w:r>
+          </w:p>
+        </w:tc>
+        <w:tc>
+          <w:tcPr>
+            <w:tcW w:type="dxa" w:w="1728"/>
+          </w:tcPr>
+          <w:p>
+            <w:r>
+              <w:rPr>
+                <w:sz w:val="18"/>
+              </w:rPr>
+              <w:t>+4.88 [+4.59, +5.16]</w:t>
+            </w:r>
+          </w:p>
+        </w:tc>
+        <w:tc>
+          <w:tcPr>
+            <w:tcW w:type="dxa" w:w="1728"/>
+          </w:tcPr>
+          <w:p>
+            <w:r>
+              <w:rPr>
+                <w:sz w:val="18"/>
+              </w:rPr>
+              <w:t>+0.93 (large)</w:t>
+            </w:r>
+          </w:p>
+        </w:tc>
+        <w:tc>
+          <w:tcPr>
+            <w:tcW w:type="dxa" w:w="1728"/>
+          </w:tcPr>
+          <w:p>
+            <w:r>
+              <w:rPr>
+                <w:sz w:val="18"/>
+              </w:rPr>
+              <w:t>1.8e-87 ***</w:t>
+            </w:r>
+          </w:p>
+        </w:tc>
+      </w:tr>
+      <w:tr>
+        <w:tc>
+          <w:tcPr>
+            <w:tcW w:type="dxa" w:w="1728"/>
+          </w:tcPr>
+          <w:p>
+            <w:r>
+              <w:rPr>
+                <w:sz w:val="18"/>
+              </w:rPr>
+              <w:t>UDCP (baseline)</w:t>
+            </w:r>
+          </w:p>
+        </w:tc>
+        <w:tc>
+          <w:tcPr>
+            <w:tcW w:type="dxa" w:w="1728"/>
+          </w:tcPr>
+          <w:p>
+            <w:r>
+              <w:rPr>
+                <w:sz w:val="18"/>
+              </w:rPr>
+              <w:t>SSIM</w:t>
+            </w:r>
+          </w:p>
+        </w:tc>
+        <w:tc>
+          <w:tcPr>
+            <w:tcW w:type="dxa" w:w="1728"/>
+          </w:tcPr>
+          <w:p>
+            <w:r>
+              <w:rPr>
+                <w:sz w:val="18"/>
+              </w:rPr>
+              <w:t>+0.198 [+0.188, +0.208]</w:t>
+            </w:r>
+          </w:p>
+        </w:tc>
+        <w:tc>
+          <w:tcPr>
+            <w:tcW w:type="dxa" w:w="1728"/>
+          </w:tcPr>
+          <w:p>
+            <w:r>
+              <w:rPr>
+                <w:sz w:val="18"/>
+              </w:rPr>
+              <w:t>+0.96 (large)</w:t>
+            </w:r>
+          </w:p>
+        </w:tc>
+        <w:tc>
+          <w:tcPr>
+            <w:tcW w:type="dxa" w:w="1728"/>
+          </w:tcPr>
+          <w:p>
+            <w:r>
+              <w:rPr>
+                <w:sz w:val="18"/>
+              </w:rPr>
+              <w:t>1.5e-94 ***</w:t>
+            </w:r>
+          </w:p>
+        </w:tc>
+      </w:tr>
+      <w:tr>
+        <w:tc>
+          <w:tcPr>
+            <w:tcW w:type="dxa" w:w="1728"/>
+          </w:tcPr>
+          <w:p>
+            <w:r>
+              <w:rPr>
+                <w:sz w:val="18"/>
+              </w:rPr>
+              <w:t>Conventional HE (baseline)</w:t>
+            </w:r>
+          </w:p>
+        </w:tc>
+        <w:tc>
+          <w:tcPr>
+            <w:tcW w:type="dxa" w:w="1728"/>
+          </w:tcPr>
+          <w:p>
+            <w:r>
+              <w:rPr>
+                <w:sz w:val="18"/>
+              </w:rPr>
+              <w:t>Entropy</w:t>
+            </w:r>
+          </w:p>
+        </w:tc>
+        <w:tc>
+          <w:tcPr>
+            <w:tcW w:type="dxa" w:w="1728"/>
+          </w:tcPr>
+          <w:p>
+            <w:r>
+              <w:rPr>
+                <w:sz w:val="18"/>
+              </w:rPr>
+              <w:t>-0.622 [-0.647, -0.597]</w:t>
+            </w:r>
+          </w:p>
+        </w:tc>
+        <w:tc>
+          <w:tcPr>
+            <w:tcW w:type="dxa" w:w="1728"/>
+          </w:tcPr>
+          <w:p>
+            <w:r>
+              <w:rPr>
+                <w:sz w:val="18"/>
+              </w:rPr>
+              <w:t>-1.00 (large)</w:t>
+            </w:r>
+          </w:p>
+        </w:tc>
+        <w:tc>
+          <w:tcPr>
+            <w:tcW w:type="dxa" w:w="1728"/>
+          </w:tcPr>
+          <w:p>
+            <w:r>
+              <w:rPr>
+                <w:sz w:val="18"/>
+              </w:rPr>
+              <w:t>5.6e-102 ***</w:t>
+            </w:r>
+          </w:p>
+        </w:tc>
+      </w:tr>
+      <w:tr>
+        <w:tc>
+          <w:tcPr>
+            <w:tcW w:type="dxa" w:w="1728"/>
+          </w:tcPr>
+          <w:p>
+            <w:r>
+              <w:rPr>
+                <w:sz w:val="18"/>
+              </w:rPr>
+              <w:t>Conventional HE (baseline)</w:t>
+            </w:r>
+          </w:p>
+        </w:tc>
+        <w:tc>
+          <w:tcPr>
+            <w:tcW w:type="dxa" w:w="1728"/>
+          </w:tcPr>
+          <w:p>
+            <w:r>
+              <w:rPr>
+                <w:sz w:val="18"/>
+              </w:rPr>
+              <w:t>UCIQE</w:t>
+            </w:r>
+          </w:p>
+        </w:tc>
+        <w:tc>
+          <w:tcPr>
+            <w:tcW w:type="dxa" w:w="1728"/>
+          </w:tcPr>
+          <w:p>
+            <w:r>
+              <w:rPr>
+                <w:sz w:val="18"/>
+              </w:rPr>
+              <w:t>-0.137 [-0.143, -0.132]</w:t>
+            </w:r>
+          </w:p>
+        </w:tc>
+        <w:tc>
+          <w:tcPr>
+            <w:tcW w:type="dxa" w:w="1728"/>
+          </w:tcPr>
+          <w:p>
+            <w:r>
+              <w:rPr>
+                <w:sz w:val="18"/>
+              </w:rPr>
+              <w:t>-1.00 (large)</w:t>
+            </w:r>
+          </w:p>
+        </w:tc>
+        <w:tc>
+          <w:tcPr>
+            <w:tcW w:type="dxa" w:w="1728"/>
+          </w:tcPr>
+          <w:p>
+            <w:r>
+              <w:rPr>
+                <w:sz w:val="18"/>
+              </w:rPr>
+              <w:t>7.0e-102 ***</w:t>
+            </w:r>
+          </w:p>
+        </w:tc>
+      </w:tr>
+      <w:tr>
+        <w:tc>
+          <w:tcPr>
+            <w:tcW w:type="dxa" w:w="1728"/>
+          </w:tcPr>
+          <w:p>
+            <w:r>
+              <w:rPr>
+                <w:sz w:val="18"/>
+              </w:rPr>
+              <w:t>Conventional HE (baseline)</w:t>
+            </w:r>
+          </w:p>
+        </w:tc>
+        <w:tc>
+          <w:tcPr>
+            <w:tcW w:type="dxa" w:w="1728"/>
+          </w:tcPr>
+          <w:p>
+            <w:r>
+              <w:rPr>
+                <w:sz w:val="18"/>
+              </w:rPr>
+              <w:t>UIQM</w:t>
+            </w:r>
+          </w:p>
+        </w:tc>
+        <w:tc>
+          <w:tcPr>
+            <w:tcW w:type="dxa" w:w="1728"/>
+          </w:tcPr>
+          <w:p>
+            <w:r>
+              <w:rPr>
+                <w:sz w:val="18"/>
+              </w:rPr>
+              <w:t>-0.402 [-0.435, -0.369]</w:t>
+            </w:r>
+          </w:p>
+        </w:tc>
+        <w:tc>
+          <w:tcPr>
+            <w:tcW w:type="dxa" w:w="1728"/>
+          </w:tcPr>
+          <w:p>
+            <w:r>
+              <w:rPr>
+                <w:sz w:val="18"/>
+              </w:rPr>
+              <w:t>-0.83 (large)</w:t>
+            </w:r>
+          </w:p>
+        </w:tc>
+        <w:tc>
+          <w:tcPr>
+            <w:tcW w:type="dxa" w:w="1728"/>
+          </w:tcPr>
+          <w:p>
+            <w:r>
+              <w:rPr>
+                <w:sz w:val="18"/>
+              </w:rPr>
+              <w:t>1.4e-70 ***</w:t>
+            </w:r>
+          </w:p>
+        </w:tc>
+      </w:tr>
+      <w:tr>
+        <w:tc>
+          <w:tcPr>
+            <w:tcW w:type="dxa" w:w="1728"/>
+          </w:tcPr>
+          <w:p>
+            <w:r>
+              <w:rPr>
+                <w:sz w:val="18"/>
+              </w:rPr>
+              <w:t>Conventional HE (baseline)</w:t>
+            </w:r>
+          </w:p>
+        </w:tc>
+        <w:tc>
+          <w:tcPr>
+            <w:tcW w:type="dxa" w:w="1728"/>
+          </w:tcPr>
+          <w:p>
+            <w:r>
+              <w:rPr>
+                <w:sz w:val="18"/>
+              </w:rPr>
+              <w:t>PSNR (dB)</w:t>
+            </w:r>
+          </w:p>
+        </w:tc>
+        <w:tc>
+          <w:tcPr>
+            <w:tcW w:type="dxa" w:w="1728"/>
+          </w:tcPr>
+          <w:p>
+            <w:r>
+              <w:rPr>
+                <w:sz w:val="18"/>
+              </w:rPr>
+              <w:t>+1.50 [+1.17, +1.81]</w:t>
+            </w:r>
+          </w:p>
+        </w:tc>
+        <w:tc>
+          <w:tcPr>
+            <w:tcW w:type="dxa" w:w="1728"/>
+          </w:tcPr>
+          <w:p>
+            <w:r>
+              <w:rPr>
+                <w:sz w:val="18"/>
+              </w:rPr>
+              <w:t>+0.40 (medium)</w:t>
+            </w:r>
+          </w:p>
+        </w:tc>
+        <w:tc>
+          <w:tcPr>
+            <w:tcW w:type="dxa" w:w="1728"/>
+          </w:tcPr>
+          <w:p>
+            <w:r>
+              <w:rPr>
+                <w:sz w:val="18"/>
+              </w:rPr>
+              <w:t>5.1e-17 ***</w:t>
+            </w:r>
+          </w:p>
+        </w:tc>
+      </w:tr>
+      <w:tr>
+        <w:tc>
+          <w:tcPr>
+            <w:tcW w:type="dxa" w:w="1728"/>
+          </w:tcPr>
+          <w:p>
+            <w:r>
+              <w:rPr>
+                <w:sz w:val="18"/>
+              </w:rPr>
+              <w:t>Conventional HE (baseline)</w:t>
+            </w:r>
+          </w:p>
+        </w:tc>
+        <w:tc>
+          <w:tcPr>
+            <w:tcW w:type="dxa" w:w="1728"/>
+          </w:tcPr>
+          <w:p>
+            <w:r>
+              <w:rPr>
+                <w:sz w:val="18"/>
+              </w:rPr>
+              <w:t>SSIM</w:t>
+            </w:r>
+          </w:p>
+        </w:tc>
+        <w:tc>
+          <w:tcPr>
+            <w:tcW w:type="dxa" w:w="1728"/>
+          </w:tcPr>
+          <w:p>
+            <w:r>
+              <w:rPr>
+                <w:sz w:val="18"/>
+              </w:rPr>
+              <w:t>+0.073 [+0.063, +0.082]</w:t>
+            </w:r>
+          </w:p>
+        </w:tc>
+        <w:tc>
+          <w:tcPr>
+            <w:tcW w:type="dxa" w:w="1728"/>
+          </w:tcPr>
+          <w:p>
+            <w:r>
+              <w:rPr>
+                <w:sz w:val="18"/>
+              </w:rPr>
+              <w:t>+0.63 (large)</w:t>
+            </w:r>
+          </w:p>
+        </w:tc>
+        <w:tc>
+          <w:tcPr>
+            <w:tcW w:type="dxa" w:w="1728"/>
+          </w:tcPr>
+          <w:p>
+            <w:r>
+              <w:rPr>
+                <w:sz w:val="18"/>
+              </w:rPr>
+              <w:t>2.4e-41 ***</w:t>
+            </w:r>
+          </w:p>
+        </w:tc>
+      </w:tr>
+      <w:tr>
+        <w:tc>
+          <w:tcPr>
+            <w:tcW w:type="dxa" w:w="1728"/>
+          </w:tcPr>
+          <w:p>
+            <w:r>
+              <w:rPr>
+                <w:sz w:val="18"/>
+              </w:rPr>
+              <w:t>CLAHE-only (baseline)</w:t>
+            </w:r>
+          </w:p>
+        </w:tc>
+        <w:tc>
+          <w:tcPr>
+            <w:tcW w:type="dxa" w:w="1728"/>
+          </w:tcPr>
+          <w:p>
+            <w:r>
+              <w:rPr>
+                <w:sz w:val="18"/>
+              </w:rPr>
+              <w:t>Entropy</w:t>
+            </w:r>
+          </w:p>
+        </w:tc>
+        <w:tc>
+          <w:tcPr>
+            <w:tcW w:type="dxa" w:w="1728"/>
+          </w:tcPr>
+          <w:p>
+            <w:r>
+              <w:rPr>
+                <w:sz w:val="18"/>
+              </w:rPr>
+              <w:t>-0.084 [-0.101, -0.067]</w:t>
+            </w:r>
+          </w:p>
+        </w:tc>
+        <w:tc>
+          <w:tcPr>
+            <w:tcW w:type="dxa" w:w="1728"/>
+          </w:tcPr>
+          <w:p>
+            <w:r>
+              <w:rPr>
+                <w:sz w:val="18"/>
+              </w:rPr>
+              <w:t>-0.52 (large)</w:t>
+            </w:r>
+          </w:p>
+        </w:tc>
+        <w:tc>
+          <w:tcPr>
+            <w:tcW w:type="dxa" w:w="1728"/>
+          </w:tcPr>
+          <w:p>
+            <w:r>
+              <w:rPr>
+                <w:sz w:val="18"/>
+              </w:rPr>
+              <w:t>1.5e-28 ***</w:t>
+            </w:r>
+          </w:p>
+        </w:tc>
+      </w:tr>
+      <w:tr>
+        <w:tc>
+          <w:tcPr>
+            <w:tcW w:type="dxa" w:w="1728"/>
+          </w:tcPr>
+          <w:p>
+            <w:r>
+              <w:rPr>
+                <w:sz w:val="18"/>
+              </w:rPr>
+              <w:t>CLAHE-only (baseline)</w:t>
+            </w:r>
+          </w:p>
+        </w:tc>
+        <w:tc>
+          <w:tcPr>
+            <w:tcW w:type="dxa" w:w="1728"/>
+          </w:tcPr>
+          <w:p>
+            <w:r>
+              <w:rPr>
+                <w:sz w:val="18"/>
+              </w:rPr>
+              <w:t>UCIQE</w:t>
+            </w:r>
+          </w:p>
+        </w:tc>
+        <w:tc>
+          <w:tcPr>
+            <w:tcW w:type="dxa" w:w="1728"/>
+          </w:tcPr>
+          <w:p>
+            <w:r>
+              <w:rPr>
+                <w:sz w:val="18"/>
+              </w:rPr>
+              <w:t>-0.051 [-0.054, -0.048]</w:t>
+            </w:r>
+          </w:p>
+        </w:tc>
+        <w:tc>
+          <w:tcPr>
+            <w:tcW w:type="dxa" w:w="1728"/>
+          </w:tcPr>
+          <w:p>
+            <w:r>
+              <w:rPr>
+                <w:sz w:val="18"/>
+              </w:rPr>
+              <w:t>-0.96 (large)</w:t>
+            </w:r>
+          </w:p>
+        </w:tc>
+        <w:tc>
+          <w:tcPr>
+            <w:tcW w:type="dxa" w:w="1728"/>
+          </w:tcPr>
+          <w:p>
+            <w:r>
+              <w:rPr>
+                <w:sz w:val="18"/>
+              </w:rPr>
+              <w:t>6.6e-95 ***</w:t>
+            </w:r>
+          </w:p>
+        </w:tc>
+      </w:tr>
+      <w:tr>
+        <w:tc>
+          <w:tcPr>
+            <w:tcW w:type="dxa" w:w="1728"/>
+          </w:tcPr>
+          <w:p>
+            <w:r>
+              <w:rPr>
+                <w:sz w:val="18"/>
+              </w:rPr>
+              <w:t>CLAHE-only (baseline)</w:t>
+            </w:r>
+          </w:p>
+        </w:tc>
+        <w:tc>
+          <w:tcPr>
+            <w:tcW w:type="dxa" w:w="1728"/>
+          </w:tcPr>
+          <w:p>
+            <w:r>
+              <w:rPr>
+                <w:sz w:val="18"/>
+              </w:rPr>
+              <w:t>UIQM</w:t>
+            </w:r>
+          </w:p>
+        </w:tc>
+        <w:tc>
+          <w:tcPr>
+            <w:tcW w:type="dxa" w:w="1728"/>
+          </w:tcPr>
+          <w:p>
+            <w:r>
+              <w:rPr>
+                <w:sz w:val="18"/>
+              </w:rPr>
+              <w:t>-0.041 [-0.055, -0.027]</w:t>
+            </w:r>
+          </w:p>
+        </w:tc>
+        <w:tc>
+          <w:tcPr>
+            <w:tcW w:type="dxa" w:w="1728"/>
+          </w:tcPr>
+          <w:p>
+            <w:r>
+              <w:rPr>
+                <w:sz w:val="18"/>
+              </w:rPr>
+              <w:t>-0.22 (small)</w:t>
+            </w:r>
+          </w:p>
+        </w:tc>
+        <w:tc>
+          <w:tcPr>
+            <w:tcW w:type="dxa" w:w="1728"/>
+          </w:tcPr>
+          <w:p>
+            <w:r>
+              <w:rPr>
+                <w:sz w:val="18"/>
+              </w:rPr>
+              <w:t>1.2e-05 ***</w:t>
+            </w:r>
+          </w:p>
+        </w:tc>
+      </w:tr>
+      <w:tr>
+        <w:tc>
+          <w:tcPr>
+            <w:tcW w:type="dxa" w:w="1728"/>
+          </w:tcPr>
+          <w:p>
+            <w:r>
+              <w:rPr>
+                <w:sz w:val="18"/>
+              </w:rPr>
+              <w:t>CLAHE-only (baseline)</w:t>
+            </w:r>
+          </w:p>
+        </w:tc>
+        <w:tc>
+          <w:tcPr>
+            <w:tcW w:type="dxa" w:w="1728"/>
+          </w:tcPr>
+          <w:p>
+            <w:r>
+              <w:rPr>
+                <w:sz w:val="18"/>
+              </w:rPr>
+              <w:t>PSNR (dB)</w:t>
+            </w:r>
+          </w:p>
+        </w:tc>
+        <w:tc>
+          <w:tcPr>
+            <w:tcW w:type="dxa" w:w="1728"/>
+          </w:tcPr>
+          <w:p>
+            <w:r>
+              <w:rPr>
+                <w:sz w:val="18"/>
+              </w:rPr>
+              <w:t>-0.45 [-0.72, -0.19]</w:t>
+            </w:r>
+          </w:p>
+        </w:tc>
+        <w:tc>
+          <w:tcPr>
+            <w:tcW w:type="dxa" w:w="1728"/>
+          </w:tcPr>
+          <w:p>
+            <w:r>
+              <w:rPr>
+                <w:sz w:val="18"/>
+              </w:rPr>
+              <w:t>-0.16 (small)</w:t>
+            </w:r>
+          </w:p>
+        </w:tc>
+        <w:tc>
+          <w:tcPr>
+            <w:tcW w:type="dxa" w:w="1728"/>
+          </w:tcPr>
+          <w:p>
+            <w:r>
+              <w:rPr>
+                <w:sz w:val="18"/>
+              </w:rPr>
+              <w:t>2.4e-03 **</w:t>
+            </w:r>
+          </w:p>
+        </w:tc>
+      </w:tr>
+      <w:tr>
+        <w:tc>
+          <w:tcPr>
+            <w:tcW w:type="dxa" w:w="1728"/>
+          </w:tcPr>
+          <w:p>
+            <w:r>
+              <w:rPr>
+                <w:sz w:val="18"/>
+              </w:rPr>
+              <w:t>CLAHE-only (baseline)</w:t>
+            </w:r>
+          </w:p>
+        </w:tc>
+        <w:tc>
+          <w:tcPr>
+            <w:tcW w:type="dxa" w:w="1728"/>
+          </w:tcPr>
+          <w:p>
+            <w:r>
+              <w:rPr>
+                <w:sz w:val="18"/>
+              </w:rPr>
+              <w:t>SSIM</w:t>
+            </w:r>
+          </w:p>
+        </w:tc>
+        <w:tc>
+          <w:tcPr>
+            <w:tcW w:type="dxa" w:w="1728"/>
+          </w:tcPr>
+          <w:p>
+            <w:r>
+              <w:rPr>
+                <w:sz w:val="18"/>
+              </w:rPr>
+              <w:t>+0.014 [+0.008, +0.020]</w:t>
+            </w:r>
+          </w:p>
+        </w:tc>
+        <w:tc>
+          <w:tcPr>
+            <w:tcW w:type="dxa" w:w="1728"/>
+          </w:tcPr>
+          <w:p>
+            <w:r>
+              <w:rPr>
+                <w:sz w:val="18"/>
+              </w:rPr>
+              <w:t>+0.21 (small)</w:t>
+            </w:r>
+          </w:p>
+        </w:tc>
+        <w:tc>
+          <w:tcPr>
+            <w:tcW w:type="dxa" w:w="1728"/>
+          </w:tcPr>
+          <w:p>
+            <w:r>
+              <w:rPr>
+                <w:sz w:val="18"/>
+              </w:rPr>
+              <w:t>4.1e-05 ***</w:t>
+            </w:r>
+          </w:p>
+        </w:tc>
+      </w:tr>
+      <w:tr>
+        <w:tc>
+          <w:tcPr>
+            <w:tcW w:type="dxa" w:w="1728"/>
+          </w:tcPr>
+          <w:p>
+            <w:r>
+              <w:rPr>
+                <w:sz w:val="18"/>
+              </w:rPr>
+              <w:t>Hybrid — neither module</w:t>
+            </w:r>
+          </w:p>
+        </w:tc>
+        <w:tc>
+          <w:tcPr>
+            <w:tcW w:type="dxa" w:w="1728"/>
+          </w:tcPr>
+          <w:p>
+            <w:r>
+              <w:rPr>
+                <w:sz w:val="18"/>
+              </w:rPr>
+              <w:t>Entropy</w:t>
+            </w:r>
+          </w:p>
+        </w:tc>
+        <w:tc>
+          <w:tcPr>
+            <w:tcW w:type="dxa" w:w="1728"/>
+          </w:tcPr>
+          <w:p>
+            <w:r>
+              <w:rPr>
+                <w:sz w:val="18"/>
+              </w:rPr>
+              <w:t>-0.019 [-0.028, -0.009]</w:t>
+            </w:r>
+          </w:p>
+        </w:tc>
+        <w:tc>
+          <w:tcPr>
+            <w:tcW w:type="dxa" w:w="1728"/>
+          </w:tcPr>
+          <w:p>
+            <w:r>
+              <w:rPr>
+                <w:sz w:val="18"/>
+              </w:rPr>
+              <w:t>-0.52 (large)</w:t>
+            </w:r>
+          </w:p>
+        </w:tc>
+        <w:tc>
+          <w:tcPr>
+            <w:tcW w:type="dxa" w:w="1728"/>
+          </w:tcPr>
+          <w:p>
+            <w:r>
+              <w:rPr>
+                <w:sz w:val="18"/>
+              </w:rPr>
+              <w:t>1.5e-28 ***</w:t>
+            </w:r>
+          </w:p>
+        </w:tc>
+      </w:tr>
+      <w:tr>
+        <w:tc>
+          <w:tcPr>
+            <w:tcW w:type="dxa" w:w="1728"/>
+          </w:tcPr>
+          <w:p>
+            <w:r>
+              <w:rPr>
+                <w:sz w:val="18"/>
+              </w:rPr>
+              <w:t>Hybrid — neither module</w:t>
+            </w:r>
+          </w:p>
+        </w:tc>
+        <w:tc>
+          <w:tcPr>
+            <w:tcW w:type="dxa" w:w="1728"/>
+          </w:tcPr>
+          <w:p>
+            <w:r>
+              <w:rPr>
+                <w:sz w:val="18"/>
+              </w:rPr>
+              <w:t>UCIQE</w:t>
+            </w:r>
+          </w:p>
+        </w:tc>
+        <w:tc>
+          <w:tcPr>
+            <w:tcW w:type="dxa" w:w="1728"/>
+          </w:tcPr>
+          <w:p>
+            <w:r>
+              <w:rPr>
+                <w:sz w:val="18"/>
+              </w:rPr>
+              <w:t>-0.001 [-0.002, +0.000]</w:t>
+            </w:r>
+          </w:p>
+        </w:tc>
+        <w:tc>
+          <w:tcPr>
+            <w:tcW w:type="dxa" w:w="1728"/>
+          </w:tcPr>
+          <w:p>
+            <w:r>
+              <w:rPr>
+                <w:sz w:val="18"/>
+              </w:rPr>
+              <w:t>-0.05 (negligible)</w:t>
+            </w:r>
+          </w:p>
+        </w:tc>
+        <w:tc>
+          <w:tcPr>
+            <w:tcW w:type="dxa" w:w="1728"/>
+          </w:tcPr>
+          <w:p>
+            <w:r>
+              <w:rPr>
+                <w:sz w:val="18"/>
+              </w:rPr>
+              <w:t>2.5e-01 ns</w:t>
+            </w:r>
+          </w:p>
+        </w:tc>
+      </w:tr>
+      <w:tr>
+        <w:tc>
+          <w:tcPr>
+            <w:tcW w:type="dxa" w:w="1728"/>
+          </w:tcPr>
+          <w:p>
+            <w:r>
+              <w:rPr>
+                <w:sz w:val="18"/>
+              </w:rPr>
+              <w:t>Hybrid — neither module</w:t>
+            </w:r>
+          </w:p>
+        </w:tc>
+        <w:tc>
+          <w:tcPr>
+            <w:tcW w:type="dxa" w:w="1728"/>
+          </w:tcPr>
+          <w:p>
+            <w:r>
+              <w:rPr>
+                <w:sz w:val="18"/>
+              </w:rPr>
+              <w:t>UIQM</w:t>
+            </w:r>
+          </w:p>
+        </w:tc>
+        <w:tc>
+          <w:tcPr>
+            <w:tcW w:type="dxa" w:w="1728"/>
+          </w:tcPr>
+          <w:p>
+            <w:r>
+              <w:rPr>
+                <w:sz w:val="18"/>
+              </w:rPr>
+              <w:t>-0.075 [-0.080, -0.070]</w:t>
+            </w:r>
+          </w:p>
+        </w:tc>
+        <w:tc>
+          <w:tcPr>
+            <w:tcW w:type="dxa" w:w="1728"/>
+          </w:tcPr>
+          <w:p>
+            <w:r>
+              <w:rPr>
+                <w:sz w:val="18"/>
+              </w:rPr>
+              <w:t>-0.98 (large)</w:t>
+            </w:r>
+          </w:p>
+        </w:tc>
+        <w:tc>
+          <w:tcPr>
+            <w:tcW w:type="dxa" w:w="1728"/>
+          </w:tcPr>
+          <w:p>
+            <w:r>
+              <w:rPr>
+                <w:sz w:val="18"/>
+              </w:rPr>
+              <w:t>3.5e-98 ***</w:t>
+            </w:r>
+          </w:p>
+        </w:tc>
+      </w:tr>
+      <w:tr>
+        <w:tc>
+          <w:tcPr>
+            <w:tcW w:type="dxa" w:w="1728"/>
+          </w:tcPr>
+          <w:p>
+            <w:r>
+              <w:rPr>
+                <w:sz w:val="18"/>
+              </w:rPr>
+              <w:t>Hybrid — neither module</w:t>
+            </w:r>
+          </w:p>
+        </w:tc>
+        <w:tc>
+          <w:tcPr>
+            <w:tcW w:type="dxa" w:w="1728"/>
+          </w:tcPr>
+          <w:p>
+            <w:r>
+              <w:rPr>
+                <w:sz w:val="18"/>
+              </w:rPr>
+              <w:t>PSNR (dB)</w:t>
+            </w:r>
+          </w:p>
+        </w:tc>
+        <w:tc>
+          <w:tcPr>
+            <w:tcW w:type="dxa" w:w="1728"/>
+          </w:tcPr>
+          <w:p>
+            <w:r>
+              <w:rPr>
+                <w:sz w:val="18"/>
+              </w:rPr>
+              <w:t>+0.18 [+0.11, +0.25]</w:t>
+            </w:r>
+          </w:p>
+        </w:tc>
+        <w:tc>
+          <w:tcPr>
+            <w:tcW w:type="dxa" w:w="1728"/>
+          </w:tcPr>
+          <w:p>
+            <w:r>
+              <w:rPr>
+                <w:sz w:val="18"/>
+              </w:rPr>
+              <w:t>+0.25 (small)</w:t>
+            </w:r>
+          </w:p>
+        </w:tc>
+        <w:tc>
+          <w:tcPr>
+            <w:tcW w:type="dxa" w:w="1728"/>
+          </w:tcPr>
+          <w:p>
+            <w:r>
+              <w:rPr>
+                <w:sz w:val="18"/>
+              </w:rPr>
+              <w:t>4.2e-07 ***</w:t>
+            </w:r>
+          </w:p>
+        </w:tc>
+      </w:tr>
+      <w:tr>
+        <w:tc>
+          <w:tcPr>
+            <w:tcW w:type="dxa" w:w="1728"/>
+          </w:tcPr>
+          <w:p>
+            <w:r>
+              <w:rPr>
+                <w:sz w:val="18"/>
+              </w:rPr>
+              <w:t>Hybrid — neither module</w:t>
+            </w:r>
+          </w:p>
+        </w:tc>
+        <w:tc>
+          <w:tcPr>
+            <w:tcW w:type="dxa" w:w="1728"/>
+          </w:tcPr>
+          <w:p>
+            <w:r>
+              <w:rPr>
+                <w:sz w:val="18"/>
+              </w:rPr>
+              <w:t>SSIM</w:t>
+            </w:r>
+          </w:p>
+        </w:tc>
+        <w:tc>
+          <w:tcPr>
+            <w:tcW w:type="dxa" w:w="1728"/>
+          </w:tcPr>
+          <w:p>
+            <w:r>
+              <w:rPr>
+                <w:sz w:val="18"/>
+              </w:rPr>
+              <w:t>+0.009 [+0.007, +0.012]</w:t>
+            </w:r>
+          </w:p>
+        </w:tc>
+        <w:tc>
+          <w:tcPr>
+            <w:tcW w:type="dxa" w:w="1728"/>
+          </w:tcPr>
+          <w:p>
+            <w:r>
+              <w:rPr>
+                <w:sz w:val="18"/>
+              </w:rPr>
+              <w:t>+0.41 (medium)</w:t>
+            </w:r>
+          </w:p>
+        </w:tc>
+        <w:tc>
+          <w:tcPr>
+            <w:tcW w:type="dxa" w:w="1728"/>
+          </w:tcPr>
+          <w:p>
+            <w:r>
+              <w:rPr>
+                <w:sz w:val="18"/>
+              </w:rPr>
+              <w:t>5.4e-18 ***</w:t>
+            </w:r>
+          </w:p>
+        </w:tc>
+      </w:tr>
+      <w:tr>
+        <w:tc>
+          <w:tcPr>
+            <w:tcW w:type="dxa" w:w="1728"/>
+          </w:tcPr>
+          <w:p>
+            <w:r>
+              <w:rPr>
+                <w:sz w:val="18"/>
+              </w:rPr>
+              <w:t>Hybrid — Module 7 only</w:t>
+            </w:r>
+          </w:p>
+        </w:tc>
+        <w:tc>
+          <w:tcPr>
+            <w:tcW w:type="dxa" w:w="1728"/>
+          </w:tcPr>
+          <w:p>
+            <w:r>
+              <w:rPr>
+                <w:sz w:val="18"/>
+              </w:rPr>
+              <w:t>Entropy</w:t>
+            </w:r>
+          </w:p>
+        </w:tc>
+        <w:tc>
+          <w:tcPr>
+            <w:tcW w:type="dxa" w:w="1728"/>
+          </w:tcPr>
+          <w:p>
+            <w:r>
+              <w:rPr>
+                <w:sz w:val="18"/>
+              </w:rPr>
+              <w:t>-0.016 [-0.023, -0.009]</w:t>
+            </w:r>
+          </w:p>
+        </w:tc>
+        <w:tc>
+          <w:tcPr>
+            <w:tcW w:type="dxa" w:w="1728"/>
+          </w:tcPr>
+          <w:p>
+            <w:r>
+              <w:rPr>
+                <w:sz w:val="18"/>
+              </w:rPr>
+              <w:t>-0.57 (large)</w:t>
+            </w:r>
+          </w:p>
+        </w:tc>
+        <w:tc>
+          <w:tcPr>
+            <w:tcW w:type="dxa" w:w="1728"/>
+          </w:tcPr>
+          <w:p>
+            <w:r>
+              <w:rPr>
+                <w:sz w:val="18"/>
+              </w:rPr>
+              <w:t>1.9e-27 ***</w:t>
+            </w:r>
+          </w:p>
+        </w:tc>
+      </w:tr>
+      <w:tr>
+        <w:tc>
+          <w:tcPr>
+            <w:tcW w:type="dxa" w:w="1728"/>
+          </w:tcPr>
+          <w:p>
+            <w:r>
+              <w:rPr>
+                <w:sz w:val="18"/>
+              </w:rPr>
+              <w:t>Hybrid — Module 7 only</w:t>
+            </w:r>
+          </w:p>
+        </w:tc>
+        <w:tc>
+          <w:tcPr>
+            <w:tcW w:type="dxa" w:w="1728"/>
+          </w:tcPr>
+          <w:p>
+            <w:r>
+              <w:rPr>
+                <w:sz w:val="18"/>
+              </w:rPr>
+              <w:t>UCIQE</w:t>
+            </w:r>
+          </w:p>
+        </w:tc>
+        <w:tc>
+          <w:tcPr>
+            <w:tcW w:type="dxa" w:w="1728"/>
+          </w:tcPr>
+          <w:p>
+            <w:r>
+              <w:rPr>
+                <w:sz w:val="18"/>
+              </w:rPr>
+              <w:t>-0.004 [-0.005, -0.003]</w:t>
+            </w:r>
+          </w:p>
+        </w:tc>
+        <w:tc>
+          <w:tcPr>
+            <w:tcW w:type="dxa" w:w="1728"/>
+          </w:tcPr>
+          <w:p>
+            <w:r>
+              <w:rPr>
+                <w:sz w:val="18"/>
+              </w:rPr>
+              <w:t>-0.65 (large)</w:t>
+            </w:r>
+          </w:p>
+        </w:tc>
+        <w:tc>
+          <w:tcPr>
+            <w:tcW w:type="dxa" w:w="1728"/>
+          </w:tcPr>
+          <w:p>
+            <w:r>
+              <w:rPr>
+                <w:sz w:val="18"/>
+              </w:rPr>
+              <w:t>1.8e-35 ***</w:t>
+            </w:r>
+          </w:p>
+        </w:tc>
+      </w:tr>
+      <w:tr>
+        <w:tc>
+          <w:tcPr>
+            <w:tcW w:type="dxa" w:w="1728"/>
+          </w:tcPr>
+          <w:p>
+            <w:r>
+              <w:rPr>
+                <w:sz w:val="18"/>
+              </w:rPr>
+              <w:t>Hybrid — Module 7 only</w:t>
+            </w:r>
+          </w:p>
+        </w:tc>
+        <w:tc>
+          <w:tcPr>
+            <w:tcW w:type="dxa" w:w="1728"/>
+          </w:tcPr>
+          <w:p>
+            <w:r>
+              <w:rPr>
+                <w:sz w:val="18"/>
+              </w:rPr>
+              <w:t>UIQM</w:t>
+            </w:r>
+          </w:p>
+        </w:tc>
+        <w:tc>
+          <w:tcPr>
+            <w:tcW w:type="dxa" w:w="1728"/>
+          </w:tcPr>
+          <w:p>
+            <w:r>
+              <w:rPr>
+                <w:sz w:val="18"/>
+              </w:rPr>
+              <w:t>-0.059 [-0.064, -0.054]</w:t>
+            </w:r>
+          </w:p>
+        </w:tc>
+        <w:tc>
+          <w:tcPr>
+            <w:tcW w:type="dxa" w:w="1728"/>
+          </w:tcPr>
+          <w:p>
+            <w:r>
+              <w:rPr>
+                <w:sz w:val="18"/>
+              </w:rPr>
+              <w:t>-0.99 (large)</w:t>
+            </w:r>
+          </w:p>
+        </w:tc>
+        <w:tc>
+          <w:tcPr>
+            <w:tcW w:type="dxa" w:w="1728"/>
+          </w:tcPr>
+          <w:p>
+            <w:r>
+              <w:rPr>
+                <w:sz w:val="18"/>
+              </w:rPr>
+              <w:t>5.8e-83 ***</w:t>
+            </w:r>
+          </w:p>
+        </w:tc>
+      </w:tr>
+      <w:tr>
+        <w:tc>
+          <w:tcPr>
+            <w:tcW w:type="dxa" w:w="1728"/>
+          </w:tcPr>
+          <w:p>
+            <w:r>
+              <w:rPr>
+                <w:sz w:val="18"/>
+              </w:rPr>
+              <w:t>Hybrid — Module 7 only</w:t>
+            </w:r>
+          </w:p>
+        </w:tc>
+        <w:tc>
+          <w:tcPr>
+            <w:tcW w:type="dxa" w:w="1728"/>
+          </w:tcPr>
+          <w:p>
+            <w:r>
+              <w:rPr>
+                <w:sz w:val="18"/>
+              </w:rPr>
+              <w:t>PSNR (dB)</w:t>
+            </w:r>
+          </w:p>
+        </w:tc>
+        <w:tc>
+          <w:tcPr>
+            <w:tcW w:type="dxa" w:w="1728"/>
+          </w:tcPr>
+          <w:p>
+            <w:r>
+              <w:rPr>
+                <w:sz w:val="18"/>
+              </w:rPr>
+              <w:t>+0.04 [-0.01, +0.09]</w:t>
+            </w:r>
+          </w:p>
+        </w:tc>
+        <w:tc>
+          <w:tcPr>
+            <w:tcW w:type="dxa" w:w="1728"/>
+          </w:tcPr>
+          <w:p>
+            <w:r>
+              <w:rPr>
+                <w:sz w:val="18"/>
+              </w:rPr>
+              <w:t>+0.12 (small)</w:t>
+            </w:r>
+          </w:p>
+        </w:tc>
+        <w:tc>
+          <w:tcPr>
+            <w:tcW w:type="dxa" w:w="1728"/>
+          </w:tcPr>
+          <w:p>
+            <w:r>
+              <w:rPr>
+                <w:sz w:val="18"/>
+              </w:rPr>
+              <w:t>5.6e-02 ns</w:t>
+            </w:r>
+          </w:p>
+        </w:tc>
+      </w:tr>
+      <w:tr>
+        <w:tc>
+          <w:tcPr>
+            <w:tcW w:type="dxa" w:w="1728"/>
+          </w:tcPr>
+          <w:p>
+            <w:r>
+              <w:rPr>
+                <w:sz w:val="18"/>
+              </w:rPr>
+              <w:t>Hybrid — Module 7 only</w:t>
+            </w:r>
+          </w:p>
+        </w:tc>
+        <w:tc>
+          <w:tcPr>
+            <w:tcW w:type="dxa" w:w="1728"/>
+          </w:tcPr>
+          <w:p>
+            <w:r>
+              <w:rPr>
+                <w:sz w:val="18"/>
+              </w:rPr>
+              <w:t>SSIM</w:t>
+            </w:r>
+          </w:p>
+        </w:tc>
+        <w:tc>
+          <w:tcPr>
+            <w:tcW w:type="dxa" w:w="1728"/>
+          </w:tcPr>
+          <w:p>
+            <w:r>
+              <w:rPr>
+                <w:sz w:val="18"/>
+              </w:rPr>
+              <w:t>+0.004 [+0.002, +0.005]</w:t>
+            </w:r>
+          </w:p>
+        </w:tc>
+        <w:tc>
+          <w:tcPr>
+            <w:tcW w:type="dxa" w:w="1728"/>
+          </w:tcPr>
+          <w:p>
+            <w:r>
+              <w:rPr>
+                <w:sz w:val="18"/>
+              </w:rPr>
+              <w:t>+0.31 (medium)</w:t>
+            </w:r>
+          </w:p>
+        </w:tc>
+        <w:tc>
+          <w:tcPr>
+            <w:tcW w:type="dxa" w:w="1728"/>
+          </w:tcPr>
+          <w:p>
+            <w:r>
+              <w:rPr>
+                <w:sz w:val="18"/>
+              </w:rPr>
+              <w:t>1.0e-08 ***</w:t>
+            </w:r>
+          </w:p>
+        </w:tc>
+      </w:tr>
+      <w:tr>
+        <w:tc>
+          <w:tcPr>
+            <w:tcW w:type="dxa" w:w="1728"/>
+          </w:tcPr>
+          <w:p>
+            <w:r>
+              <w:rPr>
+                <w:sz w:val="18"/>
+              </w:rPr>
+              <w:t>Hybrid — Module 5 only</w:t>
+            </w:r>
+          </w:p>
+        </w:tc>
+        <w:tc>
+          <w:tcPr>
+            <w:tcW w:type="dxa" w:w="1728"/>
+          </w:tcPr>
+          <w:p>
+            <w:r>
+              <w:rPr>
+                <w:sz w:val="18"/>
+              </w:rPr>
+              <w:t>Entropy</w:t>
+            </w:r>
+          </w:p>
+        </w:tc>
+        <w:tc>
+          <w:tcPr>
+            <w:tcW w:type="dxa" w:w="1728"/>
+          </w:tcPr>
+          <w:p>
+            <w:r>
+              <w:rPr>
+                <w:sz w:val="18"/>
+              </w:rPr>
+              <w:t>-0.008 [-0.012, -0.005]</w:t>
+            </w:r>
+          </w:p>
+        </w:tc>
+        <w:tc>
+          <w:tcPr>
+            <w:tcW w:type="dxa" w:w="1728"/>
+          </w:tcPr>
+          <w:p>
+            <w:r>
+              <w:rPr>
+                <w:sz w:val="18"/>
+              </w:rPr>
+              <w:t>-0.37 (medium)</w:t>
+            </w:r>
+          </w:p>
+        </w:tc>
+        <w:tc>
+          <w:tcPr>
+            <w:tcW w:type="dxa" w:w="1728"/>
+          </w:tcPr>
+          <w:p>
+            <w:r>
+              <w:rPr>
+                <w:sz w:val="18"/>
+              </w:rPr>
+              <w:t>2.1e-14 ***</w:t>
+            </w:r>
+          </w:p>
+        </w:tc>
+      </w:tr>
+      <w:tr>
+        <w:tc>
+          <w:tcPr>
+            <w:tcW w:type="dxa" w:w="1728"/>
+          </w:tcPr>
+          <w:p>
+            <w:r>
+              <w:rPr>
+                <w:sz w:val="18"/>
+              </w:rPr>
+              <w:t>Hybrid — Module 5 only</w:t>
+            </w:r>
+          </w:p>
+        </w:tc>
+        <w:tc>
+          <w:tcPr>
+            <w:tcW w:type="dxa" w:w="1728"/>
+          </w:tcPr>
+          <w:p>
+            <w:r>
+              <w:rPr>
+                <w:sz w:val="18"/>
+              </w:rPr>
+              <w:t>UCIQE</w:t>
+            </w:r>
+          </w:p>
+        </w:tc>
+        <w:tc>
+          <w:tcPr>
+            <w:tcW w:type="dxa" w:w="1728"/>
+          </w:tcPr>
+          <w:p>
+            <w:r>
+              <w:rPr>
+                <w:sz w:val="18"/>
+              </w:rPr>
+              <w:t>+0.004 [+0.003, +0.004]</w:t>
+            </w:r>
+          </w:p>
+        </w:tc>
+        <w:tc>
+          <w:tcPr>
+            <w:tcW w:type="dxa" w:w="1728"/>
+          </w:tcPr>
+          <w:p>
+            <w:r>
+              <w:rPr>
+                <w:sz w:val="18"/>
+              </w:rPr>
+              <w:t>+0.69 (large)</w:t>
+            </w:r>
+          </w:p>
+        </w:tc>
+        <w:tc>
+          <w:tcPr>
+            <w:tcW w:type="dxa" w:w="1728"/>
+          </w:tcPr>
+          <w:p>
+            <w:r>
+              <w:rPr>
+                <w:sz w:val="18"/>
+              </w:rPr>
+              <w:t>1.9e-48 ***</w:t>
+            </w:r>
+          </w:p>
+        </w:tc>
+      </w:tr>
+      <w:tr>
+        <w:tc>
+          <w:tcPr>
+            <w:tcW w:type="dxa" w:w="1728"/>
+          </w:tcPr>
+          <w:p>
+            <w:r>
+              <w:rPr>
+                <w:sz w:val="18"/>
+              </w:rPr>
+              <w:t>Hybrid — Module 5 only</w:t>
+            </w:r>
+          </w:p>
+        </w:tc>
+        <w:tc>
+          <w:tcPr>
+            <w:tcW w:type="dxa" w:w="1728"/>
+          </w:tcPr>
+          <w:p>
+            <w:r>
+              <w:rPr>
+                <w:sz w:val="18"/>
+              </w:rPr>
+              <w:t>UIQM</w:t>
+            </w:r>
+          </w:p>
+        </w:tc>
+        <w:tc>
+          <w:tcPr>
+            <w:tcW w:type="dxa" w:w="1728"/>
+          </w:tcPr>
+          <w:p>
+            <w:r>
+              <w:rPr>
+                <w:sz w:val="18"/>
+              </w:rPr>
+              <w:t>-0.011 [-0.013, -0.009]</w:t>
+            </w:r>
+          </w:p>
+        </w:tc>
+        <w:tc>
+          <w:tcPr>
+            <w:tcW w:type="dxa" w:w="1728"/>
+          </w:tcPr>
+          <w:p>
+            <w:r>
+              <w:rPr>
+                <w:sz w:val="18"/>
+              </w:rPr>
+              <w:t>-0.50 (medium)</w:t>
+            </w:r>
+          </w:p>
+        </w:tc>
+        <w:tc>
+          <w:tcPr>
+            <w:tcW w:type="dxa" w:w="1728"/>
+          </w:tcPr>
+          <w:p>
+            <w:r>
+              <w:rPr>
+                <w:sz w:val="18"/>
+              </w:rPr>
+              <w:t>1.4e-25 ***</w:t>
+            </w:r>
+          </w:p>
+        </w:tc>
+      </w:tr>
+      <w:tr>
+        <w:tc>
+          <w:tcPr>
+            <w:tcW w:type="dxa" w:w="1728"/>
+          </w:tcPr>
+          <w:p>
+            <w:r>
+              <w:rPr>
+                <w:sz w:val="18"/>
+              </w:rPr>
+              <w:t>Hybrid — Module 5 only</w:t>
+            </w:r>
+          </w:p>
+        </w:tc>
+        <w:tc>
+          <w:tcPr>
+            <w:tcW w:type="dxa" w:w="1728"/>
+          </w:tcPr>
+          <w:p>
+            <w:r>
+              <w:rPr>
+                <w:sz w:val="18"/>
+              </w:rPr>
+              <w:t>PSNR (dB)</w:t>
+            </w:r>
+          </w:p>
+        </w:tc>
+        <w:tc>
+          <w:tcPr>
+            <w:tcW w:type="dxa" w:w="1728"/>
+          </w:tcPr>
+          <w:p>
+            <w:r>
+              <w:rPr>
+                <w:sz w:val="18"/>
+              </w:rPr>
+              <w:t>+0.10 [+0.06, +0.14]</w:t>
+            </w:r>
+          </w:p>
+        </w:tc>
+        <w:tc>
+          <w:tcPr>
+            <w:tcW w:type="dxa" w:w="1728"/>
+          </w:tcPr>
+          <w:p>
+            <w:r>
+              <w:rPr>
+                <w:sz w:val="18"/>
+              </w:rPr>
+              <w:t>+0.20 (small)</w:t>
+            </w:r>
+          </w:p>
+        </w:tc>
+        <w:tc>
+          <w:tcPr>
+            <w:tcW w:type="dxa" w:w="1728"/>
+          </w:tcPr>
+          <w:p>
+            <w:r>
+              <w:rPr>
+                <w:sz w:val="18"/>
+              </w:rPr>
+              <w:t>8.9e-05 ***</w:t>
+            </w:r>
+          </w:p>
+        </w:tc>
+      </w:tr>
+      <w:tr>
+        <w:tc>
+          <w:tcPr>
+            <w:tcW w:type="dxa" w:w="1728"/>
+          </w:tcPr>
+          <w:p>
+            <w:r>
+              <w:rPr>
+                <w:sz w:val="18"/>
+              </w:rPr>
+              <w:t>Hybrid — Module 5 only</w:t>
+            </w:r>
+          </w:p>
+        </w:tc>
+        <w:tc>
+          <w:tcPr>
+            <w:tcW w:type="dxa" w:w="1728"/>
+          </w:tcPr>
+          <w:p>
+            <w:r>
+              <w:rPr>
+                <w:sz w:val="18"/>
+              </w:rPr>
+              <w:t>SSIM</w:t>
+            </w:r>
+          </w:p>
+        </w:tc>
+        <w:tc>
+          <w:tcPr>
+            <w:tcW w:type="dxa" w:w="1728"/>
+          </w:tcPr>
+          <w:p>
+            <w:r>
+              <w:rPr>
+                <w:sz w:val="18"/>
+              </w:rPr>
+              <w:t>+0.004 [+0.003, +0.005]</w:t>
+            </w:r>
+          </w:p>
+        </w:tc>
+        <w:tc>
+          <w:tcPr>
+            <w:tcW w:type="dxa" w:w="1728"/>
+          </w:tcPr>
+          <w:p>
+            <w:r>
+              <w:rPr>
+                <w:sz w:val="18"/>
+              </w:rPr>
+              <w:t>+0.34 (medium)</w:t>
+            </w:r>
+          </w:p>
+        </w:tc>
+        <w:tc>
+          <w:tcPr>
+            <w:tcW w:type="dxa" w:w="1728"/>
+          </w:tcPr>
+          <w:p>
+            <w:r>
+              <w:rPr>
+                <w:sz w:val="18"/>
+              </w:rPr>
+              <w:t>2.1e-12 ***</w:t>
+            </w:r>
+          </w:p>
+        </w:tc>
+      </w:tr>
+      <w:tr>
+        <w:tc>
+          <w:tcPr>
+            <w:tcW w:type="dxa" w:w="1728"/>
+          </w:tcPr>
+          <w:p>
+            <w:r>
+              <w:rPr>
+                <w:sz w:val="18"/>
+              </w:rPr>
+              <w:t>Hybrid — original Module 7 (UCIQE+UIQM search)‡</w:t>
+            </w:r>
+          </w:p>
+        </w:tc>
+        <w:tc>
+          <w:tcPr>
+            <w:tcW w:type="dxa" w:w="1728"/>
+          </w:tcPr>
+          <w:p>
+            <w:r>
+              <w:rPr>
+                <w:sz w:val="18"/>
+              </w:rPr>
+              <w:t>Entropy</w:t>
+            </w:r>
+          </w:p>
+        </w:tc>
+        <w:tc>
+          <w:tcPr>
+            <w:tcW w:type="dxa" w:w="1728"/>
+          </w:tcPr>
+          <w:p>
+            <w:r>
+              <w:rPr>
+                <w:sz w:val="18"/>
+              </w:rPr>
+              <w:t>+0.058 [+0.035, +0.083]</w:t>
+            </w:r>
+          </w:p>
+        </w:tc>
+        <w:tc>
+          <w:tcPr>
+            <w:tcW w:type="dxa" w:w="1728"/>
+          </w:tcPr>
+          <w:p>
+            <w:r>
+              <w:rPr>
+                <w:sz w:val="18"/>
+              </w:rPr>
+              <w:t>+0.11 (small)</w:t>
+            </w:r>
+          </w:p>
+        </w:tc>
+        <w:tc>
+          <w:tcPr>
+            <w:tcW w:type="dxa" w:w="1728"/>
+          </w:tcPr>
+          <w:p>
+            <w:r>
+              <w:rPr>
+                <w:sz w:val="18"/>
+              </w:rPr>
+              <w:t>5.6e-02 ns</w:t>
+            </w:r>
+          </w:p>
+        </w:tc>
+      </w:tr>
+      <w:tr>
+        <w:tc>
+          <w:tcPr>
+            <w:tcW w:type="dxa" w:w="1728"/>
+          </w:tcPr>
+          <w:p>
+            <w:r>
+              <w:rPr>
+                <w:sz w:val="18"/>
+              </w:rPr>
+              <w:t>Hybrid — original Module 7 (UCIQE+UIQM search)‡</w:t>
+            </w:r>
+          </w:p>
+        </w:tc>
+        <w:tc>
+          <w:tcPr>
+            <w:tcW w:type="dxa" w:w="1728"/>
+          </w:tcPr>
+          <w:p>
+            <w:r>
+              <w:rPr>
+                <w:sz w:val="18"/>
+              </w:rPr>
+              <w:t>UCIQE</w:t>
+            </w:r>
+          </w:p>
+        </w:tc>
+        <w:tc>
+          <w:tcPr>
+            <w:tcW w:type="dxa" w:w="1728"/>
+          </w:tcPr>
+          <w:p>
+            <w:r>
+              <w:rPr>
+                <w:sz w:val="18"/>
+              </w:rPr>
+              <w:t>-0.021 [-0.022, -0.019]</w:t>
+            </w:r>
+          </w:p>
+        </w:tc>
+        <w:tc>
+          <w:tcPr>
+            <w:tcW w:type="dxa" w:w="1728"/>
+          </w:tcPr>
+          <w:p>
+            <w:r>
+              <w:rPr>
+                <w:sz w:val="18"/>
+              </w:rPr>
+              <w:t>-0.88 (large)</w:t>
+            </w:r>
+          </w:p>
+        </w:tc>
+        <w:tc>
+          <w:tcPr>
+            <w:tcW w:type="dxa" w:w="1728"/>
+          </w:tcPr>
+          <w:p>
+            <w:r>
+              <w:rPr>
+                <w:sz w:val="18"/>
+              </w:rPr>
+              <w:t>2.3e-79 ***</w:t>
+            </w:r>
+          </w:p>
+        </w:tc>
+      </w:tr>
+      <w:tr>
+        <w:tc>
+          <w:tcPr>
+            <w:tcW w:type="dxa" w:w="1728"/>
+          </w:tcPr>
+          <w:p>
+            <w:r>
+              <w:rPr>
+                <w:sz w:val="18"/>
+              </w:rPr>
+              <w:t>Hybrid — original Module 7 (UCIQE+UIQM search)‡</w:t>
+            </w:r>
+          </w:p>
+        </w:tc>
+        <w:tc>
+          <w:tcPr>
+            <w:tcW w:type="dxa" w:w="1728"/>
+          </w:tcPr>
+          <w:p>
+            <w:r>
+              <w:rPr>
+                <w:sz w:val="18"/>
+              </w:rPr>
+              <w:t>UIQM</w:t>
+            </w:r>
+          </w:p>
+        </w:tc>
+        <w:tc>
+          <w:tcPr>
+            <w:tcW w:type="dxa" w:w="1728"/>
+          </w:tcPr>
+          <w:p>
+            <w:r>
+              <w:rPr>
+                <w:sz w:val="18"/>
+              </w:rPr>
+              <w:t>-0.025 [-0.037, -0.014]</w:t>
+            </w:r>
+          </w:p>
+        </w:tc>
+        <w:tc>
+          <w:tcPr>
+            <w:tcW w:type="dxa" w:w="1728"/>
+          </w:tcPr>
+          <w:p>
+            <w:r>
+              <w:rPr>
+                <w:sz w:val="18"/>
+              </w:rPr>
+              <w:t>-0.10 (negligible)</w:t>
+            </w:r>
+          </w:p>
+        </w:tc>
+        <w:tc>
+          <w:tcPr>
+            <w:tcW w:type="dxa" w:w="1728"/>
+          </w:tcPr>
+          <w:p>
+            <w:r>
+              <w:rPr>
+                <w:sz w:val="18"/>
+              </w:rPr>
+              <w:t>7.5e-02 ns</w:t>
+            </w:r>
+          </w:p>
+        </w:tc>
+      </w:tr>
+      <w:tr>
+        <w:tc>
+          <w:tcPr>
+            <w:tcW w:type="dxa" w:w="1728"/>
+          </w:tcPr>
+          <w:p>
+            <w:r>
+              <w:rPr>
+                <w:sz w:val="18"/>
+              </w:rPr>
+              <w:t>Hybrid — original Module 7 (UCIQE+UIQM search)‡</w:t>
+            </w:r>
+          </w:p>
+        </w:tc>
+        <w:tc>
+          <w:tcPr>
+            <w:tcW w:type="dxa" w:w="1728"/>
+          </w:tcPr>
+          <w:p>
+            <w:r>
+              <w:rPr>
+                <w:sz w:val="18"/>
+              </w:rPr>
+              <w:t>PSNR (dB)</w:t>
+            </w:r>
+          </w:p>
+        </w:tc>
+        <w:tc>
+          <w:tcPr>
+            <w:tcW w:type="dxa" w:w="1728"/>
+          </w:tcPr>
+          <w:p>
+            <w:r>
+              <w:rPr>
+                <w:sz w:val="18"/>
+              </w:rPr>
+              <w:t>+1.56 [+1.39, +1.73]</w:t>
+            </w:r>
+          </w:p>
+        </w:tc>
+        <w:tc>
+          <w:tcPr>
+            <w:tcW w:type="dxa" w:w="1728"/>
+          </w:tcPr>
+          <w:p>
+            <w:r>
+              <w:rPr>
+                <w:sz w:val="18"/>
+              </w:rPr>
+              <w:t>+0.73 (large)</w:t>
+            </w:r>
+          </w:p>
+        </w:tc>
+        <w:tc>
+          <w:tcPr>
+            <w:tcW w:type="dxa" w:w="1728"/>
+          </w:tcPr>
+          <w:p>
+            <w:r>
+              <w:rPr>
+                <w:sz w:val="18"/>
+              </w:rPr>
+              <w:t>8.2e-55 ***</w:t>
+            </w:r>
+          </w:p>
+        </w:tc>
+      </w:tr>
+      <w:tr>
+        <w:tc>
+          <w:tcPr>
+            <w:tcW w:type="dxa" w:w="1728"/>
+          </w:tcPr>
+          <w:p>
+            <w:r>
+              <w:rPr>
+                <w:sz w:val="18"/>
+              </w:rPr>
+              <w:t>Hybrid — original Module 7 (UCIQE+UIQM search)‡</w:t>
+            </w:r>
+          </w:p>
+        </w:tc>
+        <w:tc>
+          <w:tcPr>
+            <w:tcW w:type="dxa" w:w="1728"/>
+          </w:tcPr>
+          <w:p>
+            <w:r>
+              <w:rPr>
+                <w:sz w:val="18"/>
+              </w:rPr>
+              <w:t>SSIM</w:t>
+            </w:r>
+          </w:p>
+        </w:tc>
+        <w:tc>
+          <w:tcPr>
+            <w:tcW w:type="dxa" w:w="1728"/>
+          </w:tcPr>
+          <w:p>
+            <w:r>
+              <w:rPr>
+                <w:sz w:val="18"/>
+              </w:rPr>
+              <w:t>+0.050 [+0.043, +0.058]</w:t>
+            </w:r>
+          </w:p>
+        </w:tc>
+        <w:tc>
+          <w:tcPr>
+            <w:tcW w:type="dxa" w:w="1728"/>
+          </w:tcPr>
+          <w:p>
+            <w:r>
+              <w:rPr>
+                <w:sz w:val="18"/>
+              </w:rPr>
+              <w:t>+0.64 (large)</w:t>
+            </w:r>
+          </w:p>
+        </w:tc>
+        <w:tc>
+          <w:tcPr>
+            <w:tcW w:type="dxa" w:w="1728"/>
+          </w:tcPr>
+          <w:p>
+            <w:r>
+              <w:rPr>
+                <w:sz w:val="18"/>
+              </w:rPr>
+              <w:t>2.0e-42 ***</w:t>
+            </w:r>
+          </w:p>
+        </w:tc>
+      </w:tr>
+    </w:tbl>
+    <w:p>
+      <w:r>
+        <w:br w:type="page"/>
+      </w:r>
+    </w:p>
+    <w:p>
+      <w:pPr>
+        <w:pStyle w:val="Heading2"/>
+      </w:pPr>
+      <w:r>
+        <w:rPr>
+          <w:b/>
+        </w:rPr>
+        <w:t>3. Where the Proposed Method Wins and Loses, and Why</w:t>
+      </w:r>
+    </w:p>
+    <w:p>
+      <w:r>
+        <w:t>Against each baseline, the lists below give only the differences that are significant after Holm correction and non-negligible in effect size:</w:t>
+      </w:r>
+    </w:p>
+    <w:p>
+      <w:pPr>
+        <w:pStyle w:val="ListBullet"/>
+      </w:pPr>
+      <w:r>
+        <w:t>UDCP (baseline) — higher: entropy Δ=+0.406 (r=+0.90, large); PSNR Δ=+4.877 (r=+0.93, large); SSIM Δ=+0.198 (r=+0.96, large). Lower: UCIQE Δ=-0.122 (r=-1.00, large); UIQM Δ=-0.138 (r=-0.68, large).</w:t>
+      </w:r>
+    </w:p>
+    <w:p>
+      <w:pPr>
+        <w:pStyle w:val="ListBullet"/>
+      </w:pPr>
+      <w:r>
+        <w:t>Conventional HE (baseline) — higher: PSNR Δ=+1.504 (r=+0.40, medium); SSIM Δ=+0.073 (r=+0.63, large). Lower: entropy Δ=-0.622 (r=-1.00, large); UCIQE Δ=-0.137 (r=-1.00, large); UIQM Δ=-0.402 (r=-0.83, large).</w:t>
+      </w:r>
+    </w:p>
+    <w:p>
+      <w:pPr>
+        <w:pStyle w:val="ListBullet"/>
+      </w:pPr>
+      <w:r>
+        <w:t>CLAHE-only (baseline) — higher: SSIM Δ=+0.014 (r=+0.21, small). Lower: entropy Δ=-0.084 (r=-0.52, large); UCIQE Δ=-0.051 (r=-0.96, large); UIQM Δ=-0.041 (r=-0.22, small); PSNR Δ=-0.453 (r=-0.16, small).</w:t>
+      </w:r>
+    </w:p>
+    <w:p>
+      <w:r>
+        <w:t>PSNR/SSIM against the UIEB references. On the test split, hybrid PSNR = 17.87 dB and SSIM = 0.854, against CLAHE-only 18.32 dB / 0.840, conventional HE 16.36 dB / 0.781, and UDCP 12.99 dB / 0.656. The UIEB references are not ground-truth clear-water images. Li et al. (2019) produced each one by having volunteers choose the preferred output among 12 existing enhancement methods. PSNR/SSIM therefore measure closeness to the output volunteers preferred, which is usually a moderate correction. Against CLAHE-only, the strongest baseline, the hybrid preserves structure better (SSIM +0.014) but is 0.45 dB lower in PSNR. Its DCP stream dehazes and darkens more strongly than a moderate reference, which shifts global intensity. PSNR penalizes that shift directly, while SSIM, which normalizes local luminance and contrast, penalizes it much less.</w:t>
+      </w:r>
+    </w:p>
+    <w:p>
+      <w:r>
+        <w:t>UCIQE/entropy vs. conventional HE. Conventional HE scores UCIQE = 0.445 and entropy = 7.84, against the hybrid's 0.308 and 7.22. Per-channel global equalization stretches every channel to the full range, which directly inflates luminance contrast, chroma spread and histogram entropy. Those are the quantities UCIQE and entropy reward, and they rise whether or not the colours are faithful. Section 7 shows that these no-reference scores do not track reference fidelity.</w:t>
+      </w:r>
+    </w:p>
+    <w:p>
+      <w:r>
+        <w:br w:type="page"/>
+      </w:r>
+    </w:p>
+    <w:p>
+      <w:pPr>
+        <w:pStyle w:val="Heading2"/>
+      </w:pPr>
+      <w:r>
+        <w:rPr>
+          <w:b/>
+        </w:rPr>
+        <w:t>4. Module 5 — Water-Type Routing with Red-Channel Compensation</w:t>
+      </w:r>
+    </w:p>
+    <w:p>
+      <w:r>
+        <w:t>Water absorbs red light first, and how much is lost depends on depth and turbidity. Module 5 classifies each image's water type from cheap colour and haze statistics, then routes the per-stage parameters. Those parameters now include the strength of an attenuation-aware red-channel compensation applied before white balance (Ancuti et al., 2018): I_r' = I_r + s·(mean I_g − mean I_r)·(1 − I_r)·I_g, which rebuilds red from green where green is strong and leaves already-red pixels alone.</w:t>
+      </w:r>
+    </w:p>
+    <w:p>
+      <w:r>
+        <w:t>Stage 1 — profile multipliers. On the calibration split, 182 settings of (WB gain cap, gamma multiplier, CLAHE clip multiplier, DCP ω) were scored at fixed α=0.5 by J = PSNR/sd + SSIM/sd. One global profile (the routing-OFF arm) and one profile per water type were selected. A per-type choice is kept only if it beats the global one on that type's calibration images (one-sided paired Wilcoxon, p&lt;0.05); otherwise the type falls back to the global choice.</w:t>
+      </w:r>
+    </w:p>
+    <w:p>
+      <w:r>
+        <w:t>Selected global profile: cap=2, γ×1.4, clip×1, ω=0.7. On calibration images it scores 16.74 dB / 0.815, against 15.19 dB / 0.773 for the un-routed defaults.</w:t>
+      </w:r>
+    </w:p>
+    <w:tbl>
+      <w:tblPr>
+        <w:tblStyle w:val="LightGrid-Accent1"/>
+        <w:tblW w:type="auto" w:w="0"/>
+        <w:tblLook w:firstColumn="1" w:firstRow="1" w:lastColumn="0" w:lastRow="0" w:noHBand="0" w:noVBand="1" w:val="04A0"/>
+      </w:tblPr>
+      <w:tblGrid>
+        <w:gridCol w:w="1080"/>
+        <w:gridCol w:w="1080"/>
+        <w:gridCol w:w="1080"/>
+        <w:gridCol w:w="1080"/>
+        <w:gridCol w:w="1080"/>
+        <w:gridCol w:w="1080"/>
+        <w:gridCol w:w="1080"/>
+        <w:gridCol w:w="1080"/>
+      </w:tblGrid>
+      <w:tr>
+        <w:tc>
+          <w:tcPr>
+            <w:tcW w:type="dxa" w:w="1080"/>
+          </w:tcPr>
+          <w:p>
+            <w:r>
+              <w:rPr>
+                <w:sz w:val="18"/>
+              </w:rPr>
+              <w:t>Water type</w:t>
+            </w:r>
+          </w:p>
+        </w:tc>
+        <w:tc>
+          <w:tcPr>
+            <w:tcW w:type="dxa" w:w="1080"/>
+          </w:tcPr>
+          <w:p>
+            <w:r>
+              <w:rPr>
+                <w:sz w:val="18"/>
+              </w:rPr>
+              <w:t>n (cal.)</w:t>
+            </w:r>
+          </w:p>
+        </w:tc>
+        <w:tc>
+          <w:tcPr>
+            <w:tcW w:type="dxa" w:w="1080"/>
+          </w:tcPr>
+          <w:p>
+            <w:r>
+              <w:rPr>
+                <w:sz w:val="18"/>
+              </w:rPr>
+              <w:t>Original hand-set profile</w:t>
+            </w:r>
+          </w:p>
+        </w:tc>
+        <w:tc>
+          <w:tcPr>
+            <w:tcW w:type="dxa" w:w="1080"/>
+          </w:tcPr>
+          <w:p>
+            <w:r>
+              <w:rPr>
+                <w:sz w:val="18"/>
+              </w:rPr>
+              <w:t>Hand-set PSNR/SSIM</w:t>
+            </w:r>
+          </w:p>
+        </w:tc>
+        <w:tc>
+          <w:tcPr>
+            <w:tcW w:type="dxa" w:w="1080"/>
+          </w:tcPr>
+          <w:p>
+            <w:r>
+              <w:rPr>
+                <w:sz w:val="18"/>
+              </w:rPr>
+              <w:t>Best per-type profile</w:t>
+            </w:r>
+          </w:p>
+        </w:tc>
+        <w:tc>
+          <w:tcPr>
+            <w:tcW w:type="dxa" w:w="1080"/>
+          </w:tcPr>
+          <w:p>
+            <w:r>
+              <w:rPr>
+                <w:sz w:val="18"/>
+              </w:rPr>
+              <w:t>Per-type PSNR/SSIM</w:t>
+            </w:r>
+          </w:p>
+        </w:tc>
+        <w:tc>
+          <w:tcPr>
+            <w:tcW w:type="dxa" w:w="1080"/>
+          </w:tcPr>
+          <w:p>
+            <w:r>
+              <w:rPr>
+                <w:sz w:val="18"/>
+              </w:rPr>
+              <w:t>p vs. global</w:t>
+            </w:r>
+          </w:p>
+        </w:tc>
+        <w:tc>
+          <w:tcPr>
+            <w:tcW w:type="dxa" w:w="1080"/>
+          </w:tcPr>
+          <w:p>
+            <w:r>
+              <w:rPr>
+                <w:sz w:val="18"/>
+              </w:rPr>
+              <w:t>Decision</w:t>
+            </w:r>
+          </w:p>
+        </w:tc>
+      </w:tr>
+      <w:tr>
+        <w:tc>
+          <w:tcPr>
+            <w:tcW w:type="dxa" w:w="1080"/>
+          </w:tcPr>
+          <w:p>
+            <w:r>
+              <w:rPr>
+                <w:sz w:val="18"/>
+              </w:rPr>
+              <w:t>clear_blue</w:t>
+            </w:r>
+          </w:p>
+        </w:tc>
+        <w:tc>
+          <w:tcPr>
+            <w:tcW w:type="dxa" w:w="1080"/>
+          </w:tcPr>
+          <w:p>
+            <w:r>
+              <w:rPr>
+                <w:sz w:val="18"/>
+              </w:rPr>
+              <w:t>192</w:t>
+            </w:r>
+          </w:p>
+        </w:tc>
+        <w:tc>
+          <w:tcPr>
+            <w:tcW w:type="dxa" w:w="1080"/>
+          </w:tcPr>
+          <w:p>
+            <w:r>
+              <w:rPr>
+                <w:sz w:val="18"/>
+              </w:rPr>
+              <w:t>cap=2.5, γ×0.8, clip×0.9, ω=0.8</w:t>
+            </w:r>
+          </w:p>
+        </w:tc>
+        <w:tc>
+          <w:tcPr>
+            <w:tcW w:type="dxa" w:w="1080"/>
+          </w:tcPr>
+          <w:p>
+            <w:r>
+              <w:rPr>
+                <w:sz w:val="18"/>
+              </w:rPr>
+              <w:t>14.47 / 0.755</w:t>
+            </w:r>
+          </w:p>
+        </w:tc>
+        <w:tc>
+          <w:tcPr>
+            <w:tcW w:type="dxa" w:w="1080"/>
+          </w:tcPr>
+          <w:p>
+            <w:r>
+              <w:rPr>
+                <w:sz w:val="18"/>
+              </w:rPr>
+              <w:t>cap=2, γ×1.4, clip×0.8, ω=0.7</w:t>
+            </w:r>
+          </w:p>
+        </w:tc>
+        <w:tc>
+          <w:tcPr>
+            <w:tcW w:type="dxa" w:w="1080"/>
+          </w:tcPr>
+          <w:p>
+            <w:r>
+              <w:rPr>
+                <w:sz w:val="18"/>
+              </w:rPr>
+              <w:t>16.85 / 0.832</w:t>
+            </w:r>
+          </w:p>
+        </w:tc>
+        <w:tc>
+          <w:tcPr>
+            <w:tcW w:type="dxa" w:w="1080"/>
+          </w:tcPr>
+          <w:p>
+            <w:r>
+              <w:rPr>
+                <w:sz w:val="18"/>
+              </w:rPr>
+              <w:t>0.00609</w:t>
+            </w:r>
+          </w:p>
+        </w:tc>
+        <w:tc>
+          <w:tcPr>
+            <w:tcW w:type="dxa" w:w="1080"/>
+          </w:tcPr>
+          <w:p>
+            <w:r>
+              <w:rPr>
+                <w:sz w:val="18"/>
+              </w:rPr>
+              <w:t>per-type</w:t>
+            </w:r>
+          </w:p>
+        </w:tc>
+      </w:tr>
+      <w:tr>
+        <w:tc>
+          <w:tcPr>
+            <w:tcW w:type="dxa" w:w="1080"/>
+          </w:tcPr>
+          <w:p>
+            <w:r>
+              <w:rPr>
+                <w:sz w:val="18"/>
+              </w:rPr>
+              <w:t>green_turbid</w:t>
+            </w:r>
+          </w:p>
+        </w:tc>
+        <w:tc>
+          <w:tcPr>
+            <w:tcW w:type="dxa" w:w="1080"/>
+          </w:tcPr>
+          <w:p>
+            <w:r>
+              <w:rPr>
+                <w:sz w:val="18"/>
+              </w:rPr>
+              <w:t>32</w:t>
+            </w:r>
+          </w:p>
+        </w:tc>
+        <w:tc>
+          <w:tcPr>
+            <w:tcW w:type="dxa" w:w="1080"/>
+          </w:tcPr>
+          <w:p>
+            <w:r>
+              <w:rPr>
+                <w:sz w:val="18"/>
+              </w:rPr>
+              <w:t>cap=4, γ×1.1, clip×1.1, ω=0.9</w:t>
+            </w:r>
+          </w:p>
+        </w:tc>
+        <w:tc>
+          <w:tcPr>
+            <w:tcW w:type="dxa" w:w="1080"/>
+          </w:tcPr>
+          <w:p>
+            <w:r>
+              <w:rPr>
+                <w:sz w:val="18"/>
+              </w:rPr>
+              <w:t>16.89 / 0.843</w:t>
+            </w:r>
+          </w:p>
+        </w:tc>
+        <w:tc>
+          <w:tcPr>
+            <w:tcW w:type="dxa" w:w="1080"/>
+          </w:tcPr>
+          <w:p>
+            <w:r>
+              <w:rPr>
+                <w:sz w:val="18"/>
+              </w:rPr>
+              <w:t>cap=3, γ×1.2, clip×1, ω=0.7</w:t>
+            </w:r>
+          </w:p>
+        </w:tc>
+        <w:tc>
+          <w:tcPr>
+            <w:tcW w:type="dxa" w:w="1080"/>
+          </w:tcPr>
+          <w:p>
+            <w:r>
+              <w:rPr>
+                <w:sz w:val="18"/>
+              </w:rPr>
+              <w:t>18.24 / 0.861</w:t>
+            </w:r>
+          </w:p>
+        </w:tc>
+        <w:tc>
+          <w:tcPr>
+            <w:tcW w:type="dxa" w:w="1080"/>
+          </w:tcPr>
+          <w:p>
+            <w:r>
+              <w:rPr>
+                <w:sz w:val="18"/>
+              </w:rPr>
+              <w:t>0.19</w:t>
+            </w:r>
+          </w:p>
+        </w:tc>
+        <w:tc>
+          <w:tcPr>
+            <w:tcW w:type="dxa" w:w="1080"/>
+          </w:tcPr>
+          <w:p>
+            <w:r>
+              <w:rPr>
+                <w:sz w:val="18"/>
+              </w:rPr>
+              <w:t>fallback-to-global</w:t>
+            </w:r>
+          </w:p>
+        </w:tc>
+      </w:tr>
+      <w:tr>
+        <w:tc>
+          <w:tcPr>
+            <w:tcW w:type="dxa" w:w="1080"/>
+          </w:tcPr>
+          <w:p>
+            <w:r>
+              <w:rPr>
+                <w:sz w:val="18"/>
+              </w:rPr>
+              <w:t>deep_lowlight</w:t>
+            </w:r>
+          </w:p>
+        </w:tc>
+        <w:tc>
+          <w:tcPr>
+            <w:tcW w:type="dxa" w:w="1080"/>
+          </w:tcPr>
+          <w:p>
+            <w:r>
+              <w:rPr>
+                <w:sz w:val="18"/>
+              </w:rPr>
+              <w:t>29</w:t>
+            </w:r>
+          </w:p>
+        </w:tc>
+        <w:tc>
+          <w:tcPr>
+            <w:tcW w:type="dxa" w:w="1080"/>
+          </w:tcPr>
+          <w:p>
+            <w:r>
+              <w:rPr>
+                <w:sz w:val="18"/>
+              </w:rPr>
+              <w:t>cap=3, γ×1.4, clip×1.3, ω=0.7</w:t>
+            </w:r>
+          </w:p>
+        </w:tc>
+        <w:tc>
+          <w:tcPr>
+            <w:tcW w:type="dxa" w:w="1080"/>
+          </w:tcPr>
+          <w:p>
+            <w:r>
+              <w:rPr>
+                <w:sz w:val="18"/>
+              </w:rPr>
+              <w:t>14.09 / 0.687</w:t>
+            </w:r>
+          </w:p>
+        </w:tc>
+        <w:tc>
+          <w:tcPr>
+            <w:tcW w:type="dxa" w:w="1080"/>
+          </w:tcPr>
+          <w:p>
+            <w:r>
+              <w:rPr>
+                <w:sz w:val="18"/>
+              </w:rPr>
+              <w:t>cap=2, γ×1.4, clip×1.3, ω=0.7</w:t>
+            </w:r>
+          </w:p>
+        </w:tc>
+        <w:tc>
+          <w:tcPr>
+            <w:tcW w:type="dxa" w:w="1080"/>
+          </w:tcPr>
+          <w:p>
+            <w:r>
+              <w:rPr>
+                <w:sz w:val="18"/>
+              </w:rPr>
+              <w:t>14.15 / 0.688</w:t>
+            </w:r>
+          </w:p>
+        </w:tc>
+        <w:tc>
+          <w:tcPr>
+            <w:tcW w:type="dxa" w:w="1080"/>
+          </w:tcPr>
+          <w:p>
+            <w:r>
+              <w:rPr>
+                <w:sz w:val="18"/>
+              </w:rPr>
+              <w:t>0.00605</w:t>
+            </w:r>
+          </w:p>
+        </w:tc>
+        <w:tc>
+          <w:tcPr>
+            <w:tcW w:type="dxa" w:w="1080"/>
+          </w:tcPr>
+          <w:p>
+            <w:r>
+              <w:rPr>
+                <w:sz w:val="18"/>
+              </w:rPr>
+              <w:t>per-type</w:t>
+            </w:r>
+          </w:p>
+        </w:tc>
+      </w:tr>
+      <w:tr>
+        <w:tc>
+          <w:tcPr>
+            <w:tcW w:type="dxa" w:w="1080"/>
+          </w:tcPr>
+          <w:p>
+            <w:r>
+              <w:rPr>
+                <w:sz w:val="18"/>
+              </w:rPr>
               <w:t>hazy_bright</w:t>
             </w:r>
           </w:p>
         </w:tc>
         <w:tc>
           <w:tcPr>
-            <w:tcW w:type="dxa" w:w="1728"/>
-          </w:tcPr>
-          <w:p>
-            <w:r>
-              <w:rPr>
-                <w:sz w:val="18"/>
-              </w:rPr>
-              <w:t>50</w:t>
-            </w:r>
-          </w:p>
-        </w:tc>
-        <w:tc>
-          <w:tcPr>
-            <w:tcW w:type="dxa" w:w="1728"/>
-          </w:tcPr>
-          <w:p>
-            <w:r>
-              <w:rPr>
-                <w:sz w:val="18"/>
-              </w:rPr>
-              <w:t>56.34</w:t>
-            </w:r>
-          </w:p>
-        </w:tc>
-        <w:tc>
-          <w:tcPr>
-            <w:tcW w:type="dxa" w:w="1728"/>
-          </w:tcPr>
-          <w:p>
-            <w:r>
-              <w:rPr>
-                <w:sz w:val="18"/>
-              </w:rPr>
-              <w:t>55.60</w:t>
-            </w:r>
-          </w:p>
-        </w:tc>
-        <w:tc>
-          <w:tcPr>
-            <w:tcW w:type="dxa" w:w="1728"/>
-          </w:tcPr>
-          <w:p>
-            <w:r>
-              <w:rPr>
-                <w:sz w:val="18"/>
-              </w:rPr>
-              <w:t>+0.74 ± 3.41</w:t>
+            <w:tcW w:type="dxa" w:w="1080"/>
+          </w:tcPr>
+          <w:p>
+            <w:r>
+              <w:rPr>
+                <w:sz w:val="18"/>
+              </w:rPr>
+              <w:t>15</w:t>
+            </w:r>
+          </w:p>
+        </w:tc>
+        <w:tc>
+          <w:tcPr>
+            <w:tcW w:type="dxa" w:w="1080"/>
+          </w:tcPr>
+          <w:p>
+            <w:r>
+              <w:rPr>
+                <w:sz w:val="18"/>
+              </w:rPr>
+              <w:t>cap=2, γ×0.7, clip×0.8, ω=0.92</w:t>
+            </w:r>
+          </w:p>
+        </w:tc>
+        <w:tc>
+          <w:tcPr>
+            <w:tcW w:type="dxa" w:w="1080"/>
+          </w:tcPr>
+          <w:p>
+            <w:r>
+              <w:rPr>
+                <w:sz w:val="18"/>
+              </w:rPr>
+              <w:t>14.73 / 0.821</w:t>
+            </w:r>
+          </w:p>
+        </w:tc>
+        <w:tc>
+          <w:tcPr>
+            <w:tcW w:type="dxa" w:w="1080"/>
+          </w:tcPr>
+          <w:p>
+            <w:r>
+              <w:rPr>
+                <w:sz w:val="18"/>
+              </w:rPr>
+              <w:t>cap=2, γ×1.2, clip×1.3, ω=0.7</w:t>
+            </w:r>
+          </w:p>
+        </w:tc>
+        <w:tc>
+          <w:tcPr>
+            <w:tcW w:type="dxa" w:w="1080"/>
+          </w:tcPr>
+          <w:p>
+            <w:r>
+              <w:rPr>
+                <w:sz w:val="18"/>
+              </w:rPr>
+              <w:t>17.71 / 0.856</w:t>
+            </w:r>
+          </w:p>
+        </w:tc>
+        <w:tc>
+          <w:tcPr>
+            <w:tcW w:type="dxa" w:w="1080"/>
+          </w:tcPr>
+          <w:p>
+            <w:r>
+              <w:rPr>
+                <w:sz w:val="18"/>
+              </w:rPr>
+              <w:t>0.262</w:t>
+            </w:r>
+          </w:p>
+        </w:tc>
+        <w:tc>
+          <w:tcPr>
+            <w:tcW w:type="dxa" w:w="1080"/>
+          </w:tcPr>
+          <w:p>
+            <w:r>
+              <w:rPr>
+                <w:sz w:val="18"/>
+              </w:rPr>
+              <w:t>fallback-to-global</w:t>
+            </w:r>
+          </w:p>
+        </w:tc>
+      </w:tr>
+    </w:tbl>
+    <w:p/>
+    <w:p>
+      <w:r>
+        <w:t>Stage 2 — red-compensation strength s ∈ {0, 0.25, 0.5, 0.75, 1, 1.25, 1.5, 2, 2.5, 3, 4, 5}, searched with the stage-1 profiles fixed and the same gate. The global strength is s=0.75, which scores 17.20 dB / 0.830 on calibration images, against 16.73 dB / 0.815 with no compensation.</w:t>
+      </w:r>
+    </w:p>
+    <w:tbl>
+      <w:tblPr>
+        <w:tblStyle w:val="LightGrid-Accent1"/>
+        <w:tblW w:type="auto" w:w="0"/>
+        <w:tblLook w:firstColumn="1" w:firstRow="1" w:lastColumn="0" w:lastRow="0" w:noHBand="0" w:noVBand="1" w:val="04A0"/>
+      </w:tblPr>
+      <w:tblGrid>
+        <w:gridCol w:w="1234"/>
+        <w:gridCol w:w="1234"/>
+        <w:gridCol w:w="1234"/>
+        <w:gridCol w:w="1234"/>
+        <w:gridCol w:w="1234"/>
+        <w:gridCol w:w="1234"/>
+        <w:gridCol w:w="1234"/>
+      </w:tblGrid>
+      <w:tr>
+        <w:tc>
+          <w:tcPr>
+            <w:tcW w:type="dxa" w:w="1234"/>
+          </w:tcPr>
+          <w:p>
+            <w:r>
+              <w:rPr>
+                <w:sz w:val="18"/>
+              </w:rPr>
+              <w:t>Water type</w:t>
+            </w:r>
+          </w:p>
+        </w:tc>
+        <w:tc>
+          <w:tcPr>
+            <w:tcW w:type="dxa" w:w="1234"/>
+          </w:tcPr>
+          <w:p>
+            <w:r>
+              <w:rPr>
+                <w:sz w:val="18"/>
+              </w:rPr>
+              <w:t>n (cal.)</w:t>
+            </w:r>
+          </w:p>
+        </w:tc>
+        <w:tc>
+          <w:tcPr>
+            <w:tcW w:type="dxa" w:w="1234"/>
+          </w:tcPr>
+          <w:p>
+            <w:r>
+              <w:rPr>
+                <w:sz w:val="18"/>
+              </w:rPr>
+              <w:t>Best s</w:t>
+            </w:r>
+          </w:p>
+        </w:tc>
+        <w:tc>
+          <w:tcPr>
+            <w:tcW w:type="dxa" w:w="1234"/>
+          </w:tcPr>
+          <w:p>
+            <w:r>
+              <w:rPr>
+                <w:sz w:val="18"/>
+              </w:rPr>
+              <w:t>PSNR: s=0 → best s</w:t>
+            </w:r>
+          </w:p>
+        </w:tc>
+        <w:tc>
+          <w:tcPr>
+            <w:tcW w:type="dxa" w:w="1234"/>
+          </w:tcPr>
+          <w:p>
+            <w:r>
+              <w:rPr>
+                <w:sz w:val="18"/>
+              </w:rPr>
+              <w:t>p vs. global s</w:t>
+            </w:r>
+          </w:p>
+        </w:tc>
+        <w:tc>
+          <w:tcPr>
+            <w:tcW w:type="dxa" w:w="1234"/>
+          </w:tcPr>
+          <w:p>
+            <w:r>
+              <w:rPr>
+                <w:sz w:val="18"/>
+              </w:rPr>
+              <w:t>Selected s</w:t>
+            </w:r>
+          </w:p>
+        </w:tc>
+        <w:tc>
+          <w:tcPr>
+            <w:tcW w:type="dxa" w:w="1234"/>
+          </w:tcPr>
+          <w:p>
+            <w:r>
+              <w:rPr>
+                <w:sz w:val="18"/>
+              </w:rPr>
+              <w:t>Decision</w:t>
+            </w:r>
+          </w:p>
+        </w:tc>
+      </w:tr>
+      <w:tr>
+        <w:tc>
+          <w:tcPr>
+            <w:tcW w:type="dxa" w:w="1234"/>
+          </w:tcPr>
+          <w:p>
+            <w:r>
+              <w:rPr>
+                <w:sz w:val="18"/>
+              </w:rPr>
+              <w:t>clear_blue</w:t>
+            </w:r>
+          </w:p>
+        </w:tc>
+        <w:tc>
+          <w:tcPr>
+            <w:tcW w:type="dxa" w:w="1234"/>
+          </w:tcPr>
+          <w:p>
+            <w:r>
+              <w:rPr>
+                <w:sz w:val="18"/>
+              </w:rPr>
+              <w:t>192</w:t>
+            </w:r>
+          </w:p>
+        </w:tc>
+        <w:tc>
+          <w:tcPr>
+            <w:tcW w:type="dxa" w:w="1234"/>
+          </w:tcPr>
+          <w:p>
+            <w:r>
+              <w:rPr>
+                <w:sz w:val="18"/>
+              </w:rPr>
+              <w:t>1</w:t>
+            </w:r>
+          </w:p>
+        </w:tc>
+        <w:tc>
+          <w:tcPr>
+            <w:tcW w:type="dxa" w:w="1234"/>
+          </w:tcPr>
+          <w:p>
+            <w:r>
+              <w:rPr>
+                <w:sz w:val="18"/>
+              </w:rPr>
+              <w:t>16.85 → 17.49</w:t>
+            </w:r>
+          </w:p>
+        </w:tc>
+        <w:tc>
+          <w:tcPr>
+            <w:tcW w:type="dxa" w:w="1234"/>
+          </w:tcPr>
+          <w:p>
+            <w:r>
+              <w:rPr>
+                <w:sz w:val="18"/>
+              </w:rPr>
+              <w:t>0.259</w:t>
+            </w:r>
+          </w:p>
+        </w:tc>
+        <w:tc>
+          <w:tcPr>
+            <w:tcW w:type="dxa" w:w="1234"/>
+          </w:tcPr>
+          <w:p>
+            <w:r>
+              <w:rPr>
+                <w:sz w:val="18"/>
+              </w:rPr>
+              <w:t>0.75</w:t>
+            </w:r>
+          </w:p>
+        </w:tc>
+        <w:tc>
+          <w:tcPr>
+            <w:tcW w:type="dxa" w:w="1234"/>
+          </w:tcPr>
+          <w:p>
+            <w:r>
+              <w:rPr>
+                <w:sz w:val="18"/>
+              </w:rPr>
+              <w:t>fallback-to-global</w:t>
+            </w:r>
+          </w:p>
+        </w:tc>
+      </w:tr>
+      <w:tr>
+        <w:tc>
+          <w:tcPr>
+            <w:tcW w:type="dxa" w:w="1234"/>
+          </w:tcPr>
+          <w:p>
+            <w:r>
+              <w:rPr>
+                <w:sz w:val="18"/>
+              </w:rPr>
+              <w:t>green_turbid</w:t>
+            </w:r>
+          </w:p>
+        </w:tc>
+        <w:tc>
+          <w:tcPr>
+            <w:tcW w:type="dxa" w:w="1234"/>
+          </w:tcPr>
+          <w:p>
+            <w:r>
+              <w:rPr>
+                <w:sz w:val="18"/>
+              </w:rPr>
+              <w:t>32</w:t>
+            </w:r>
+          </w:p>
+        </w:tc>
+        <w:tc>
+          <w:tcPr>
+            <w:tcW w:type="dxa" w:w="1234"/>
+          </w:tcPr>
+          <w:p>
+            <w:r>
+              <w:rPr>
+                <w:sz w:val="18"/>
+              </w:rPr>
+              <w:t>0.75</w:t>
+            </w:r>
+          </w:p>
+        </w:tc>
+        <w:tc>
+          <w:tcPr>
+            <w:tcW w:type="dxa" w:w="1234"/>
+          </w:tcPr>
+          <w:p>
+            <w:r>
+              <w:rPr>
+                <w:sz w:val="18"/>
+              </w:rPr>
+              <w:t>18.19 → 18.38</w:t>
+            </w:r>
+          </w:p>
+        </w:tc>
+        <w:tc>
+          <w:tcPr>
+            <w:tcW w:type="dxa" w:w="1234"/>
+          </w:tcPr>
+          <w:p>
+            <w:r>
+              <w:rPr>
+                <w:sz w:val="18"/>
+              </w:rPr>
+              <w:t>1</w:t>
+            </w:r>
+          </w:p>
+        </w:tc>
+        <w:tc>
+          <w:tcPr>
+            <w:tcW w:type="dxa" w:w="1234"/>
+          </w:tcPr>
+          <w:p>
+            <w:r>
+              <w:rPr>
+                <w:sz w:val="18"/>
+              </w:rPr>
+              <w:t>0.75</w:t>
+            </w:r>
+          </w:p>
+        </w:tc>
+        <w:tc>
+          <w:tcPr>
+            <w:tcW w:type="dxa" w:w="1234"/>
+          </w:tcPr>
+          <w:p>
+            <w:r>
+              <w:rPr>
+                <w:sz w:val="18"/>
+              </w:rPr>
+              <w:t>fallback-to-global</w:t>
+            </w:r>
+          </w:p>
+        </w:tc>
+      </w:tr>
+      <w:tr>
+        <w:tc>
+          <w:tcPr>
+            <w:tcW w:type="dxa" w:w="1234"/>
+          </w:tcPr>
+          <w:p>
+            <w:r>
+              <w:rPr>
+                <w:sz w:val="18"/>
+              </w:rPr>
+              <w:t>deep_lowlight</w:t>
+            </w:r>
+          </w:p>
+        </w:tc>
+        <w:tc>
+          <w:tcPr>
+            <w:tcW w:type="dxa" w:w="1234"/>
+          </w:tcPr>
+          <w:p>
+            <w:r>
+              <w:rPr>
+                <w:sz w:val="18"/>
+              </w:rPr>
+              <w:t>29</w:t>
+            </w:r>
+          </w:p>
+        </w:tc>
+        <w:tc>
+          <w:tcPr>
+            <w:tcW w:type="dxa" w:w="1234"/>
+          </w:tcPr>
+          <w:p>
+            <w:r>
+              <w:rPr>
+                <w:sz w:val="18"/>
+              </w:rPr>
+              <w:t>4</w:t>
+            </w:r>
+          </w:p>
+        </w:tc>
+        <w:tc>
+          <w:tcPr>
+            <w:tcW w:type="dxa" w:w="1234"/>
+          </w:tcPr>
+          <w:p>
+            <w:r>
+              <w:rPr>
+                <w:sz w:val="18"/>
+              </w:rPr>
+              <w:t>14.15 → 15.19</w:t>
+            </w:r>
+          </w:p>
+        </w:tc>
+        <w:tc>
+          <w:tcPr>
+            <w:tcW w:type="dxa" w:w="1234"/>
+          </w:tcPr>
+          <w:p>
+            <w:r>
+              <w:rPr>
+                <w:sz w:val="18"/>
+              </w:rPr>
+              <w:t>0.00323</w:t>
+            </w:r>
+          </w:p>
+        </w:tc>
+        <w:tc>
+          <w:tcPr>
+            <w:tcW w:type="dxa" w:w="1234"/>
+          </w:tcPr>
+          <w:p>
+            <w:r>
+              <w:rPr>
+                <w:sz w:val="18"/>
+              </w:rPr>
+              <w:t>4</w:t>
+            </w:r>
+          </w:p>
+        </w:tc>
+        <w:tc>
+          <w:tcPr>
+            <w:tcW w:type="dxa" w:w="1234"/>
+          </w:tcPr>
+          <w:p>
+            <w:r>
+              <w:rPr>
+                <w:sz w:val="18"/>
+              </w:rPr>
+              <w:t>per-type</w:t>
+            </w:r>
+          </w:p>
+        </w:tc>
+      </w:tr>
+      <w:tr>
+        <w:tc>
+          <w:tcPr>
+            <w:tcW w:type="dxa" w:w="1234"/>
+          </w:tcPr>
+          <w:p>
+            <w:r>
+              <w:rPr>
+                <w:sz w:val="18"/>
+              </w:rPr>
+              <w:t>hazy_bright</w:t>
+            </w:r>
+          </w:p>
+        </w:tc>
+        <w:tc>
+          <w:tcPr>
+            <w:tcW w:type="dxa" w:w="1234"/>
+          </w:tcPr>
+          <w:p>
+            <w:r>
+              <w:rPr>
+                <w:sz w:val="18"/>
+              </w:rPr>
+              <w:t>15</w:t>
+            </w:r>
+          </w:p>
+        </w:tc>
+        <w:tc>
+          <w:tcPr>
+            <w:tcW w:type="dxa" w:w="1234"/>
+          </w:tcPr>
+          <w:p>
+            <w:r>
+              <w:rPr>
+                <w:sz w:val="18"/>
+              </w:rPr>
+              <w:t>0</w:t>
+            </w:r>
+          </w:p>
+        </w:tc>
+        <w:tc>
+          <w:tcPr>
+            <w:tcW w:type="dxa" w:w="1234"/>
+          </w:tcPr>
+          <w:p>
+            <w:r>
+              <w:rPr>
+                <w:sz w:val="18"/>
+              </w:rPr>
+              <w:t>17.68 → 17.68</w:t>
+            </w:r>
+          </w:p>
+        </w:tc>
+        <w:tc>
+          <w:tcPr>
+            <w:tcW w:type="dxa" w:w="1234"/>
+          </w:tcPr>
+          <w:p>
+            <w:r>
+              <w:rPr>
+                <w:sz w:val="18"/>
+              </w:rPr>
+              <w:t>0.0912</w:t>
+            </w:r>
+          </w:p>
+        </w:tc>
+        <w:tc>
+          <w:tcPr>
+            <w:tcW w:type="dxa" w:w="1234"/>
+          </w:tcPr>
+          <w:p>
+            <w:r>
+              <w:rPr>
+                <w:sz w:val="18"/>
+              </w:rPr>
+              <w:t>0.75</w:t>
+            </w:r>
+          </w:p>
+        </w:tc>
+        <w:tc>
+          <w:tcPr>
+            <w:tcW w:type="dxa" w:w="1234"/>
+          </w:tcPr>
+          <w:p>
+            <w:r>
+              <w:rPr>
+                <w:sz w:val="18"/>
+              </w:rPr>
+              <w:t>fallback-to-global</w:t>
+            </w:r>
+          </w:p>
+        </w:tc>
+      </w:tr>
+    </w:tbl>
+    <w:p>
+      <w:r>
+        <w:rPr>
+          <w:i/>
+          <w:sz w:val="18"/>
+        </w:rPr>
+        <w:t>The per-type best strength follows the physics of red attenuation: strongest for deep, low-light water, near zero for well-lit hazy water.</w:t>
+      </w:r>
+    </w:p>
+    <w:p/>
+    <w:p>
+      <w:r>
+        <w:t>Held-out effect of red-channel compensation. Both arms of the ablation table (Section 5) include compensation, so its own effect is measured here. The comparison is the 'neither' configuration (global profile, fixed α=0.5) with and without compensation, paired per test image:</w:t>
+      </w:r>
+    </w:p>
+    <w:tbl>
+      <w:tblPr>
+        <w:tblStyle w:val="LightGrid-Accent1"/>
+        <w:tblW w:type="auto" w:w="0"/>
+        <w:tblLook w:firstColumn="1" w:firstRow="1" w:lastColumn="0" w:lastRow="0" w:noHBand="0" w:noVBand="1" w:val="04A0"/>
+      </w:tblPr>
+      <w:tblGrid>
+        <w:gridCol w:w="1440"/>
+        <w:gridCol w:w="1440"/>
+        <w:gridCol w:w="1440"/>
+        <w:gridCol w:w="1440"/>
+        <w:gridCol w:w="1440"/>
+        <w:gridCol w:w="1440"/>
+      </w:tblGrid>
+      <w:tr>
+        <w:tc>
+          <w:tcPr>
+            <w:tcW w:type="dxa" w:w="1440"/>
+          </w:tcPr>
+          <w:p>
+            <w:r>
+              <w:rPr>
+                <w:sz w:val="18"/>
+              </w:rPr>
+              <w:t>Metric</w:t>
+            </w:r>
+          </w:p>
+        </w:tc>
+        <w:tc>
+          <w:tcPr>
+            <w:tcW w:type="dxa" w:w="1440"/>
+          </w:tcPr>
+          <w:p>
+            <w:r>
+              <w:rPr>
+                <w:sz w:val="18"/>
+              </w:rPr>
+              <w:t>Without</w:t>
+            </w:r>
+          </w:p>
+        </w:tc>
+        <w:tc>
+          <w:tcPr>
+            <w:tcW w:type="dxa" w:w="1440"/>
+          </w:tcPr>
+          <w:p>
+            <w:r>
+              <w:rPr>
+                <w:sz w:val="18"/>
+              </w:rPr>
+              <w:t>With</w:t>
+            </w:r>
+          </w:p>
+        </w:tc>
+        <w:tc>
+          <w:tcPr>
+            <w:tcW w:type="dxa" w:w="1440"/>
+          </w:tcPr>
+          <w:p>
+            <w:r>
+              <w:rPr>
+                <w:sz w:val="18"/>
+              </w:rPr>
+              <w:t>Mean Δ [95% CI]</w:t>
+            </w:r>
+          </w:p>
+        </w:tc>
+        <w:tc>
+          <w:tcPr>
+            <w:tcW w:type="dxa" w:w="1440"/>
+          </w:tcPr>
+          <w:p>
+            <w:r>
+              <w:rPr>
+                <w:sz w:val="18"/>
+              </w:rPr>
+              <w:t>Rank-biserial r</w:t>
+            </w:r>
+          </w:p>
+        </w:tc>
+        <w:tc>
+          <w:tcPr>
+            <w:tcW w:type="dxa" w:w="1440"/>
+          </w:tcPr>
+          <w:p>
+            <w:r>
+              <w:rPr>
+                <w:sz w:val="18"/>
+              </w:rPr>
+              <w:t>Holm p</w:t>
+            </w:r>
+          </w:p>
+        </w:tc>
+      </w:tr>
+      <w:tr>
+        <w:tc>
+          <w:tcPr>
+            <w:tcW w:type="dxa" w:w="1440"/>
+          </w:tcPr>
+          <w:p>
+            <w:r>
+              <w:rPr>
+                <w:sz w:val="18"/>
+              </w:rPr>
+              <w:t>Entropy</w:t>
+            </w:r>
+          </w:p>
+        </w:tc>
+        <w:tc>
+          <w:tcPr>
+            <w:tcW w:type="dxa" w:w="1440"/>
+          </w:tcPr>
+          <w:p>
+            <w:r>
+              <w:rPr>
+                <w:sz w:val="18"/>
+              </w:rPr>
+              <w:t>7.200</w:t>
+            </w:r>
+          </w:p>
+        </w:tc>
+        <w:tc>
+          <w:tcPr>
+            <w:tcW w:type="dxa" w:w="1440"/>
+          </w:tcPr>
+          <w:p>
+            <w:r>
+              <w:rPr>
+                <w:sz w:val="18"/>
+              </w:rPr>
+              <w:t>7.239</w:t>
+            </w:r>
+          </w:p>
+        </w:tc>
+        <w:tc>
+          <w:tcPr>
+            <w:tcW w:type="dxa" w:w="1440"/>
+          </w:tcPr>
+          <w:p>
+            <w:r>
+              <w:rPr>
+                <w:sz w:val="18"/>
+              </w:rPr>
+              <w:t>+0.040 [+0.032, +0.047]</w:t>
+            </w:r>
+          </w:p>
+        </w:tc>
+        <w:tc>
+          <w:tcPr>
+            <w:tcW w:type="dxa" w:w="1440"/>
+          </w:tcPr>
+          <w:p>
+            <w:r>
+              <w:rPr>
+                <w:sz w:val="18"/>
+              </w:rPr>
+              <w:t>+0.45 (medium)</w:t>
+            </w:r>
+          </w:p>
+        </w:tc>
+        <w:tc>
+          <w:tcPr>
+            <w:tcW w:type="dxa" w:w="1440"/>
+          </w:tcPr>
+          <w:p>
+            <w:r>
+              <w:rPr>
+                <w:sz w:val="18"/>
+              </w:rPr>
+              <w:t>1.1e-21</w:t>
+            </w:r>
+          </w:p>
+        </w:tc>
+      </w:tr>
+      <w:tr>
+        <w:tc>
+          <w:tcPr>
+            <w:tcW w:type="dxa" w:w="1440"/>
+          </w:tcPr>
+          <w:p>
+            <w:r>
+              <w:rPr>
+                <w:sz w:val="18"/>
+              </w:rPr>
+              <w:t>UCIQE</w:t>
+            </w:r>
+          </w:p>
+        </w:tc>
+        <w:tc>
+          <w:tcPr>
+            <w:tcW w:type="dxa" w:w="1440"/>
+          </w:tcPr>
+          <w:p>
+            <w:r>
+              <w:rPr>
+                <w:sz w:val="18"/>
+              </w:rPr>
+              <w:t>0.326</w:t>
+            </w:r>
+          </w:p>
+        </w:tc>
+        <w:tc>
+          <w:tcPr>
+            <w:tcW w:type="dxa" w:w="1440"/>
+          </w:tcPr>
+          <w:p>
+            <w:r>
+              <w:rPr>
+                <w:sz w:val="18"/>
+              </w:rPr>
+              <w:t>0.309</w:t>
+            </w:r>
+          </w:p>
+        </w:tc>
+        <w:tc>
+          <w:tcPr>
+            <w:tcW w:type="dxa" w:w="1440"/>
+          </w:tcPr>
+          <w:p>
+            <w:r>
+              <w:rPr>
+                <w:sz w:val="18"/>
+              </w:rPr>
+              <w:t>-0.017 [-0.019, -0.015]</w:t>
+            </w:r>
+          </w:p>
+        </w:tc>
+        <w:tc>
+          <w:tcPr>
+            <w:tcW w:type="dxa" w:w="1440"/>
+          </w:tcPr>
+          <w:p>
+            <w:r>
+              <w:rPr>
+                <w:sz w:val="18"/>
+              </w:rPr>
+              <w:t>-0.87 (large)</w:t>
+            </w:r>
+          </w:p>
+        </w:tc>
+        <w:tc>
+          <w:tcPr>
+            <w:tcW w:type="dxa" w:w="1440"/>
+          </w:tcPr>
+          <w:p>
+            <w:r>
+              <w:rPr>
+                <w:sz w:val="18"/>
+              </w:rPr>
+              <w:t>1.8e-76</w:t>
+            </w:r>
+          </w:p>
+        </w:tc>
+      </w:tr>
+      <w:tr>
+        <w:tc>
+          <w:tcPr>
+            <w:tcW w:type="dxa" w:w="1440"/>
+          </w:tcPr>
+          <w:p>
+            <w:r>
+              <w:rPr>
+                <w:sz w:val="18"/>
+              </w:rPr>
+              <w:t>UIQM</w:t>
+            </w:r>
+          </w:p>
+        </w:tc>
+        <w:tc>
+          <w:tcPr>
+            <w:tcW w:type="dxa" w:w="1440"/>
+          </w:tcPr>
+          <w:p>
+            <w:r>
+              <w:rPr>
+                <w:sz w:val="18"/>
+              </w:rPr>
+              <w:t>2.291</w:t>
+            </w:r>
+          </w:p>
+        </w:tc>
+        <w:tc>
+          <w:tcPr>
+            <w:tcW w:type="dxa" w:w="1440"/>
+          </w:tcPr>
+          <w:p>
+            <w:r>
+              <w:rPr>
+                <w:sz w:val="18"/>
+              </w:rPr>
+              <w:t>2.209</w:t>
+            </w:r>
+          </w:p>
+        </w:tc>
+        <w:tc>
+          <w:tcPr>
+            <w:tcW w:type="dxa" w:w="1440"/>
+          </w:tcPr>
+          <w:p>
+            <w:r>
+              <w:rPr>
+                <w:sz w:val="18"/>
+              </w:rPr>
+              <w:t>-0.082 [-0.091, -0.074]</w:t>
+            </w:r>
+          </w:p>
+        </w:tc>
+        <w:tc>
+          <w:tcPr>
+            <w:tcW w:type="dxa" w:w="1440"/>
+          </w:tcPr>
+          <w:p>
+            <w:r>
+              <w:rPr>
+                <w:sz w:val="18"/>
+              </w:rPr>
+              <w:t>-0.87 (large)</w:t>
+            </w:r>
+          </w:p>
+        </w:tc>
+        <w:tc>
+          <w:tcPr>
+            <w:tcW w:type="dxa" w:w="1440"/>
+          </w:tcPr>
+          <w:p>
+            <w:r>
+              <w:rPr>
+                <w:sz w:val="18"/>
+              </w:rPr>
+              <w:t>1.8e-76</w:t>
+            </w:r>
+          </w:p>
+        </w:tc>
+      </w:tr>
+      <w:tr>
+        <w:tc>
+          <w:tcPr>
+            <w:tcW w:type="dxa" w:w="1440"/>
+          </w:tcPr>
+          <w:p>
+            <w:r>
+              <w:rPr>
+                <w:sz w:val="18"/>
+              </w:rPr>
+              <w:t>PSNR (dB)</w:t>
+            </w:r>
+          </w:p>
+        </w:tc>
+        <w:tc>
+          <w:tcPr>
+            <w:tcW w:type="dxa" w:w="1440"/>
+          </w:tcPr>
+          <w:p>
+            <w:r>
+              <w:rPr>
+                <w:sz w:val="18"/>
+              </w:rPr>
+              <w:t>17.01</w:t>
+            </w:r>
+          </w:p>
+        </w:tc>
+        <w:tc>
+          <w:tcPr>
+            <w:tcW w:type="dxa" w:w="1440"/>
+          </w:tcPr>
+          <w:p>
+            <w:r>
+              <w:rPr>
+                <w:sz w:val="18"/>
+              </w:rPr>
+              <w:t>17.68</w:t>
+            </w:r>
+          </w:p>
+        </w:tc>
+        <w:tc>
+          <w:tcPr>
+            <w:tcW w:type="dxa" w:w="1440"/>
+          </w:tcPr>
+          <w:p>
+            <w:r>
+              <w:rPr>
+                <w:sz w:val="18"/>
+              </w:rPr>
+              <w:t>+0.68 [+0.54, +0.81]</w:t>
+            </w:r>
+          </w:p>
+        </w:tc>
+        <w:tc>
+          <w:tcPr>
+            <w:tcW w:type="dxa" w:w="1440"/>
+          </w:tcPr>
+          <w:p>
+            <w:r>
+              <w:rPr>
+                <w:sz w:val="18"/>
+              </w:rPr>
+              <w:t>+0.51 (large)</w:t>
+            </w:r>
+          </w:p>
+        </w:tc>
+        <w:tc>
+          <w:tcPr>
+            <w:tcW w:type="dxa" w:w="1440"/>
+          </w:tcPr>
+          <w:p>
+            <w:r>
+              <w:rPr>
+                <w:sz w:val="18"/>
+              </w:rPr>
+              <w:t>4.0e-27</w:t>
+            </w:r>
+          </w:p>
+        </w:tc>
+      </w:tr>
+      <w:tr>
+        <w:tc>
+          <w:tcPr>
+            <w:tcW w:type="dxa" w:w="1440"/>
+          </w:tcPr>
+          <w:p>
+            <w:r>
+              <w:rPr>
+                <w:sz w:val="18"/>
+              </w:rPr>
+              <w:t>SSIM</w:t>
+            </w:r>
+          </w:p>
+        </w:tc>
+        <w:tc>
+          <w:tcPr>
+            <w:tcW w:type="dxa" w:w="1440"/>
+          </w:tcPr>
+          <w:p>
+            <w:r>
+              <w:rPr>
+                <w:sz w:val="18"/>
+              </w:rPr>
+              <w:t>0.823</w:t>
+            </w:r>
+          </w:p>
+        </w:tc>
+        <w:tc>
+          <w:tcPr>
+            <w:tcW w:type="dxa" w:w="1440"/>
+          </w:tcPr>
+          <w:p>
+            <w:r>
+              <w:rPr>
+                <w:sz w:val="18"/>
+              </w:rPr>
+              <w:t>0.844</w:t>
+            </w:r>
+          </w:p>
+        </w:tc>
+        <w:tc>
+          <w:tcPr>
+            <w:tcW w:type="dxa" w:w="1440"/>
+          </w:tcPr>
+          <w:p>
+            <w:r>
+              <w:rPr>
+                <w:sz w:val="18"/>
+              </w:rPr>
+              <w:t>+0.021 [+0.017, +0.025]</w:t>
+            </w:r>
+          </w:p>
+        </w:tc>
+        <w:tc>
+          <w:tcPr>
+            <w:tcW w:type="dxa" w:w="1440"/>
+          </w:tcPr>
+          <w:p>
+            <w:r>
+              <w:rPr>
+                <w:sz w:val="18"/>
+              </w:rPr>
+              <w:t>+0.46 (medium)</w:t>
+            </w:r>
+          </w:p>
+        </w:tc>
+        <w:tc>
+          <w:tcPr>
+            <w:tcW w:type="dxa" w:w="1440"/>
+          </w:tcPr>
+          <w:p>
+            <w:r>
+              <w:rPr>
+                <w:sz w:val="18"/>
+              </w:rPr>
+              <w:t>1.6e-22</w:t>
+            </w:r>
+          </w:p>
+        </w:tc>
+      </w:tr>
+    </w:tbl>
+    <w:p/>
+    <w:p>
+      <w:r>
+        <w:t>Held-out effect of routing. Below, the full pipeline WITH routing is compared against the identical pipeline with the global profile (Module 7 on in both arms), per test image, grouped by assigned water type. Gain = ON − OFF; types that fell back to the global profile show exactly zero.</w:t>
+      </w:r>
+    </w:p>
+    <w:tbl>
+      <w:tblPr>
+        <w:tblStyle w:val="LightGrid-Accent1"/>
+        <w:tblW w:type="auto" w:w="0"/>
+        <w:tblLook w:firstColumn="1" w:firstRow="1" w:lastColumn="0" w:lastRow="0" w:noHBand="0" w:noVBand="1" w:val="04A0"/>
+      </w:tblPr>
+      <w:tblGrid>
+        <w:gridCol w:w="1440"/>
+        <w:gridCol w:w="1440"/>
+        <w:gridCol w:w="1440"/>
+        <w:gridCol w:w="1440"/>
+        <w:gridCol w:w="1440"/>
+        <w:gridCol w:w="1440"/>
+      </w:tblGrid>
+      <w:tr>
+        <w:tc>
+          <w:tcPr>
+            <w:tcW w:type="dxa" w:w="1440"/>
+          </w:tcPr>
+          <w:p>
+            <w:r>
+              <w:rPr>
+                <w:sz w:val="18"/>
+              </w:rPr>
+              <w:t>Water type</w:t>
+            </w:r>
+          </w:p>
+        </w:tc>
+        <w:tc>
+          <w:tcPr>
+            <w:tcW w:type="dxa" w:w="1440"/>
+          </w:tcPr>
+          <w:p>
+            <w:r>
+              <w:rPr>
+                <w:sz w:val="18"/>
+              </w:rPr>
+              <w:t>n (test)</w:t>
+            </w:r>
+          </w:p>
+        </w:tc>
+        <w:tc>
+          <w:tcPr>
+            <w:tcW w:type="dxa" w:w="1440"/>
+          </w:tcPr>
+          <w:p>
+            <w:r>
+              <w:rPr>
+                <w:sz w:val="18"/>
+              </w:rPr>
+              <w:t>PSNR gain</w:t>
+            </w:r>
+          </w:p>
+        </w:tc>
+        <w:tc>
+          <w:tcPr>
+            <w:tcW w:type="dxa" w:w="1440"/>
+          </w:tcPr>
+          <w:p>
+            <w:r>
+              <w:rPr>
+                <w:sz w:val="18"/>
+              </w:rPr>
+              <w:t>SSIM gain</w:t>
+            </w:r>
+          </w:p>
+        </w:tc>
+        <w:tc>
+          <w:tcPr>
+            <w:tcW w:type="dxa" w:w="1440"/>
+          </w:tcPr>
+          <w:p>
+            <w:r>
+              <w:rPr>
+                <w:sz w:val="18"/>
+              </w:rPr>
+              <w:t>UCIQE gain</w:t>
+            </w:r>
+          </w:p>
+        </w:tc>
+        <w:tc>
+          <w:tcPr>
+            <w:tcW w:type="dxa" w:w="1440"/>
+          </w:tcPr>
+          <w:p>
+            <w:r>
+              <w:rPr>
+                <w:sz w:val="18"/>
+              </w:rPr>
+              <w:t>UIQM gain</w:t>
+            </w:r>
+          </w:p>
+        </w:tc>
+      </w:tr>
+      <w:tr>
+        <w:tc>
+          <w:tcPr>
+            <w:tcW w:type="dxa" w:w="1440"/>
+          </w:tcPr>
+          <w:p>
+            <w:r>
+              <w:rPr>
+                <w:sz w:val="18"/>
+              </w:rPr>
+              <w:t>clear_blue</w:t>
+            </w:r>
+          </w:p>
+        </w:tc>
+        <w:tc>
+          <w:tcPr>
+            <w:tcW w:type="dxa" w:w="1440"/>
+          </w:tcPr>
+          <w:p>
+            <w:r>
+              <w:rPr>
+                <w:sz w:val="18"/>
+              </w:rPr>
+              <w:t>447</w:t>
+            </w:r>
+          </w:p>
+        </w:tc>
+        <w:tc>
+          <w:tcPr>
+            <w:tcW w:type="dxa" w:w="1440"/>
+          </w:tcPr>
+          <w:p>
+            <w:r>
+              <w:rPr>
+                <w:sz w:val="18"/>
+              </w:rPr>
+              <w:t>+0.03 ± 0.38</w:t>
+            </w:r>
+          </w:p>
+        </w:tc>
+        <w:tc>
+          <w:tcPr>
+            <w:tcW w:type="dxa" w:w="1440"/>
+          </w:tcPr>
+          <w:p>
+            <w:r>
+              <w:rPr>
+                <w:sz w:val="18"/>
+              </w:rPr>
+              <w:t>+0.006 ± 0.015</w:t>
+            </w:r>
+          </w:p>
+        </w:tc>
+        <w:tc>
+          <w:tcPr>
+            <w:tcW w:type="dxa" w:w="1440"/>
+          </w:tcPr>
+          <w:p>
+            <w:r>
+              <w:rPr>
+                <w:sz w:val="18"/>
+              </w:rPr>
+              <w:t>-0.002 ± 0.004</w:t>
+            </w:r>
+          </w:p>
+        </w:tc>
+        <w:tc>
+          <w:tcPr>
+            <w:tcW w:type="dxa" w:w="1440"/>
+          </w:tcPr>
+          <w:p>
+            <w:r>
+              <w:rPr>
+                <w:sz w:val="18"/>
+              </w:rPr>
+              <w:t>-0.061 ± 0.031</w:t>
+            </w:r>
+          </w:p>
+        </w:tc>
+      </w:tr>
+      <w:tr>
+        <w:tc>
+          <w:tcPr>
+            <w:tcW w:type="dxa" w:w="1440"/>
+          </w:tcPr>
+          <w:p>
+            <w:r>
+              <w:rPr>
+                <w:sz w:val="18"/>
+              </w:rPr>
+              <w:t>deep_lowlight</w:t>
+            </w:r>
+          </w:p>
+        </w:tc>
+        <w:tc>
+          <w:tcPr>
+            <w:tcW w:type="dxa" w:w="1440"/>
+          </w:tcPr>
+          <w:p>
+            <w:r>
+              <w:rPr>
+                <w:sz w:val="18"/>
+              </w:rPr>
+              <w:t>67</w:t>
+            </w:r>
+          </w:p>
+        </w:tc>
+        <w:tc>
+          <w:tcPr>
+            <w:tcW w:type="dxa" w:w="1440"/>
+          </w:tcPr>
+          <w:p>
+            <w:r>
+              <w:rPr>
+                <w:sz w:val="18"/>
+              </w:rPr>
+              <w:t>+0.22 ± 1.73</w:t>
+            </w:r>
+          </w:p>
+        </w:tc>
+        <w:tc>
+          <w:tcPr>
+            <w:tcW w:type="dxa" w:w="1440"/>
+          </w:tcPr>
+          <w:p>
+            <w:r>
+              <w:rPr>
+                <w:sz w:val="18"/>
+              </w:rPr>
+              <w:t>-0.005 ± 0.053</w:t>
+            </w:r>
+          </w:p>
+        </w:tc>
+        <w:tc>
+          <w:tcPr>
+            <w:tcW w:type="dxa" w:w="1440"/>
+          </w:tcPr>
+          <w:p>
+            <w:r>
+              <w:rPr>
+                <w:sz w:val="18"/>
+              </w:rPr>
+              <w:t>-0.021 ± 0.023</w:t>
+            </w:r>
+          </w:p>
+        </w:tc>
+        <w:tc>
+          <w:tcPr>
+            <w:tcW w:type="dxa" w:w="1440"/>
+          </w:tcPr>
+          <w:p>
+            <w:r>
+              <w:rPr>
+                <w:sz w:val="18"/>
+              </w:rPr>
+              <w:t>-0.144 ± 0.128</w:t>
+            </w:r>
+          </w:p>
+        </w:tc>
+      </w:tr>
+      <w:tr>
+        <w:tc>
+          <w:tcPr>
+            <w:tcW w:type="dxa" w:w="1440"/>
+          </w:tcPr>
+          <w:p>
+            <w:r>
+              <w:rPr>
+                <w:sz w:val="18"/>
+              </w:rPr>
+              <w:t>green_turbid</w:t>
+            </w:r>
+          </w:p>
+        </w:tc>
+        <w:tc>
+          <w:tcPr>
+            <w:tcW w:type="dxa" w:w="1440"/>
+          </w:tcPr>
+          <w:p>
+            <w:r>
+              <w:rPr>
+                <w:sz w:val="18"/>
+              </w:rPr>
+              <w:t>73</w:t>
+            </w:r>
+          </w:p>
+        </w:tc>
+        <w:tc>
+          <w:tcPr>
+            <w:tcW w:type="dxa" w:w="1440"/>
+          </w:tcPr>
+          <w:p>
+            <w:r>
+              <w:rPr>
+                <w:sz w:val="18"/>
+              </w:rPr>
+              <w:t>+0.00 ± 0.00</w:t>
+            </w:r>
+          </w:p>
+        </w:tc>
+        <w:tc>
+          <w:tcPr>
+            <w:tcW w:type="dxa" w:w="1440"/>
+          </w:tcPr>
+          <w:p>
+            <w:r>
+              <w:rPr>
+                <w:sz w:val="18"/>
+              </w:rPr>
+              <w:t>+0.000 ± 0.000</w:t>
+            </w:r>
+          </w:p>
+        </w:tc>
+        <w:tc>
+          <w:tcPr>
+            <w:tcW w:type="dxa" w:w="1440"/>
+          </w:tcPr>
+          <w:p>
+            <w:r>
+              <w:rPr>
+                <w:sz w:val="18"/>
+              </w:rPr>
+              <w:t>+0.000 ± 0.000</w:t>
+            </w:r>
+          </w:p>
+        </w:tc>
+        <w:tc>
+          <w:tcPr>
+            <w:tcW w:type="dxa" w:w="1440"/>
+          </w:tcPr>
+          <w:p>
+            <w:r>
+              <w:rPr>
+                <w:sz w:val="18"/>
+              </w:rPr>
+              <w:t>+0.000 ± 0.000</w:t>
+            </w:r>
+          </w:p>
+        </w:tc>
+      </w:tr>
+      <w:tr>
+        <w:tc>
+          <w:tcPr>
+            <w:tcW w:type="dxa" w:w="1440"/>
+          </w:tcPr>
+          <w:p>
+            <w:r>
+              <w:rPr>
+                <w:sz w:val="18"/>
+              </w:rPr>
+              <w:t>hazy_bright</w:t>
+            </w:r>
+          </w:p>
+        </w:tc>
+        <w:tc>
+          <w:tcPr>
+            <w:tcW w:type="dxa" w:w="1440"/>
+          </w:tcPr>
+          <w:p>
+            <w:r>
+              <w:rPr>
+                <w:sz w:val="18"/>
+              </w:rPr>
+              <w:t>35</w:t>
+            </w:r>
+          </w:p>
+        </w:tc>
+        <w:tc>
+          <w:tcPr>
+            <w:tcW w:type="dxa" w:w="1440"/>
+          </w:tcPr>
+          <w:p>
+            <w:r>
+              <w:rPr>
+                <w:sz w:val="18"/>
+              </w:rPr>
+              <w:t>+0.00 ± 0.00</w:t>
+            </w:r>
+          </w:p>
+        </w:tc>
+        <w:tc>
+          <w:tcPr>
+            <w:tcW w:type="dxa" w:w="1440"/>
+          </w:tcPr>
+          <w:p>
+            <w:r>
+              <w:rPr>
+                <w:sz w:val="18"/>
+              </w:rPr>
+              <w:t>+0.000 ± 0.000</w:t>
+            </w:r>
+          </w:p>
+        </w:tc>
+        <w:tc>
+          <w:tcPr>
+            <w:tcW w:type="dxa" w:w="1440"/>
+          </w:tcPr>
+          <w:p>
+            <w:r>
+              <w:rPr>
+                <w:sz w:val="18"/>
+              </w:rPr>
+              <w:t>+0.000 ± 0.000</w:t>
+            </w:r>
+          </w:p>
+        </w:tc>
+        <w:tc>
+          <w:tcPr>
+            <w:tcW w:type="dxa" w:w="1440"/>
+          </w:tcPr>
+          <w:p>
+            <w:r>
+              <w:rPr>
+                <w:sz w:val="18"/>
+              </w:rPr>
+              <w:t>+0.000 ± 0.000</w:t>
             </w:r>
           </w:p>
         </w:tc>
@@ -1527,7 +5341,7 @@
       <w:r>
         <w:drawing>
           <wp:inline xmlns:a="http://schemas.openxmlformats.org/drawingml/2006/main" xmlns:pic="http://schemas.openxmlformats.org/drawingml/2006/picture">
-            <wp:extent cx="5029200" cy="2933700"/>
+            <wp:extent cx="5486400" cy="2263140"/>
             <wp:docPr id="1" name="Picture 1"/>
             <wp:cNvGraphicFramePr>
               <a:graphicFrameLocks noChangeAspect="1"/>
@@ -1548,7 +5362,7 @@
                   <pic:spPr>
                     <a:xfrm>
                       <a:off x="0" y="0"/>
-                      <a:ext cx="5029200" cy="2933700"/>
+                      <a:ext cx="5486400" cy="2263140"/>
                     </a:xfrm>
                     <a:prstGeom prst="rect"/>
                   </pic:spPr>
@@ -1572,12 +5386,12 @@
         <w:rPr>
           <w:b/>
         </w:rPr>
-        <w:t>4. Ablation Table — Isolating Module 5 and Module 7</w:t>
+        <w:t>5. Ablation Table — Isolating Module 5 and Module 7</w:t>
       </w:r>
     </w:p>
     <w:p>
       <w:r>
-        <w:t>Mean ± std per metric across all 890 images for each of the 4 hybrid-pipeline configurations plus the 2 external baselines. Row 3 (neither novel module) is the control; subtracting it from rows 4-6 isolates each novel module's individual and combined contribution.</w:t>
+        <w:t>Mean ± std per metric over the 622 test images. Row 3 (neither module: global profile, fixed α=0.5) is the control, and rows 4–6 isolate each module's individual and combined contribution. Both arms include the global red-compensation strength, so the routing rows measure per-type routing only, and the compensation's own effect is reported in Section 4. Row 7 is the original Module 7 (Section 7).</w:t>
       </w:r>
     </w:p>
     <w:tbl>
@@ -1656,7 +5470,7 @@
               <w:rPr>
                 <w:sz w:val="18"/>
               </w:rPr>
-              <w:t>PSNR</w:t>
+              <w:t>PSNR (dB)</w:t>
             </w:r>
           </w:p>
         </w:tc>
@@ -1684,7 +5498,7 @@
               <w:rPr>
                 <w:sz w:val="18"/>
               </w:rPr>
-              <w:t>1. Conventional HE baseline</w:t>
+              <w:t>0. UDCP baseline (Drews et al. 2013)</w:t>
             </w:r>
           </w:p>
         </w:tc>
@@ -1697,7 +5511,7 @@
               <w:rPr>
                 <w:sz w:val="18"/>
               </w:rPr>
-              <w:t>7.846 ± 0.165</w:t>
+              <w:t>6.814 ± 0.527</w:t>
             </w:r>
           </w:p>
         </w:tc>
@@ -1710,7 +5524,7 @@
               <w:rPr>
                 <w:sz w:val="18"/>
               </w:rPr>
-              <w:t>78.158 ± 3.286</w:t>
+              <w:t>0.430 ± 0.065</w:t>
             </w:r>
           </w:p>
         </w:tc>
@@ -1723,7 +5537,7 @@
               <w:rPr>
                 <w:sz w:val="18"/>
               </w:rPr>
-              <w:t>2.530 ± 0.491</w:t>
+              <w:t>2.271 ± 0.518</w:t>
             </w:r>
           </w:p>
         </w:tc>
@@ -1736,7 +5550,7 @@
               <w:rPr>
                 <w:sz w:val="18"/>
               </w:rPr>
-              <w:t>16.473 ± 3.272</w:t>
+              <w:t>12.99 ± 2.65</w:t>
             </w:r>
           </w:p>
         </w:tc>
@@ -1749,7 +5563,7 @@
               <w:rPr>
                 <w:sz w:val="18"/>
               </w:rPr>
-              <w:t>0.785 ± 0.119</w:t>
+              <w:t>0.656 ± 0.118</w:t>
             </w:r>
           </w:p>
         </w:tc>
@@ -1764,7 +5578,7 @@
               <w:rPr>
                 <w:sz w:val="18"/>
               </w:rPr>
-              <w:t>2. CLAHE-only baseline</w:t>
+              <w:t>1. Conventional HE baseline</w:t>
             </w:r>
           </w:p>
         </w:tc>
@@ -1777,7 +5591,7 @@
               <w:rPr>
                 <w:sz w:val="18"/>
               </w:rPr>
-              <w:t>7.309 ± 0.422</w:t>
+              <w:t>7.842 ± 0.172</w:t>
             </w:r>
           </w:p>
         </w:tc>
@@ -1790,7 +5604,7 @@
               <w:rPr>
                 <w:sz w:val="18"/>
               </w:rPr>
-              <w:t>59.448 ± 10.987</w:t>
+              <w:t>0.445 ± 0.041</w:t>
             </w:r>
           </w:p>
         </w:tc>
@@ -1803,7 +5617,7 @@
               <w:rPr>
                 <w:sz w:val="18"/>
               </w:rPr>
-              <w:t>2.180 ± 0.545</w:t>
+              <w:t>2.536 ± 0.492</w:t>
             </w:r>
           </w:p>
         </w:tc>
@@ -1816,7 +5630,7 @@
               <w:rPr>
                 <w:sz w:val="18"/>
               </w:rPr>
-              <w:t>18.228 ± 3.061</w:t>
+              <w:t>16.36 ± 3.29</w:t>
             </w:r>
           </w:p>
         </w:tc>
@@ -1829,7 +5643,7 @@
               <w:rPr>
                 <w:sz w:val="18"/>
               </w:rPr>
-              <w:t>0.838 ± 0.080</w:t>
+              <w:t>0.781 ± 0.119</w:t>
             </w:r>
           </w:p>
         </w:tc>
@@ -1844,7 +5658,7 @@
               <w:rPr>
                 <w:sz w:val="18"/>
               </w:rPr>
-              <w:t>3. Hybrid - no routing, fixed alpha=0.5 (neither novel module)</w:t>
+              <w:t>2. CLAHE-only baseline</w:t>
             </w:r>
           </w:p>
         </w:tc>
@@ -1857,7 +5671,7 @@
               <w:rPr>
                 <w:sz w:val="18"/>
               </w:rPr>
-              <w:t>7.155 ± 0.495</w:t>
+              <w:t>7.304 ± 0.428</w:t>
             </w:r>
           </w:p>
         </w:tc>
@@ -1870,7 +5684,7 @@
               <w:rPr>
                 <w:sz w:val="18"/>
               </w:rPr>
-              <w:t>59.467 ± 9.514</w:t>
+              <w:t>0.359 ± 0.059</w:t>
             </w:r>
           </w:p>
         </w:tc>
@@ -1883,7 +5697,7 @@
               <w:rPr>
                 <w:sz w:val="18"/>
               </w:rPr>
-              <w:t>2.553 ± 0.535</w:t>
+              <w:t>2.175 ± 0.555</w:t>
             </w:r>
           </w:p>
         </w:tc>
@@ -1896,7 +5710,7 @@
               <w:rPr>
                 <w:sz w:val="18"/>
               </w:rPr>
-              <w:t>15.234 ± 3.260</w:t>
+              <w:t>18.32 ± 3.11</w:t>
             </w:r>
           </w:p>
         </w:tc>
@@ -1909,7 +5723,7 @@
               <w:rPr>
                 <w:sz w:val="18"/>
               </w:rPr>
-              <w:t>0.776 ± 0.131</w:t>
+              <w:t>0.840 ± 0.080</w:t>
             </w:r>
           </w:p>
         </w:tc>
@@ -1924,7 +5738,7 @@
               <w:rPr>
                 <w:sz w:val="18"/>
               </w:rPr>
-              <w:t>4. Hybrid - no routing, optimized alpha (fusion-optimizer only)</w:t>
+              <w:t>3. Hybrid - global profile, fixed alpha=0.5 (neither novel module)</w:t>
             </w:r>
           </w:p>
         </w:tc>
@@ -1937,7 +5751,7 @@
               <w:rPr>
                 <w:sz w:val="18"/>
               </w:rPr>
-              <w:t>7.252 ± 0.574</w:t>
+              <w:t>7.239 ± 0.386</w:t>
             </w:r>
           </w:p>
         </w:tc>
@@ -1950,7 +5764,7 @@
               <w:rPr>
                 <w:sz w:val="18"/>
               </w:rPr>
-              <w:t>62.520 ± 8.910</w:t>
+              <w:t>0.309 ± 0.068</w:t>
             </w:r>
           </w:p>
         </w:tc>
@@ -1963,7 +5777,7 @@
               <w:rPr>
                 <w:sz w:val="18"/>
               </w:rPr>
-              <w:t>2.545 ± 0.532</w:t>
+              <w:t>2.209 ± 0.525</w:t>
             </w:r>
           </w:p>
         </w:tc>
@@ -1976,7 +5790,7 @@
               <w:rPr>
                 <w:sz w:val="18"/>
               </w:rPr>
-              <w:t>15.722 ± 3.437</w:t>
+              <w:t>17.68 ± 3.07</w:t>
             </w:r>
           </w:p>
         </w:tc>
@@ -1989,7 +5803,7 @@
               <w:rPr>
                 <w:sz w:val="18"/>
               </w:rPr>
-              <w:t>0.770 ± 0.141</w:t>
+              <w:t>0.844 ± 0.085</w:t>
             </w:r>
           </w:p>
         </w:tc>
@@ -2004,7 +5818,7 @@
               <w:rPr>
                 <w:sz w:val="18"/>
               </w:rPr>
-              <w:t>5. Hybrid - routing, fixed alpha=0.5 (routing only)</w:t>
+              <w:t>4. Hybrid - global profile, predicted alpha (Module 7 only)</w:t>
             </w:r>
           </w:p>
         </w:tc>
@@ -2017,7 +5831,7 @@
               <w:rPr>
                 <w:sz w:val="18"/>
               </w:rPr>
-              <w:t>7.144 ± 0.413</w:t>
+              <w:t>7.237 ± 0.375</w:t>
             </w:r>
           </w:p>
         </w:tc>
@@ -2030,7 +5844,7 @@
               <w:rPr>
                 <w:sz w:val="18"/>
               </w:rPr>
-              <w:t>59.583 ± 9.662</w:t>
+              <w:t>0.312 ± 0.068</w:t>
             </w:r>
           </w:p>
         </w:tc>
@@ -2043,7 +5857,7 @@
               <w:rPr>
                 <w:sz w:val="18"/>
               </w:rPr>
-              <w:t>2.599 ± 0.540</w:t>
+              <w:t>2.193 ± 0.524</w:t>
             </w:r>
           </w:p>
         </w:tc>
@@ -2056,7 +5870,7 @@
               <w:rPr>
                 <w:sz w:val="18"/>
               </w:rPr>
-              <w:t>14.678 ± 3.250</w:t>
+              <w:t>17.82 ± 3.07</w:t>
             </w:r>
           </w:p>
         </w:tc>
@@ -2069,7 +5883,7 @@
               <w:rPr>
                 <w:sz w:val="18"/>
               </w:rPr>
-              <w:t>0.761 ± 0.124</w:t>
+              <w:t>0.850 ± 0.080</w:t>
             </w:r>
           </w:p>
         </w:tc>
@@ -2084,7 +5898,7 @@
               <w:rPr>
                 <w:sz w:val="18"/>
               </w:rPr>
-              <w:t>6. Hybrid - full (routing + fusion-optimizer)</w:t>
+              <w:t>5. Hybrid - routed profile, fixed alpha=0.5 (Module 5 only)</w:t>
             </w:r>
           </w:p>
         </w:tc>
@@ -2097,7 +5911,7 @@
               <w:rPr>
                 <w:sz w:val="18"/>
               </w:rPr>
-              <w:t>7.186 ± 0.593</w:t>
+              <w:t>7.229 ± 0.380</w:t>
             </w:r>
           </w:p>
         </w:tc>
@@ -2110,7 +5924,7 @@
               <w:rPr>
                 <w:sz w:val="18"/>
               </w:rPr>
-              <w:t>63.023 ± 8.968</w:t>
+              <w:t>0.304 ± 0.067</w:t>
             </w:r>
           </w:p>
         </w:tc>
@@ -2123,7 +5937,7 @@
               <w:rPr>
                 <w:sz w:val="18"/>
               </w:rPr>
-              <w:t>2.592 ± 0.541</w:t>
+              <w:t>2.145 ± 0.507</w:t>
             </w:r>
           </w:p>
         </w:tc>
@@ -2136,7 +5950,7 @@
               <w:rPr>
                 <w:sz w:val="18"/>
               </w:rPr>
-              <w:t>15.047 ± 3.672</w:t>
+              <w:t>17.77 ± 3.05</w:t>
             </w:r>
           </w:p>
         </w:tc>
@@ -2149,7 +5963,167 @@
               <w:rPr>
                 <w:sz w:val="18"/>
               </w:rPr>
-              <w:t>0.737 ± 0.166</w:t>
+              <w:t>0.850 ± 0.083</w:t>
+            </w:r>
+          </w:p>
+        </w:tc>
+      </w:tr>
+      <w:tr>
+        <w:tc>
+          <w:tcPr>
+            <w:tcW w:type="dxa" w:w="1440"/>
+          </w:tcPr>
+          <w:p>
+            <w:r>
+              <w:rPr>
+                <w:sz w:val="18"/>
+              </w:rPr>
+              <w:t>6. Hybrid - full (Module 5 + Module 7)</w:t>
+            </w:r>
+          </w:p>
+        </w:tc>
+        <w:tc>
+          <w:tcPr>
+            <w:tcW w:type="dxa" w:w="1440"/>
+          </w:tcPr>
+          <w:p>
+            <w:r>
+              <w:rPr>
+                <w:sz w:val="18"/>
+              </w:rPr>
+              <w:t>7.220 ± 0.373</w:t>
+            </w:r>
+          </w:p>
+        </w:tc>
+        <w:tc>
+          <w:tcPr>
+            <w:tcW w:type="dxa" w:w="1440"/>
+          </w:tcPr>
+          <w:p>
+            <w:r>
+              <w:rPr>
+                <w:sz w:val="18"/>
+              </w:rPr>
+              <w:t>0.308 ± 0.068</w:t>
+            </w:r>
+          </w:p>
+        </w:tc>
+        <w:tc>
+          <w:tcPr>
+            <w:tcW w:type="dxa" w:w="1440"/>
+          </w:tcPr>
+          <w:p>
+            <w:r>
+              <w:rPr>
+                <w:sz w:val="18"/>
+              </w:rPr>
+              <w:t>2.134 ± 0.507</w:t>
+            </w:r>
+          </w:p>
+        </w:tc>
+        <w:tc>
+          <w:tcPr>
+            <w:tcW w:type="dxa" w:w="1440"/>
+          </w:tcPr>
+          <w:p>
+            <w:r>
+              <w:rPr>
+                <w:sz w:val="18"/>
+              </w:rPr>
+              <w:t>17.87 ± 3.06</w:t>
+            </w:r>
+          </w:p>
+        </w:tc>
+        <w:tc>
+          <w:tcPr>
+            <w:tcW w:type="dxa" w:w="1440"/>
+          </w:tcPr>
+          <w:p>
+            <w:r>
+              <w:rPr>
+                <w:sz w:val="18"/>
+              </w:rPr>
+              <w:t>0.854 ± 0.079</w:t>
+            </w:r>
+          </w:p>
+        </w:tc>
+      </w:tr>
+      <w:tr>
+        <w:tc>
+          <w:tcPr>
+            <w:tcW w:type="dxa" w:w="1440"/>
+          </w:tcPr>
+          <w:p>
+            <w:r>
+              <w:rPr>
+                <w:sz w:val="18"/>
+              </w:rPr>
+              <w:t>7. Hybrid - routed profile, alpha by UCIQE+UIQM search (original Module 7)</w:t>
+            </w:r>
+          </w:p>
+        </w:tc>
+        <w:tc>
+          <w:tcPr>
+            <w:tcW w:type="dxa" w:w="1440"/>
+          </w:tcPr>
+          <w:p>
+            <w:r>
+              <w:rPr>
+                <w:sz w:val="18"/>
+              </w:rPr>
+              <w:t>7.162 ± 0.512</w:t>
+            </w:r>
+          </w:p>
+        </w:tc>
+        <w:tc>
+          <w:tcPr>
+            <w:tcW w:type="dxa" w:w="1440"/>
+          </w:tcPr>
+          <w:p>
+            <w:r>
+              <w:rPr>
+                <w:sz w:val="18"/>
+              </w:rPr>
+              <w:t>0.329 ± 0.073</w:t>
+            </w:r>
+          </w:p>
+        </w:tc>
+        <w:tc>
+          <w:tcPr>
+            <w:tcW w:type="dxa" w:w="1440"/>
+          </w:tcPr>
+          <w:p>
+            <w:r>
+              <w:rPr>
+                <w:sz w:val="18"/>
+              </w:rPr>
+              <w:t>2.159 ± 0.547</w:t>
+            </w:r>
+          </w:p>
+        </w:tc>
+        <w:tc>
+          <w:tcPr>
+            <w:tcW w:type="dxa" w:w="1440"/>
+          </w:tcPr>
+          <w:p>
+            <w:r>
+              <w:rPr>
+                <w:sz w:val="18"/>
+              </w:rPr>
+              <w:t>16.30 ± 2.90</w:t>
+            </w:r>
+          </w:p>
+        </w:tc>
+        <w:tc>
+          <w:tcPr>
+            <w:tcW w:type="dxa" w:w="1440"/>
+          </w:tcPr>
+          <w:p>
+            <w:r>
+              <w:rPr>
+                <w:sz w:val="18"/>
+              </w:rPr>
+              <w:t>0.804 ± 0.112</w:t>
             </w:r>
           </w:p>
         </w:tc>
@@ -2200,7 +6174,7 @@
               <w:rPr>
                 <w:sz w:val="18"/>
               </w:rPr>
-              <w:t>Combined gain (row6-row3)</w:t>
+              <w:t>Combined (6−3)</w:t>
             </w:r>
           </w:p>
         </w:tc>
@@ -2213,7 +6187,7 @@
               <w:rPr>
                 <w:sz w:val="18"/>
               </w:rPr>
-              <w:t>Fusion-optimizer alone (row4-row3)</w:t>
+              <w:t>Module 7 alone (4−3)</w:t>
             </w:r>
           </w:p>
         </w:tc>
@@ -2226,7 +6200,7 @@
               <w:rPr>
                 <w:sz w:val="18"/>
               </w:rPr>
-              <w:t>Routing alone (row5-row3)</w:t>
+              <w:t>Module 5 alone (5−3)</w:t>
             </w:r>
           </w:p>
         </w:tc>
@@ -2239,7 +6213,7 @@
               <w:rPr>
                 <w:sz w:val="18"/>
               </w:rPr>
-              <w:t>Interaction (row6-row4-row5+row3)</w:t>
+              <w:t>Interaction (6−4−5+3)</w:t>
             </w:r>
           </w:p>
         </w:tc>
@@ -2267,7 +6241,7 @@
               <w:rPr>
                 <w:sz w:val="18"/>
               </w:rPr>
-              <w:t>+0.031</w:t>
+              <w:t>-0.019</w:t>
             </w:r>
           </w:p>
         </w:tc>
@@ -2280,7 +6254,7 @@
               <w:rPr>
                 <w:sz w:val="18"/>
               </w:rPr>
-              <w:t>+0.097</w:t>
+              <w:t>-0.003</w:t>
             </w:r>
           </w:p>
         </w:tc>
@@ -2306,7 +6280,7 @@
               <w:rPr>
                 <w:sz w:val="18"/>
               </w:rPr>
-              <w:t>-0.055</w:t>
+              <w:t>-0.005</w:t>
             </w:r>
           </w:p>
         </w:tc>
@@ -2334,7 +6308,7 @@
               <w:rPr>
                 <w:sz w:val="18"/>
               </w:rPr>
-              <w:t>+3.556</w:t>
+              <w:t>-0.001</w:t>
             </w:r>
           </w:p>
         </w:tc>
@@ -2347,7 +6321,7 @@
               <w:rPr>
                 <w:sz w:val="18"/>
               </w:rPr>
-              <w:t>+3.053</w:t>
+              <w:t>+0.003</w:t>
             </w:r>
           </w:p>
         </w:tc>
@@ -2360,7 +6334,7 @@
               <w:rPr>
                 <w:sz w:val="18"/>
               </w:rPr>
-              <w:t>+0.117</w:t>
+              <w:t>-0.005</w:t>
             </w:r>
           </w:p>
         </w:tc>
@@ -2373,7 +6347,7 @@
               <w:rPr>
                 <w:sz w:val="18"/>
               </w:rPr>
-              <w:t>+0.387</w:t>
+              <w:t>+0.001</w:t>
             </w:r>
           </w:p>
         </w:tc>
@@ -2401,7 +6375,7 @@
               <w:rPr>
                 <w:sz w:val="18"/>
               </w:rPr>
-              <w:t>+0.039</w:t>
+              <w:t>-0.075</w:t>
             </w:r>
           </w:p>
         </w:tc>
@@ -2414,7 +6388,7 @@
               <w:rPr>
                 <w:sz w:val="18"/>
               </w:rPr>
-              <w:t>-0.008</w:t>
+              <w:t>-0.016</w:t>
             </w:r>
           </w:p>
         </w:tc>
@@ -2427,7 +6401,7 @@
               <w:rPr>
                 <w:sz w:val="18"/>
               </w:rPr>
-              <w:t>+0.046</w:t>
+              <w:t>-0.064</w:t>
             </w:r>
           </w:p>
         </w:tc>
@@ -2440,7 +6414,7 @@
               <w:rPr>
                 <w:sz w:val="18"/>
               </w:rPr>
-              <w:t>+0.002</w:t>
+              <w:t>+0.005</w:t>
             </w:r>
           </w:p>
         </w:tc>
@@ -2455,7 +6429,7 @@
               <w:rPr>
                 <w:sz w:val="18"/>
               </w:rPr>
-              <w:t>PSNR</w:t>
+              <w:t>PSNR (dB)</w:t>
             </w:r>
           </w:p>
         </w:tc>
@@ -2468,7 +6442,7 @@
               <w:rPr>
                 <w:sz w:val="18"/>
               </w:rPr>
-              <w:t>-0.187</w:t>
+              <w:t>+0.183</w:t>
             </w:r>
           </w:p>
         </w:tc>
@@ -2481,7 +6455,7 @@
               <w:rPr>
                 <w:sz w:val="18"/>
               </w:rPr>
-              <w:t>+0.489</w:t>
+              <w:t>+0.141</w:t>
             </w:r>
           </w:p>
         </w:tc>
@@ -2494,7 +6468,7 @@
               <w:rPr>
                 <w:sz w:val="18"/>
               </w:rPr>
-              <w:t>-0.556</w:t>
+              <w:t>+0.083</w:t>
             </w:r>
           </w:p>
         </w:tc>
@@ -2507,7 +6481,7 @@
               <w:rPr>
                 <w:sz w:val="18"/>
               </w:rPr>
-              <w:t>-0.120</w:t>
+              <w:t>-0.041</w:t>
             </w:r>
           </w:p>
         </w:tc>
@@ -2535,7 +6509,7 @@
               <w:rPr>
                 <w:sz w:val="18"/>
               </w:rPr>
-              <w:t>-0.039</w:t>
+              <w:t>+0.009</w:t>
             </w:r>
           </w:p>
         </w:tc>
@@ -2548,7 +6522,7 @@
               <w:rPr>
                 <w:sz w:val="18"/>
               </w:rPr>
-              <w:t>-0.006</w:t>
+              <w:t>+0.006</w:t>
             </w:r>
           </w:p>
         </w:tc>
@@ -2561,7 +6535,7 @@
               <w:rPr>
                 <w:sz w:val="18"/>
               </w:rPr>
-              <w:t>-0.015</w:t>
+              <w:t>+0.005</w:t>
             </w:r>
           </w:p>
         </w:tc>
@@ -2574,7 +6548,7 @@
               <w:rPr>
                 <w:sz w:val="18"/>
               </w:rPr>
-              <w:t>-0.018</w:t>
+              <w:t>-0.001</w:t>
             </w:r>
           </w:p>
         </w:tc>
@@ -2582,7 +6556,11 @@
     </w:tbl>
     <w:p>
       <w:r>
-        <w:t>A non-zero interaction term indicates the two modules' contributions are not purely additive (expected: routing changes the CLAHE/DCP streams the fusion-optimizer then searches over, so the two are not independent).</w:t>
+        <w:rPr>
+          <w:i/>
+          <w:sz w:val="18"/>
+        </w:rPr>
+        <w:t>All parameter selection (Module 5 profiles, red-compensation strength, Module 7 predictor) used PSNR/SSIM against references on the calibration split only; every number here is on the held-out test split. ‡ The original Module 7 maximizes UCIQE+UIQM per image, so its UCIQE/UIQM values are raised by construction.</w:t>
       </w:r>
     </w:p>
     <w:p>
@@ -2598,12 +6576,1270 @@
         <w:rPr>
           <w:b/>
         </w:rPr>
-        <w:t>5. Downstream Task Validation</w:t>
+        <w:t>6. Module 7 — Calibrated Per-Image Fusion Weight</w:t>
       </w:r>
     </w:p>
     <w:p>
       <w:r>
-        <w:t>ORB keypoint yield and Canny edge density, computed with the corrected detector (nfeatures raised from 1000 to 200,000 — see Section 6, Known Issues Fixed, item 2) so the reported gains are real, not an artifact of both raw and restored counts hitting a shared detection ceiling.</w:t>
+        <w:t>The fusion stage blends the CLAHE stream (detail and contrast) with the DCP stream (haze removal) under a global bias α. Module 7 predicts α per image with a ridge regression from 26 no-reference statistics of the raw image and of both streams: luminance, contrast, chroma, colour cast, clipping, haze density and colour dominance. It was fitted on the calibration split to the per-image α that best matches the reference. At inference it needs no reference and a single feature pass, and the search loop is gone.</w:t>
+      </w:r>
+    </w:p>
+    <w:p>
+      <w:r>
+        <w:t>5-fold cross-validation on the calibration split, grouped by image:</w:t>
+      </w:r>
+    </w:p>
+    <w:tbl>
+      <w:tblPr>
+        <w:tblStyle w:val="LightGrid-Accent1"/>
+        <w:tblW w:type="auto" w:w="0"/>
+        <w:tblLook w:firstColumn="1" w:firstRow="1" w:lastColumn="0" w:lastRow="0" w:noHBand="0" w:noVBand="1" w:val="04A0"/>
+      </w:tblPr>
+      <w:tblGrid>
+        <w:gridCol w:w="2880"/>
+        <w:gridCol w:w="2880"/>
+        <w:gridCol w:w="2880"/>
+      </w:tblGrid>
+      <w:tr>
+        <w:tc>
+          <w:tcPr>
+            <w:tcW w:type="dxa" w:w="2880"/>
+          </w:tcPr>
+          <w:p>
+            <w:r>
+              <w:rPr>
+                <w:sz w:val="18"/>
+              </w:rPr>
+              <w:t>α selection</w:t>
+            </w:r>
+          </w:p>
+        </w:tc>
+        <w:tc>
+          <w:tcPr>
+            <w:tcW w:type="dxa" w:w="2880"/>
+          </w:tcPr>
+          <w:p>
+            <w:r>
+              <w:rPr>
+                <w:sz w:val="18"/>
+              </w:rPr>
+              <w:t>PSNR</w:t>
+            </w:r>
+          </w:p>
+        </w:tc>
+        <w:tc>
+          <w:tcPr>
+            <w:tcW w:type="dxa" w:w="2880"/>
+          </w:tcPr>
+          <w:p>
+            <w:r>
+              <w:rPr>
+                <w:sz w:val="18"/>
+              </w:rPr>
+              <w:t>SSIM</w:t>
+            </w:r>
+          </w:p>
+        </w:tc>
+      </w:tr>
+      <w:tr>
+        <w:tc>
+          <w:tcPr>
+            <w:tcW w:type="dxa" w:w="2880"/>
+          </w:tcPr>
+          <w:p>
+            <w:r>
+              <w:rPr>
+                <w:sz w:val="18"/>
+              </w:rPr>
+              <w:t>Fixed α = 0.5</w:t>
+            </w:r>
+          </w:p>
+        </w:tc>
+        <w:tc>
+          <w:tcPr>
+            <w:tcW w:type="dxa" w:w="2880"/>
+          </w:tcPr>
+          <w:p>
+            <w:r>
+              <w:rPr>
+                <w:sz w:val="18"/>
+              </w:rPr>
+              <w:t>17.27</w:t>
+            </w:r>
+          </w:p>
+        </w:tc>
+        <w:tc>
+          <w:tcPr>
+            <w:tcW w:type="dxa" w:w="2880"/>
+          </w:tcPr>
+          <w:p>
+            <w:r>
+              <w:rPr>
+                <w:sz w:val="18"/>
+              </w:rPr>
+              <w:t>0.834</w:t>
+            </w:r>
+          </w:p>
+        </w:tc>
+      </w:tr>
+      <w:tr>
+        <w:tc>
+          <w:tcPr>
+            <w:tcW w:type="dxa" w:w="2880"/>
+          </w:tcPr>
+          <w:p>
+            <w:r>
+              <w:rPr>
+                <w:sz w:val="18"/>
+              </w:rPr>
+              <w:t>Best single fixed α (chosen inside CV)</w:t>
+            </w:r>
+          </w:p>
+        </w:tc>
+        <w:tc>
+          <w:tcPr>
+            <w:tcW w:type="dxa" w:w="2880"/>
+          </w:tcPr>
+          <w:p>
+            <w:r>
+              <w:rPr>
+                <w:sz w:val="18"/>
+              </w:rPr>
+              <w:t>17.26</w:t>
+            </w:r>
+          </w:p>
+        </w:tc>
+        <w:tc>
+          <w:tcPr>
+            <w:tcW w:type="dxa" w:w="2880"/>
+          </w:tcPr>
+          <w:p>
+            <w:r>
+              <w:rPr>
+                <w:sz w:val="18"/>
+              </w:rPr>
+              <w:t>0.835</w:t>
+            </w:r>
+          </w:p>
+        </w:tc>
+      </w:tr>
+      <w:tr>
+        <w:tc>
+          <w:tcPr>
+            <w:tcW w:type="dxa" w:w="2880"/>
+          </w:tcPr>
+          <w:p>
+            <w:r>
+              <w:rPr>
+                <w:sz w:val="18"/>
+              </w:rPr>
+              <w:t>Predicted α (ridge, λ=30)</w:t>
+            </w:r>
+          </w:p>
+        </w:tc>
+        <w:tc>
+          <w:tcPr>
+            <w:tcW w:type="dxa" w:w="2880"/>
+          </w:tcPr>
+          <w:p>
+            <w:r>
+              <w:rPr>
+                <w:sz w:val="18"/>
+              </w:rPr>
+              <w:t>17.44</w:t>
+            </w:r>
+          </w:p>
+        </w:tc>
+        <w:tc>
+          <w:tcPr>
+            <w:tcW w:type="dxa" w:w="2880"/>
+          </w:tcPr>
+          <w:p>
+            <w:r>
+              <w:rPr>
+                <w:sz w:val="18"/>
+              </w:rPr>
+              <w:t>0.840</w:t>
+            </w:r>
+          </w:p>
+        </w:tc>
+      </w:tr>
+      <w:tr>
+        <w:tc>
+          <w:tcPr>
+            <w:tcW w:type="dxa" w:w="2880"/>
+          </w:tcPr>
+          <w:p>
+            <w:r>
+              <w:rPr>
+                <w:sz w:val="18"/>
+              </w:rPr>
+              <w:t>Oracle per-image α (uses reference; upper bound)</w:t>
+            </w:r>
+          </w:p>
+        </w:tc>
+        <w:tc>
+          <w:tcPr>
+            <w:tcW w:type="dxa" w:w="2880"/>
+          </w:tcPr>
+          <w:p>
+            <w:r>
+              <w:rPr>
+                <w:sz w:val="18"/>
+              </w:rPr>
+              <w:t>18.03</w:t>
+            </w:r>
+          </w:p>
+        </w:tc>
+        <w:tc>
+          <w:tcPr>
+            <w:tcW w:type="dxa" w:w="2880"/>
+          </w:tcPr>
+          <w:p>
+            <w:r>
+              <w:rPr>
+                <w:sz w:val="18"/>
+              </w:rPr>
+              <w:t>0.855</w:t>
+            </w:r>
+          </w:p>
+        </w:tc>
+      </w:tr>
+    </w:tbl>
+    <w:p>
+      <w:r>
+        <w:t>The predictor recovers about 22% of the PSNR gap between a fixed α and the per-image oracle (correlation between predicted and oracle α: 0.49). The gain is real but modest, and most of the oracle headroom remains.</w:t>
+      </w:r>
+    </w:p>
+    <w:p>
+      <w:r>
+        <w:t>Held-out test split. Predicted α has mean 0.42 and std 0.16, with 1% of images at a boundary. Its isolated effect (row 4 − row 3) is PSNR +0.14 dB, SSIM +0.006, entropy -0.003, UCIQE +0.003, UIQM -0.016.</w:t>
+      </w:r>
+    </w:p>
+    <w:p>
+      <w:r>
+        <w:drawing>
+          <wp:inline xmlns:a="http://schemas.openxmlformats.org/drawingml/2006/main" xmlns:pic="http://schemas.openxmlformats.org/drawingml/2006/picture">
+            <wp:extent cx="4114800" cy="2139696"/>
+            <wp:docPr id="2" name="Picture 2"/>
+            <wp:cNvGraphicFramePr>
+              <a:graphicFrameLocks noChangeAspect="1"/>
+            </wp:cNvGraphicFramePr>
+            <a:graphic>
+              <a:graphicData uri="http://schemas.openxmlformats.org/drawingml/2006/picture">
+                <pic:pic>
+                  <pic:nvPicPr>
+                    <pic:cNvPr id="0" name="_fusion_alpha_hist.png"/>
+                    <pic:cNvPicPr/>
+                  </pic:nvPicPr>
+                  <pic:blipFill>
+                    <a:blip r:embed="rId10"/>
+                    <a:stretch>
+                      <a:fillRect/>
+                    </a:stretch>
+                  </pic:blipFill>
+                  <pic:spPr>
+                    <a:xfrm>
+                      <a:off x="0" y="0"/>
+                      <a:ext cx="4114800" cy="2139696"/>
+                    </a:xfrm>
+                    <a:prstGeom prst="rect"/>
+                  </pic:spPr>
+                </pic:pic>
+              </a:graphicData>
+            </a:graphic>
+          </wp:inline>
+        </w:drawing>
+      </w:r>
+    </w:p>
+    <w:p>
+      <w:r>
+        <w:br w:type="page"/>
+      </w:r>
+    </w:p>
+    <w:p>
+      <w:pPr>
+        <w:pStyle w:val="Heading2"/>
+      </w:pPr>
+      <w:r>
+        <w:rPr>
+          <w:b/>
+        </w:rPr>
+        <w:t>7. Finding — No-Reference Metrics Are Misaligned with Fidelity for Fusion-Weight Selection</w:t>
+      </w:r>
+    </w:p>
+    <w:p>
+      <w:r>
+        <w:t>The original Module 7 chose α per image by maximizing UCIQE+UIQM, a common pattern in underwater enhancement: optimize the image's own no-reference quality score, with no reference or training needed. On UIEB this does not work, and the reason is measurable.</w:t>
+      </w:r>
+    </w:p>
+    <w:p>
+      <w:r>
+        <w:t>Within-image alignment (calibration split). For each image, the fused output was computed at α = 0, 0.1, …, 1 in both pipeline arms. The table gives the median Spearman correlation between each no-reference score and PSNR/SSIM across those α values, and the share of images where it is negative, meaning the score ranks α in the opposite order to the reference:</w:t>
+      </w:r>
+    </w:p>
+    <w:tbl>
+      <w:tblPr>
+        <w:tblStyle w:val="LightGrid-Accent1"/>
+        <w:tblW w:type="auto" w:w="0"/>
+        <w:tblLook w:firstColumn="1" w:firstRow="1" w:lastColumn="0" w:lastRow="0" w:noHBand="0" w:noVBand="1" w:val="04A0"/>
+      </w:tblPr>
+      <w:tblGrid>
+        <w:gridCol w:w="2160"/>
+        <w:gridCol w:w="2160"/>
+        <w:gridCol w:w="2160"/>
+        <w:gridCol w:w="2160"/>
+      </w:tblGrid>
+      <w:tr>
+        <w:tc>
+          <w:tcPr>
+            <w:tcW w:type="dxa" w:w="2160"/>
+          </w:tcPr>
+          <w:p>
+            <w:r>
+              <w:rPr>
+                <w:sz w:val="18"/>
+              </w:rPr>
+              <w:t>No-reference score</w:t>
+            </w:r>
+          </w:p>
+        </w:tc>
+        <w:tc>
+          <w:tcPr>
+            <w:tcW w:type="dxa" w:w="2160"/>
+          </w:tcPr>
+          <w:p>
+            <w:r>
+              <w:rPr>
+                <w:sz w:val="18"/>
+              </w:rPr>
+              <w:t>vs.</w:t>
+            </w:r>
+          </w:p>
+        </w:tc>
+        <w:tc>
+          <w:tcPr>
+            <w:tcW w:type="dxa" w:w="2160"/>
+          </w:tcPr>
+          <w:p>
+            <w:r>
+              <w:rPr>
+                <w:sz w:val="18"/>
+              </w:rPr>
+              <w:t>Median within-image Spearman</w:t>
+            </w:r>
+          </w:p>
+        </w:tc>
+        <w:tc>
+          <w:tcPr>
+            <w:tcW w:type="dxa" w:w="2160"/>
+          </w:tcPr>
+          <w:p>
+            <w:r>
+              <w:rPr>
+                <w:sz w:val="18"/>
+              </w:rPr>
+              <w:t>Images with negative correlation</w:t>
+            </w:r>
+          </w:p>
+        </w:tc>
+      </w:tr>
+      <w:tr>
+        <w:tc>
+          <w:tcPr>
+            <w:tcW w:type="dxa" w:w="2160"/>
+          </w:tcPr>
+          <w:p>
+            <w:r>
+              <w:rPr>
+                <w:sz w:val="18"/>
+              </w:rPr>
+              <w:t>uciqe</w:t>
+            </w:r>
+          </w:p>
+        </w:tc>
+        <w:tc>
+          <w:tcPr>
+            <w:tcW w:type="dxa" w:w="2160"/>
+          </w:tcPr>
+          <w:p>
+            <w:r>
+              <w:rPr>
+                <w:sz w:val="18"/>
+              </w:rPr>
+              <w:t>PSNR</w:t>
+            </w:r>
+          </w:p>
+        </w:tc>
+        <w:tc>
+          <w:tcPr>
+            <w:tcW w:type="dxa" w:w="2160"/>
+          </w:tcPr>
+          <w:p>
+            <w:r>
+              <w:rPr>
+                <w:sz w:val="18"/>
+              </w:rPr>
+              <w:t>+0.03</w:t>
+            </w:r>
+          </w:p>
+        </w:tc>
+        <w:tc>
+          <w:tcPr>
+            <w:tcW w:type="dxa" w:w="2160"/>
+          </w:tcPr>
+          <w:p>
+            <w:r>
+              <w:rPr>
+                <w:sz w:val="18"/>
+              </w:rPr>
+              <w:t>49%</w:t>
+            </w:r>
+          </w:p>
+        </w:tc>
+      </w:tr>
+      <w:tr>
+        <w:tc>
+          <w:tcPr>
+            <w:tcW w:type="dxa" w:w="2160"/>
+          </w:tcPr>
+          <w:p>
+            <w:r>
+              <w:rPr>
+                <w:sz w:val="18"/>
+              </w:rPr>
+              <w:t>uciqe</w:t>
+            </w:r>
+          </w:p>
+        </w:tc>
+        <w:tc>
+          <w:tcPr>
+            <w:tcW w:type="dxa" w:w="2160"/>
+          </w:tcPr>
+          <w:p>
+            <w:r>
+              <w:rPr>
+                <w:sz w:val="18"/>
+              </w:rPr>
+              <w:t>SSIM</w:t>
+            </w:r>
+          </w:p>
+        </w:tc>
+        <w:tc>
+          <w:tcPr>
+            <w:tcW w:type="dxa" w:w="2160"/>
+          </w:tcPr>
+          <w:p>
+            <w:r>
+              <w:rPr>
+                <w:sz w:val="18"/>
+              </w:rPr>
+              <w:t>+0.29</w:t>
+            </w:r>
+          </w:p>
+        </w:tc>
+        <w:tc>
+          <w:tcPr>
+            <w:tcW w:type="dxa" w:w="2160"/>
+          </w:tcPr>
+          <w:p>
+            <w:r>
+              <w:rPr>
+                <w:sz w:val="18"/>
+              </w:rPr>
+              <w:t>42%</w:t>
+            </w:r>
+          </w:p>
+        </w:tc>
+      </w:tr>
+      <w:tr>
+        <w:tc>
+          <w:tcPr>
+            <w:tcW w:type="dxa" w:w="2160"/>
+          </w:tcPr>
+          <w:p>
+            <w:r>
+              <w:rPr>
+                <w:sz w:val="18"/>
+              </w:rPr>
+              <w:t>uiqm</w:t>
+            </w:r>
+          </w:p>
+        </w:tc>
+        <w:tc>
+          <w:tcPr>
+            <w:tcW w:type="dxa" w:w="2160"/>
+          </w:tcPr>
+          <w:p>
+            <w:r>
+              <w:rPr>
+                <w:sz w:val="18"/>
+              </w:rPr>
+              <w:t>PSNR</w:t>
+            </w:r>
+          </w:p>
+        </w:tc>
+        <w:tc>
+          <w:tcPr>
+            <w:tcW w:type="dxa" w:w="2160"/>
+          </w:tcPr>
+          <w:p>
+            <w:r>
+              <w:rPr>
+                <w:sz w:val="18"/>
+              </w:rPr>
+              <w:t>-0.25</w:t>
+            </w:r>
+          </w:p>
+        </w:tc>
+        <w:tc>
+          <w:tcPr>
+            <w:tcW w:type="dxa" w:w="2160"/>
+          </w:tcPr>
+          <w:p>
+            <w:r>
+              <w:rPr>
+                <w:sz w:val="18"/>
+              </w:rPr>
+              <w:t>56%</w:t>
+            </w:r>
+          </w:p>
+        </w:tc>
+      </w:tr>
+      <w:tr>
+        <w:tc>
+          <w:tcPr>
+            <w:tcW w:type="dxa" w:w="2160"/>
+          </w:tcPr>
+          <w:p>
+            <w:r>
+              <w:rPr>
+                <w:sz w:val="18"/>
+              </w:rPr>
+              <w:t>uiqm</w:t>
+            </w:r>
+          </w:p>
+        </w:tc>
+        <w:tc>
+          <w:tcPr>
+            <w:tcW w:type="dxa" w:w="2160"/>
+          </w:tcPr>
+          <w:p>
+            <w:r>
+              <w:rPr>
+                <w:sz w:val="18"/>
+              </w:rPr>
+              <w:t>SSIM</w:t>
+            </w:r>
+          </w:p>
+        </w:tc>
+        <w:tc>
+          <w:tcPr>
+            <w:tcW w:type="dxa" w:w="2160"/>
+          </w:tcPr>
+          <w:p>
+            <w:r>
+              <w:rPr>
+                <w:sz w:val="18"/>
+              </w:rPr>
+              <w:t>-0.19</w:t>
+            </w:r>
+          </w:p>
+        </w:tc>
+        <w:tc>
+          <w:tcPr>
+            <w:tcW w:type="dxa" w:w="2160"/>
+          </w:tcPr>
+          <w:p>
+            <w:r>
+              <w:rPr>
+                <w:sz w:val="18"/>
+              </w:rPr>
+              <w:t>54%</w:t>
+            </w:r>
+          </w:p>
+        </w:tc>
+      </w:tr>
+      <w:tr>
+        <w:tc>
+          <w:tcPr>
+            <w:tcW w:type="dxa" w:w="2160"/>
+          </w:tcPr>
+          <w:p>
+            <w:r>
+              <w:rPr>
+                <w:sz w:val="18"/>
+              </w:rPr>
+              <w:t>UCIQE+UIQM (Module 7 objective)</w:t>
+            </w:r>
+          </w:p>
+        </w:tc>
+        <w:tc>
+          <w:tcPr>
+            <w:tcW w:type="dxa" w:w="2160"/>
+          </w:tcPr>
+          <w:p>
+            <w:r>
+              <w:rPr>
+                <w:sz w:val="18"/>
+              </w:rPr>
+              <w:t>PSNR</w:t>
+            </w:r>
+          </w:p>
+        </w:tc>
+        <w:tc>
+          <w:tcPr>
+            <w:tcW w:type="dxa" w:w="2160"/>
+          </w:tcPr>
+          <w:p>
+            <w:r>
+              <w:rPr>
+                <w:sz w:val="18"/>
+              </w:rPr>
+              <w:t>-0.17</w:t>
+            </w:r>
+          </w:p>
+        </w:tc>
+        <w:tc>
+          <w:tcPr>
+            <w:tcW w:type="dxa" w:w="2160"/>
+          </w:tcPr>
+          <w:p>
+            <w:r>
+              <w:rPr>
+                <w:sz w:val="18"/>
+              </w:rPr>
+              <w:t>56%</w:t>
+            </w:r>
+          </w:p>
+        </w:tc>
+      </w:tr>
+      <w:tr>
+        <w:tc>
+          <w:tcPr>
+            <w:tcW w:type="dxa" w:w="2160"/>
+          </w:tcPr>
+          <w:p>
+            <w:r>
+              <w:rPr>
+                <w:sz w:val="18"/>
+              </w:rPr>
+              <w:t>UCIQE+UIQM (Module 7 objective)</w:t>
+            </w:r>
+          </w:p>
+        </w:tc>
+        <w:tc>
+          <w:tcPr>
+            <w:tcW w:type="dxa" w:w="2160"/>
+          </w:tcPr>
+          <w:p>
+            <w:r>
+              <w:rPr>
+                <w:sz w:val="18"/>
+              </w:rPr>
+              <w:t>SSIM</w:t>
+            </w:r>
+          </w:p>
+        </w:tc>
+        <w:tc>
+          <w:tcPr>
+            <w:tcW w:type="dxa" w:w="2160"/>
+          </w:tcPr>
+          <w:p>
+            <w:r>
+              <w:rPr>
+                <w:sz w:val="18"/>
+              </w:rPr>
+              <w:t>+0.18</w:t>
+            </w:r>
+          </w:p>
+        </w:tc>
+        <w:tc>
+          <w:tcPr>
+            <w:tcW w:type="dxa" w:w="2160"/>
+          </w:tcPr>
+          <w:p>
+            <w:r>
+              <w:rPr>
+                <w:sz w:val="18"/>
+              </w:rPr>
+              <w:t>46%</w:t>
+            </w:r>
+          </w:p>
+        </w:tc>
+      </w:tr>
+      <w:tr>
+        <w:tc>
+          <w:tcPr>
+            <w:tcW w:type="dxa" w:w="2160"/>
+          </w:tcPr>
+          <w:p>
+            <w:r>
+              <w:rPr>
+                <w:sz w:val="18"/>
+              </w:rPr>
+              <w:t>entropy</w:t>
+            </w:r>
+          </w:p>
+        </w:tc>
+        <w:tc>
+          <w:tcPr>
+            <w:tcW w:type="dxa" w:w="2160"/>
+          </w:tcPr>
+          <w:p>
+            <w:r>
+              <w:rPr>
+                <w:sz w:val="18"/>
+              </w:rPr>
+              <w:t>PSNR</w:t>
+            </w:r>
+          </w:p>
+        </w:tc>
+        <w:tc>
+          <w:tcPr>
+            <w:tcW w:type="dxa" w:w="2160"/>
+          </w:tcPr>
+          <w:p>
+            <w:r>
+              <w:rPr>
+                <w:sz w:val="18"/>
+              </w:rPr>
+              <w:t>+0.08</w:t>
+            </w:r>
+          </w:p>
+        </w:tc>
+        <w:tc>
+          <w:tcPr>
+            <w:tcW w:type="dxa" w:w="2160"/>
+          </w:tcPr>
+          <w:p>
+            <w:r>
+              <w:rPr>
+                <w:sz w:val="18"/>
+              </w:rPr>
+              <w:t>48%</w:t>
+            </w:r>
+          </w:p>
+        </w:tc>
+      </w:tr>
+      <w:tr>
+        <w:tc>
+          <w:tcPr>
+            <w:tcW w:type="dxa" w:w="2160"/>
+          </w:tcPr>
+          <w:p>
+            <w:r>
+              <w:rPr>
+                <w:sz w:val="18"/>
+              </w:rPr>
+              <w:t>entropy</w:t>
+            </w:r>
+          </w:p>
+        </w:tc>
+        <w:tc>
+          <w:tcPr>
+            <w:tcW w:type="dxa" w:w="2160"/>
+          </w:tcPr>
+          <w:p>
+            <w:r>
+              <w:rPr>
+                <w:sz w:val="18"/>
+              </w:rPr>
+              <w:t>SSIM</w:t>
+            </w:r>
+          </w:p>
+        </w:tc>
+        <w:tc>
+          <w:tcPr>
+            <w:tcW w:type="dxa" w:w="2160"/>
+          </w:tcPr>
+          <w:p>
+            <w:r>
+              <w:rPr>
+                <w:sz w:val="18"/>
+              </w:rPr>
+              <w:t>-0.34</w:t>
+            </w:r>
+          </w:p>
+        </w:tc>
+        <w:tc>
+          <w:tcPr>
+            <w:tcW w:type="dxa" w:w="2160"/>
+          </w:tcPr>
+          <w:p>
+            <w:r>
+              <w:rPr>
+                <w:sz w:val="18"/>
+              </w:rPr>
+              <w:t>57%</w:t>
+            </w:r>
+          </w:p>
+        </w:tc>
+      </w:tr>
+    </w:tbl>
+    <w:p/>
+    <w:p>
+      <w:r>
+        <w:t>Choosing α by maximizing each score (calibration split):</w:t>
+      </w:r>
+    </w:p>
+    <w:tbl>
+      <w:tblPr>
+        <w:tblStyle w:val="LightGrid-Accent1"/>
+        <w:tblW w:type="auto" w:w="0"/>
+        <w:tblLook w:firstColumn="1" w:firstRow="1" w:lastColumn="0" w:lastRow="0" w:noHBand="0" w:noVBand="1" w:val="04A0"/>
+      </w:tblPr>
+      <w:tblGrid>
+        <w:gridCol w:w="2160"/>
+        <w:gridCol w:w="2160"/>
+        <w:gridCol w:w="2160"/>
+        <w:gridCol w:w="2160"/>
+      </w:tblGrid>
+      <w:tr>
+        <w:tc>
+          <w:tcPr>
+            <w:tcW w:type="dxa" w:w="2160"/>
+          </w:tcPr>
+          <w:p>
+            <w:r>
+              <w:rPr>
+                <w:sz w:val="18"/>
+              </w:rPr>
+              <w:t>α selector</w:t>
+            </w:r>
+          </w:p>
+        </w:tc>
+        <w:tc>
+          <w:tcPr>
+            <w:tcW w:type="dxa" w:w="2160"/>
+          </w:tcPr>
+          <w:p>
+            <w:r>
+              <w:rPr>
+                <w:sz w:val="18"/>
+              </w:rPr>
+              <w:t>PSNR</w:t>
+            </w:r>
+          </w:p>
+        </w:tc>
+        <w:tc>
+          <w:tcPr>
+            <w:tcW w:type="dxa" w:w="2160"/>
+          </w:tcPr>
+          <w:p>
+            <w:r>
+              <w:rPr>
+                <w:sz w:val="18"/>
+              </w:rPr>
+              <w:t>SSIM</w:t>
+            </w:r>
+          </w:p>
+        </w:tc>
+        <w:tc>
+          <w:tcPr>
+            <w:tcW w:type="dxa" w:w="2160"/>
+          </w:tcPr>
+          <w:p>
+            <w:r>
+              <w:rPr>
+                <w:sz w:val="18"/>
+              </w:rPr>
+              <w:t>α at 0 or 1</w:t>
+            </w:r>
+          </w:p>
+        </w:tc>
+      </w:tr>
+      <w:tr>
+        <w:tc>
+          <w:tcPr>
+            <w:tcW w:type="dxa" w:w="2160"/>
+          </w:tcPr>
+          <w:p>
+            <w:r>
+              <w:rPr>
+                <w:sz w:val="18"/>
+              </w:rPr>
+              <w:t>fixed alpha=0.5</w:t>
+            </w:r>
+          </w:p>
+        </w:tc>
+        <w:tc>
+          <w:tcPr>
+            <w:tcW w:type="dxa" w:w="2160"/>
+          </w:tcPr>
+          <w:p>
+            <w:r>
+              <w:rPr>
+                <w:sz w:val="18"/>
+              </w:rPr>
+              <w:t>17.27</w:t>
+            </w:r>
+          </w:p>
+        </w:tc>
+        <w:tc>
+          <w:tcPr>
+            <w:tcW w:type="dxa" w:w="2160"/>
+          </w:tcPr>
+          <w:p>
+            <w:r>
+              <w:rPr>
+                <w:sz w:val="18"/>
+              </w:rPr>
+              <w:t>0.834</w:t>
+            </w:r>
+          </w:p>
+        </w:tc>
+        <w:tc>
+          <w:tcPr>
+            <w:tcW w:type="dxa" w:w="2160"/>
+          </w:tcPr>
+          <w:p>
+            <w:r>
+              <w:rPr>
+                <w:sz w:val="18"/>
+              </w:rPr>
+              <w:t>0%</w:t>
+            </w:r>
+          </w:p>
+        </w:tc>
+      </w:tr>
+      <w:tr>
+        <w:tc>
+          <w:tcPr>
+            <w:tcW w:type="dxa" w:w="2160"/>
+          </w:tcPr>
+          <w:p>
+            <w:r>
+              <w:rPr>
+                <w:sz w:val="18"/>
+              </w:rPr>
+              <w:t>argmax nr_combined</w:t>
+            </w:r>
+          </w:p>
+        </w:tc>
+        <w:tc>
+          <w:tcPr>
+            <w:tcW w:type="dxa" w:w="2160"/>
+          </w:tcPr>
+          <w:p>
+            <w:r>
+              <w:rPr>
+                <w:sz w:val="18"/>
+              </w:rPr>
+              <w:t>16.02</w:t>
+            </w:r>
+          </w:p>
+        </w:tc>
+        <w:tc>
+          <w:tcPr>
+            <w:tcW w:type="dxa" w:w="2160"/>
+          </w:tcPr>
+          <w:p>
+            <w:r>
+              <w:rPr>
+                <w:sz w:val="18"/>
+              </w:rPr>
+              <w:t>0.791</w:t>
+            </w:r>
+          </w:p>
+        </w:tc>
+        <w:tc>
+          <w:tcPr>
+            <w:tcW w:type="dxa" w:w="2160"/>
+          </w:tcPr>
+          <w:p>
+            <w:r>
+              <w:rPr>
+                <w:sz w:val="18"/>
+              </w:rPr>
+              <w:t>91%</w:t>
+            </w:r>
+          </w:p>
+        </w:tc>
+      </w:tr>
+      <w:tr>
+        <w:tc>
+          <w:tcPr>
+            <w:tcW w:type="dxa" w:w="2160"/>
+          </w:tcPr>
+          <w:p>
+            <w:r>
+              <w:rPr>
+                <w:sz w:val="18"/>
+              </w:rPr>
+              <w:t>argmax uciqe</w:t>
+            </w:r>
+          </w:p>
+        </w:tc>
+        <w:tc>
+          <w:tcPr>
+            <w:tcW w:type="dxa" w:w="2160"/>
+          </w:tcPr>
+          <w:p>
+            <w:r>
+              <w:rPr>
+                <w:sz w:val="18"/>
+              </w:rPr>
+              <w:t>15.91</w:t>
+            </w:r>
+          </w:p>
+        </w:tc>
+        <w:tc>
+          <w:tcPr>
+            <w:tcW w:type="dxa" w:w="2160"/>
+          </w:tcPr>
+          <w:p>
+            <w:r>
+              <w:rPr>
+                <w:sz w:val="18"/>
+              </w:rPr>
+              <w:t>0.784</w:t>
+            </w:r>
+          </w:p>
+        </w:tc>
+        <w:tc>
+          <w:tcPr>
+            <w:tcW w:type="dxa" w:w="2160"/>
+          </w:tcPr>
+          <w:p>
+            <w:r>
+              <w:rPr>
+                <w:sz w:val="18"/>
+              </w:rPr>
+              <w:t>98%</w:t>
+            </w:r>
+          </w:p>
+        </w:tc>
+      </w:tr>
+      <w:tr>
+        <w:tc>
+          <w:tcPr>
+            <w:tcW w:type="dxa" w:w="2160"/>
+          </w:tcPr>
+          <w:p>
+            <w:r>
+              <w:rPr>
+                <w:sz w:val="18"/>
+              </w:rPr>
+              <w:t>argmax uiqm</w:t>
+            </w:r>
+          </w:p>
+        </w:tc>
+        <w:tc>
+          <w:tcPr>
+            <w:tcW w:type="dxa" w:w="2160"/>
+          </w:tcPr>
+          <w:p>
+            <w:r>
+              <w:rPr>
+                <w:sz w:val="18"/>
+              </w:rPr>
+              <w:t>16.32</w:t>
+            </w:r>
+          </w:p>
+        </w:tc>
+        <w:tc>
+          <w:tcPr>
+            <w:tcW w:type="dxa" w:w="2160"/>
+          </w:tcPr>
+          <w:p>
+            <w:r>
+              <w:rPr>
+                <w:sz w:val="18"/>
+              </w:rPr>
+              <w:t>0.802</w:t>
+            </w:r>
+          </w:p>
+        </w:tc>
+        <w:tc>
+          <w:tcPr>
+            <w:tcW w:type="dxa" w:w="2160"/>
+          </w:tcPr>
+          <w:p>
+            <w:r>
+              <w:rPr>
+                <w:sz w:val="18"/>
+              </w:rPr>
+              <w:t>68%</w:t>
+            </w:r>
+          </w:p>
+        </w:tc>
+      </w:tr>
+      <w:tr>
+        <w:tc>
+          <w:tcPr>
+            <w:tcW w:type="dxa" w:w="2160"/>
+          </w:tcPr>
+          <w:p>
+            <w:r>
+              <w:rPr>
+                <w:sz w:val="18"/>
+              </w:rPr>
+              <w:t>argmax entropy</w:t>
+            </w:r>
+          </w:p>
+        </w:tc>
+        <w:tc>
+          <w:tcPr>
+            <w:tcW w:type="dxa" w:w="2160"/>
+          </w:tcPr>
+          <w:p>
+            <w:r>
+              <w:rPr>
+                <w:sz w:val="18"/>
+              </w:rPr>
+              <w:t>16.63</w:t>
+            </w:r>
+          </w:p>
+        </w:tc>
+        <w:tc>
+          <w:tcPr>
+            <w:tcW w:type="dxa" w:w="2160"/>
+          </w:tcPr>
+          <w:p>
+            <w:r>
+              <w:rPr>
+                <w:sz w:val="18"/>
+              </w:rPr>
+              <w:t>0.814</w:t>
+            </w:r>
+          </w:p>
+        </w:tc>
+        <w:tc>
+          <w:tcPr>
+            <w:tcW w:type="dxa" w:w="2160"/>
+          </w:tcPr>
+          <w:p>
+            <w:r>
+              <w:rPr>
+                <w:sz w:val="18"/>
+              </w:rPr>
+              <w:t>91%</w:t>
+            </w:r>
+          </w:p>
+        </w:tc>
+      </w:tr>
+      <w:tr>
+        <w:tc>
+          <w:tcPr>
+            <w:tcW w:type="dxa" w:w="2160"/>
+          </w:tcPr>
+          <w:p>
+            <w:r>
+              <w:rPr>
+                <w:sz w:val="18"/>
+              </w:rPr>
+              <w:t>oracle (argmax reference J)</w:t>
+            </w:r>
+          </w:p>
+        </w:tc>
+        <w:tc>
+          <w:tcPr>
+            <w:tcW w:type="dxa" w:w="2160"/>
+          </w:tcPr>
+          <w:p>
+            <w:r>
+              <w:rPr>
+                <w:sz w:val="18"/>
+              </w:rPr>
+              <w:t>18.03</w:t>
+            </w:r>
+          </w:p>
+        </w:tc>
+        <w:tc>
+          <w:tcPr>
+            <w:tcW w:type="dxa" w:w="2160"/>
+          </w:tcPr>
+          <w:p>
+            <w:r>
+              <w:rPr>
+                <w:sz w:val="18"/>
+              </w:rPr>
+              <w:t>0.855</w:t>
+            </w:r>
+          </w:p>
+        </w:tc>
+        <w:tc>
+          <w:tcPr>
+            <w:tcW w:type="dxa" w:w="2160"/>
+          </w:tcPr>
+          <w:p>
+            <w:r>
+              <w:rPr>
+                <w:sz w:val="18"/>
+              </w:rPr>
+              <w:t>24%</w:t>
+            </w:r>
+          </w:p>
+        </w:tc>
+      </w:tr>
+    </w:tbl>
+    <w:p/>
+    <w:p>
+      <w:r>
+        <w:t>Held-out confirmation (test split, same routed profile). With α chosen by the UCIQE+UIQM search (row 7), PSNR = 16.30 dB and SSIM = 0.804. That compares with 17.77 dB / 0.850 at a fixed α=0.5 (row 5) and 17.87 dB / 0.854 with the predicted α (row 6). The proposed method's advantage over the search is Δ PSNR = +1.56 dB (r=+0.73) and Δ SSIM = +0.050 (r=+0.64), while the search raises the score it maximizes (UCIQE 0.329 vs. 0.308).</w:t>
+      </w:r>
+    </w:p>
+    <w:p>
+      <w:r>
+        <w:t>Interpretation. Across α, UCIQE and UIQM mostly reward the extremes: the DCP-heavy end (saturated, high chroma spread) or the CLAHE-heavy end (strong local contrast). The reference-preferred blend is usually in between. Maximizing these scores therefore selects a boundary α for most images and reduces fidelity. This is consistent with the observation that HE scores highest on UCIQE while losing on PSNR/SSIM (Section 3), and with red-channel compensation, which raises held-out PSNR by +0.68 dB while lowering UCIQE by -0.017 and UIQM by -0.082 (Section 4). The practical conclusion is that no-reference scores of this family should not be used as optimization objectives for restoration parameters without first checking their alignment against references.</w:t>
+      </w:r>
+    </w:p>
+    <w:p>
+      <w:r>
+        <w:drawing>
+          <wp:inline xmlns:a="http://schemas.openxmlformats.org/drawingml/2006/main" xmlns:pic="http://schemas.openxmlformats.org/drawingml/2006/picture">
+            <wp:extent cx="5029200" cy="2346960"/>
+            <wp:docPr id="3" name="Picture 3"/>
+            <wp:cNvGraphicFramePr>
+              <a:graphicFrameLocks noChangeAspect="1"/>
+            </wp:cNvGraphicFramePr>
+            <a:graphic>
+              <a:graphicData uri="http://schemas.openxmlformats.org/drawingml/2006/picture">
+                <pic:pic>
+                  <pic:nvPicPr>
+                    <pic:cNvPr id="0" name="_nr_selector_psnr.png"/>
+                    <pic:cNvPicPr/>
+                  </pic:nvPicPr>
+                  <pic:blipFill>
+                    <a:blip r:embed="rId11"/>
+                    <a:stretch>
+                      <a:fillRect/>
+                    </a:stretch>
+                  </pic:blipFill>
+                  <pic:spPr>
+                    <a:xfrm>
+                      <a:off x="0" y="0"/>
+                      <a:ext cx="5029200" cy="2346960"/>
+                    </a:xfrm>
+                    <a:prstGeom prst="rect"/>
+                  </pic:spPr>
+                </pic:pic>
+              </a:graphicData>
+            </a:graphic>
+          </wp:inline>
+        </w:drawing>
+      </w:r>
+    </w:p>
+    <w:p>
+      <w:r>
+        <w:br w:type="page"/>
+      </w:r>
+    </w:p>
+    <w:p>
+      <w:pPr>
+        <w:pStyle w:val="Heading2"/>
+      </w:pPr>
+      <w:r>
+        <w:rPr>
+          <w:b/>
+        </w:rPr>
+        <w:t>8. Downstream Task Validation</w:t>
+      </w:r>
+    </w:p>
+    <w:p>
+      <w:r>
+        <w:t>ORB keypoint yield and Canny edge density on the restored vs. raw image, computed with the corrected detector (nfeatures raised from 1000 to 200,000; see Section 9). Higher counts show that more structure is detectable. They can also rise from amplified noise or texture, so they are a proxy for usability, not proof of it.</w:t>
       </w:r>
     </w:p>
     <w:tbl>
@@ -2639,7 +7875,7 @@
               <w:rPr>
                 <w:sz w:val="18"/>
               </w:rPr>
-              <w:t>Value across 890 images</w:t>
+              <w:t>Value (test split)</w:t>
             </w:r>
           </w:p>
         </w:tc>
@@ -2667,7 +7903,7 @@
               <w:rPr>
                 <w:sz w:val="18"/>
               </w:rPr>
-              <w:t>569.4%</w:t>
+              <w:t>343.1%</w:t>
             </w:r>
           </w:p>
         </w:tc>
@@ -2695,7 +7931,7 @@
               <w:rPr>
                 <w:sz w:val="18"/>
               </w:rPr>
-              <w:t>194.2%</w:t>
+              <w:t>147.7%</w:t>
             </w:r>
           </w:p>
         </w:tc>
@@ -2723,7 +7959,7 @@
               <w:rPr>
                 <w:sz w:val="18"/>
               </w:rPr>
-              <w:t>0/884 (0.0%)</w:t>
+              <w:t>0/618 (0.0%)</w:t>
             </w:r>
           </w:p>
         </w:tc>
@@ -2751,7 +7987,7 @@
               <w:rPr>
                 <w:sz w:val="18"/>
               </w:rPr>
-              <w:t>371.1%</w:t>
+              <w:t>264.3%</w:t>
             </w:r>
           </w:p>
         </w:tc>
@@ -2779,7 +8015,7 @@
               <w:rPr>
                 <w:sz w:val="18"/>
               </w:rPr>
-              <w:t>73.2%</w:t>
+              <w:t>71.4%</w:t>
             </w:r>
           </w:p>
         </w:tc>
@@ -2807,7 +8043,7 @@
               <w:rPr>
                 <w:sz w:val="18"/>
               </w:rPr>
-              <w:t>6431.1</w:t>
+              <w:t>7519.9</w:t>
             </w:r>
           </w:p>
         </w:tc>
@@ -2826,12 +8062,12 @@
         <w:rPr>
           <w:b/>
         </w:rPr>
-        <w:t>6. Known Issues &amp; Limitations</w:t>
+        <w:t>9. Known Issues &amp; Limitations</w:t>
       </w:r>
     </w:p>
     <w:p>
       <w:r>
-        <w:t>Issues surfaced while building out batch evaluation and the ablation study — recorded here (rather than silently patched) since each would otherwise quietly distort the tables above.</w:t>
+        <w:t>Issues found while building the batch evaluation and the ablation study. Each is recorded here rather than silently patched, because each would otherwise distort the tables above.</w:t>
       </w:r>
     </w:p>
     <w:p>
@@ -2839,10 +8075,87 @@
         <w:rPr>
           <w:b/>
         </w:rPr>
-        <w:t xml:space="preserve">UCIQE blow-up on near-black pixels (Found &amp; Fixed). </w:t>
+        <w:t xml:space="preserve">UCIQE computed on OpenCV's 8-bit Lab encoding (Found &amp; Fixed). </w:t>
       </w:r>
       <w:r>
-        <w:t>modules/metrics.py's compute_uciqe computed average saturation as chroma / (L + 1e-6); a handful of pixels with L≈0 (borders/shadows/vignetting, common in UIEB raw images) sent individual pixels' saturation into the millions, dominating the whole-image mean — 59% of hybrid_uciqe values were &gt;1000 before the fix. Fixed by excluding pixels with L&lt;1.0 from the saturation mean rather than merely epsilon-guarding the division; all UCIQE values reported in this document are post-fix and sit in the expected 0-100 range.</w:t>
+        <w:t>compute_uciqe passed cv2.cvtColor(uint8, BGR2LAB) output straight into the UCIQE terms. That encoding stores L*·255/100 and a*+128, b*+128, so every neutral grey pixel had 'chroma' ≈181, and the unscaled 0–255 luminance range let the contrast term dominate. On a sample frame, contrast alone contributed 60.4 of a UCIQE of 68.5, and a flat grey image scored 0.34 instead of 0. The fix converts float [0,1] BGR to true CIELAB, scales L*/a*/b* by 1/100, centres chroma on the neutral axis, and uses the bounded saturation C/√(C²+L²). That also removes the near-black C/L blow-up found earlier, which had previously been patched by dropping pixels with L&lt;1. All UCIQE values are now on the usual ≈0–1 scale. The earlier '0–100 range' statement was wrong.</w:t>
+      </w:r>
+    </w:p>
+    <w:p>
+      <w:r>
+        <w:rPr>
+          <w:b/>
+        </w:rPr>
+        <w:t xml:space="preserve">Original Module 7 objective was mis-scaled, then shown to be misaligned (Found &amp; Redesigned). </w:t>
+      </w:r>
+      <w:r>
+        <w:t>With the mis-scaled UCIQE, the UCIQE+UIQM objective came out to ≈49 from UCIQE against ≈0.2 from UIQM, so it was mostly maximizing a luminance-contrast term. That accident pushed α toward the CLAHE stream, which made the module look helpful (+0.49 dB in the pre-fix ablation). With the metric fixed, the search lowers held-out PSNR by 1.46 dB against a fixed α on the same profile (Section 5, row 7 vs. row 5). Section 7 shows that the cause is the objective itself rather than a bug, so Module 7 was redesigned as a calibrated predictor (Section 6). The original search is kept as row 7 of the ablation for comparison.</w:t>
+      </w:r>
+    </w:p>
+    <w:p>
+      <w:r>
+        <w:rPr>
+          <w:b/>
+        </w:rPr>
+        <w:t xml:space="preserve">Module 5's white-balance gain cap was never applied (Found &amp; Fixed). </w:t>
+      </w:r>
+      <w:r>
+        <w:t>TYPE_PROFILES defined a per-type wb_gain_cap, but restore_image called adaptive_white_balance without it, so every image used the default cap of 4.0. adaptive_white_balance now takes max_gain, and both the routed and the global profile pass it.</w:t>
+      </w:r>
+    </w:p>
+    <w:p>
+      <w:r>
+        <w:rPr>
+          <w:b/>
+        </w:rPr>
+        <w:t xml:space="preserve">Routing profiles were hand-set and evaluated on the same images (Found &amp; Fixed). </w:t>
+      </w:r>
+      <w:r>
+        <w:t>The original hand-set profiles made routing hurt clear_blue images, 72% of UIEB (−1.12 dB PSNR in the pre-fix all-890 run). Profiles, compensation strength and the α predictor are now all chosen on a stratified 30% calibration split, against equally tuned alternatives, with a significance gate that falls back to the global choice. Every reported table uses the untouched 70% test split.</w:t>
+      </w:r>
+    </w:p>
+    <w:p>
+      <w:r>
+        <w:rPr>
+          <w:b/>
+        </w:rPr>
+        <w:t xml:space="preserve">Per-type routing captures little of the available per-image headroom (Limitation). </w:t>
+      </w:r>
+      <w:r>
+        <w:t>On the calibration split, giving each image its own best profile (an oracle that uses the reference) would add +0.78 dB over the single global profile, but per-type routing recovers only a small part of it. An exploratory ridge regression from global image statistics, not part of the released scripts, did no better. Held-out routing gain by water type: clear_blue +0.03 dB / +0.006 SSIM; deep_lowlight +0.22 dB / -0.005 SSIM; green_turbid +0.00 dB / +0.000 SSIM; hazy_bright +0.00 dB / +0.000 SSIM. Types that fell back to the global profile: green_turbid, hazy_bright.</w:t>
+      </w:r>
+    </w:p>
+    <w:p>
+      <w:r>
+        <w:rPr>
+          <w:b/>
+        </w:rPr>
+        <w:t xml:space="preserve">Adaptive gamma formula uses the opposite convention from how it is applied (Found, Not Fixed). </w:t>
+      </w:r>
+      <w:r>
+        <w:t>compute_adaptive_gamma derives γ = log(0.5)/log(mean) for the convention output = input^γ, where γ &lt; 1 brightens. adaptive_gamma_correction applies output = input^(1/γ) instead, so the adaptive part is inverted: on its own it darkens dark images. Calibration selected the largest gamma multiplier in its grid (×1.4), which largely compensates, and on a sample of 80 test images the stage still brightened 96%. But the adaptivity remains backwards, with darker water types brightened less than brighter ones, and the boundary-valued multiplier is a symptom of it. Correcting the convention changes the pipeline, so it would require re-running all three calibration stages and the evaluation. It is left unfixed in the reported results.</w:t>
+      </w:r>
+    </w:p>
+    <w:p>
+      <w:r>
+        <w:rPr>
+          <w:b/>
+        </w:rPr>
+        <w:t xml:space="preserve">Coordinate-wise, grid-limited calibration (Limitation). </w:t>
+      </w:r>
+      <w:r>
+        <w:t>The calibration stages were run in sequence (profile, then red strength, then α predictor) rather than jointly, and some selected global stage-1 values lie at the grid boundary (WB cap 2, gamma ×1.4, DCP ω 0.7). A joint search over a wider grid could improve both arms. Stages 1–2 were scored at fixed α=0.5 and so are not tuned jointly with Module 7.</w:t>
+      </w:r>
+    </w:p>
+    <w:p>
+      <w:r>
+        <w:rPr>
+          <w:b/>
+        </w:rPr>
+        <w:t xml:space="preserve">Significance testing without multiple-comparison correction or effect sizes (Found &amp; Fixed). </w:t>
+      </w:r>
+      <w:r>
+        <w:t>The earlier table reported 25 raw Wilcoxon p-values. With n=890, differences as small as +0.039 UIQM came out at p≈1e-18. The table now carries Holm-adjusted p-values over the whole family, rank-biserial effect sizes and bootstrap CIs.</w:t>
       </w:r>
     </w:p>
     <w:p>
@@ -2853,7 +8166,7 @@
         <w:t xml:space="preserve">ORB keypoint cap artificially tying raw vs. restored counts (Found &amp; Fixed). </w:t>
       </w:r>
       <w:r>
-        <w:t>cv2.ORB_create(nfeatures=1000) was low enough that both raw and restored images routinely hit the same ceiling, reporting keypoint_gain_pct == 0% for a large fraction of the dataset even though restoration was clearly revealing more real detail. Raised to nfeatures=200000 (restored images were found reaching up to ~144k keypoints). _pct_change returning inf when a raw image had zero detected keypoints was also fixed — it now returns None, excluded from aggregates, rather than distorting the mean.</w:t>
+        <w:t>cv2.ORB_create(nfeatures=1000) was low enough that raw and restored images routinely hit the same ceiling, so keypoint_gain_pct read 0% for a large fraction of the dataset. The cap was raised to nfeatures=200000, since restored images reach up to ~144k keypoints. _pct_change also returned inf when a raw image had zero keypoints. It now returns None, which is excluded from aggregates.</w:t>
       </w:r>
     </w:p>
     <w:p>
@@ -2861,10 +8174,10 @@
         <w:rPr>
           <w:b/>
         </w:rPr>
-        <w:t xml:space="preserve">Fusion-optimizer (Module 7) search validity (Found &amp; Mitigated). </w:t>
+        <w:t xml:space="preserve">Original Module 7 search validity (Superseded). </w:t>
       </w:r>
       <w:r>
-        <w:t>A fine grid scan (step=0.02) of combined_quality_score(alpha) over 8 sample images spanning all 4 water types found 6/8 curves monotonic and 1/8 cleanly unimodal — both handled correctly by golden-section search — but 1/8 (a deep_lowlight sample, 651_img_.png) showed a genuine non-convex curve with two local maxima: golden-section converged to alpha=0.70 (score=54.14) vs. the true grid optimum alpha=1.00 (score=54.43). A wider 40-image sample (10 per water type) confirmed this at 3/40 (7.5%) non-convex — a meaningful fraction, not sampling noise. Mitigated with a bracketing grid-search fallback (modules/fusion_optimizer.py): a coarse 11-point grid over [0,1] first, then golden-section refinement restricted to a bracket around the best grid point. Re-validated on all 4 flagged non-convex images found across both samples: the fallback matches the true grid optimum exactly on 2/4 (incl. 651_img_.png, now 54.430 = the true optimum), clearly beats the old search on a 3rd (37.625 vs. 37.323), and ties within noise on the 4th (45.508 vs. old 45.522, a 0.03% difference from the old search landing on an off-grid point marginally above the discretized truth). See outputs/fusion_alpha_investigation/ for the per-image plots and investigate_fusion_alpha.py's printed validation table.</w:t>
+        <w:t>Before the UCIQE fix, some UCIQE+UIQM(α) curves had two local maxima, so the search gained a coarse 11-point grid before golden-section refinement. With the corrected metric, a re-scan across all 4 water types (outputs/investigate_fusion_alpha_postfix.log) found every sampled curve monotonic, so the search was valid but had no interior optimum to find. Section 7 explains this behaviour. The full-calibration-split α sweep in Section 7 confirms the result at scale: maximizing UCIQE+UIQM puts α at 0 or 1 for 91% of images.</w:t>
       </w:r>
     </w:p>
     <w:p>
@@ -2872,10 +8185,21 @@
         <w:rPr>
           <w:b/>
         </w:rPr>
-        <w:t xml:space="preserve">Water-type classifier (Module 5) green_dominance threshold scale bug (Found &amp; Fixed). </w:t>
+        <w:t xml:space="preserve">Water-type classifier green_dominance threshold scale bug (Found &amp; Fixed). </w:t>
       </w:r>
       <w:r>
-        <w:t>modules/water_type_classifier.py gated the green_turbid rule on f['green_dominance'] &gt; 8/255.0 (≈0.031), but green_dominance is a difference of raw 0-255-scale channel means (from white_balance.estimate_color_cast_severity, not normalized to 0-1), with real values ranging from -130 to +146 across the dataset. The /255.0 division made the gate effectively "greener than zero" rather than the "strong green cast" the code comment describes. Evidence: 146 images labeled clear_blue had green_dominance &gt; 8 (a real green tint on the raw scale) but never reached green_turbid only because haze_density stayed ≤ 0.35 for all of them. Fixed by changing the comparison to f['green_dominance'] &gt; 8 (dropping the /255.0); mean_luminance (0.30), haze_density (0.35/0.45) and mean_saturation (0.35) were checked against the same per-image feature data and show sensibly ordered separation across water types with no comparable evidence of a bug, so were left unchanged. Re-classifying all 890 raw images confirmed the fix exactly as predicted in the prior pass: 65/170 (38%) of green_turbid images reclassify (49 to clear_blue, 16 to hazy_bright), green_turbid's mean green_dominance rises from 17.7 to 26.5, and hazy_bright grows from 34 to 50 images. Because this changes per-image routing, batch_metrics.csv and every routing-ON ablation config (ablation_fixed_alpha.csv) were re-run in full (890/890, 0 failures, ~53 min and ~27 min respectively); the two routing-OFF configs (ablation_no_routing.csv, ablation_neither.csv) are provably invariant to this fix — the classifier is never called on that code path — so were kept rather than re-run. All tables in this document are computed post-fix.</w:t>
+        <w:t>The green_turbid rule was gated on green_dominance &gt; 8/255.0, but green_dominance is a difference of raw 0–255 channel means, so the gate amounted to 'greener than zero'. It was fixed to &gt; 8, after which 65 of 170 green_turbid images were reclassified.</w:t>
+      </w:r>
+    </w:p>
+    <w:p>
+      <w:r>
+        <w:rPr>
+          <w:b/>
+        </w:rPr>
+        <w:t xml:space="preserve">No learned or recent baselines (Limitation). </w:t>
+      </w:r>
+      <w:r>
+        <w:t>The comparison covers classical methods only: UDCP, global HE and CLAHE. Learning-based UIEB methods such as Water-Net (Li et al., 2019) report substantially higher PSNR/SSIM on UIEB. This work does not claim to compete with them. Its scope is classical restoration with light calibration.</w:t>
       </w:r>
     </w:p>
     <w:sectPr>

--- a/outputs/Review_II_Results_Section.docx
+++ b/outputs/Review_II_Results_Section.docx
@@ -47,7 +47,7 @@
     </w:p>
     <w:p>
       <w:r>
-        <w:t>Fair ablation. Each novel module is compared against an equally tuned alternative, not an untuned one. Routing OFF uses a single global profile tuned with the same grid, objective and data as the per-type profiles. Module 7 OFF uses a fixed α=0.5, which was within 0.01 dB of the best single fixed α in calibration.</w:t>
+        <w:t>Fair ablation. Each novel module is compared against an equally tuned alternative, not an untuned one. Routing OFF uses a single global profile tuned with the same grid, objective and data as the per-type profiles. Module 7 OFF uses a fixed α=0.5, which was within 0.06 dB of the best single fixed α in calibration.</w:t>
       </w:r>
     </w:p>
     <w:p>
@@ -452,7 +452,7 @@
               <w:rPr>
                 <w:sz w:val="18"/>
               </w:rPr>
-              <w:t>7.239 ± 0.386</w:t>
+              <w:t>7.185 ± 0.386</w:t>
             </w:r>
           </w:p>
         </w:tc>
@@ -478,7 +478,7 @@
               <w:rPr>
                 <w:sz w:val="18"/>
               </w:rPr>
-              <w:t>2.209 ± 0.525</w:t>
+              <w:t>2.107 ± 0.479</w:t>
             </w:r>
           </w:p>
         </w:tc>
@@ -491,7 +491,7 @@
               <w:rPr>
                 <w:sz w:val="18"/>
               </w:rPr>
-              <w:t>17.68 ± 3.07</w:t>
+              <w:t>18.09 ± 3.09</w:t>
             </w:r>
           </w:p>
         </w:tc>
@@ -504,7 +504,7 @@
               <w:rPr>
                 <w:sz w:val="18"/>
               </w:rPr>
-              <w:t>0.844 ± 0.085</w:t>
+              <w:t>0.867 ± 0.068</w:t>
             </w:r>
           </w:p>
         </w:tc>
@@ -532,7 +532,7 @@
               <w:rPr>
                 <w:sz w:val="18"/>
               </w:rPr>
-              <w:t>7.237 ± 0.375</w:t>
+              <w:t>7.221 ± 0.365</w:t>
             </w:r>
           </w:p>
         </w:tc>
@@ -545,7 +545,7 @@
               <w:rPr>
                 <w:sz w:val="18"/>
               </w:rPr>
-              <w:t>0.312 ± 0.068</w:t>
+              <w:t>0.310 ± 0.068</w:t>
             </w:r>
           </w:p>
         </w:tc>
@@ -558,7 +558,7 @@
               <w:rPr>
                 <w:sz w:val="18"/>
               </w:rPr>
-              <w:t>2.193 ± 0.524</w:t>
+              <w:t>2.122 ± 0.479</w:t>
             </w:r>
           </w:p>
         </w:tc>
@@ -571,7 +571,7 @@
               <w:rPr>
                 <w:sz w:val="18"/>
               </w:rPr>
-              <w:t>17.82 ± 3.07</w:t>
+              <w:t>18.25 ± 3.14</w:t>
             </w:r>
           </w:p>
         </w:tc>
@@ -584,7 +584,7 @@
               <w:rPr>
                 <w:sz w:val="18"/>
               </w:rPr>
-              <w:t>0.850 ± 0.080</w:t>
+              <w:t>0.870 ± 0.065</w:t>
             </w:r>
           </w:p>
         </w:tc>
@@ -612,7 +612,7 @@
               <w:rPr>
                 <w:sz w:val="18"/>
               </w:rPr>
-              <w:t>7.229 ± 0.380</w:t>
+              <w:t>7.198 ± 0.374</w:t>
             </w:r>
           </w:p>
         </w:tc>
@@ -625,7 +625,7 @@
               <w:rPr>
                 <w:sz w:val="18"/>
               </w:rPr>
-              <w:t>0.304 ± 0.067</w:t>
+              <w:t>0.311 ± 0.066</w:t>
             </w:r>
           </w:p>
         </w:tc>
@@ -638,7 +638,7 @@
               <w:rPr>
                 <w:sz w:val="18"/>
               </w:rPr>
-              <w:t>2.145 ± 0.507</w:t>
+              <w:t>2.120 ± 0.470</w:t>
             </w:r>
           </w:p>
         </w:tc>
@@ -651,7 +651,7 @@
               <w:rPr>
                 <w:sz w:val="18"/>
               </w:rPr>
-              <w:t>17.77 ± 3.05</w:t>
+              <w:t>18.11 ± 3.10</w:t>
             </w:r>
           </w:p>
         </w:tc>
@@ -664,7 +664,7 @@
               <w:rPr>
                 <w:sz w:val="18"/>
               </w:rPr>
-              <w:t>0.850 ± 0.083</w:t>
+              <w:t>0.869 ± 0.066</w:t>
             </w:r>
           </w:p>
         </w:tc>
@@ -692,7 +692,7 @@
               <w:rPr>
                 <w:sz w:val="18"/>
               </w:rPr>
-              <w:t>7.220 ± 0.373</w:t>
+              <w:t>7.235 ± 0.351</w:t>
             </w:r>
           </w:p>
         </w:tc>
@@ -705,7 +705,7 @@
               <w:rPr>
                 <w:sz w:val="18"/>
               </w:rPr>
-              <w:t>0.308 ± 0.068</w:t>
+              <w:t>0.312 ± 0.066</w:t>
             </w:r>
           </w:p>
         </w:tc>
@@ -718,7 +718,7 @@
               <w:rPr>
                 <w:sz w:val="18"/>
               </w:rPr>
-              <w:t>2.134 ± 0.507</w:t>
+              <w:t>2.136 ± 0.470</w:t>
             </w:r>
           </w:p>
         </w:tc>
@@ -731,7 +731,7 @@
               <w:rPr>
                 <w:sz w:val="18"/>
               </w:rPr>
-              <w:t>17.87 ± 3.06</w:t>
+              <w:t>18.27 ± 3.15</w:t>
             </w:r>
           </w:p>
         </w:tc>
@@ -744,7 +744,7 @@
               <w:rPr>
                 <w:sz w:val="18"/>
               </w:rPr>
-              <w:t>0.854 ± 0.079</w:t>
+              <w:t>0.871 ± 0.064</w:t>
             </w:r>
           </w:p>
         </w:tc>
@@ -772,7 +772,7 @@
               <w:rPr>
                 <w:sz w:val="18"/>
               </w:rPr>
-              <w:t>7.162 ± 0.512</w:t>
+              <w:t>7.224 ± 0.408</w:t>
             </w:r>
           </w:p>
         </w:tc>
@@ -785,7 +785,7 @@
               <w:rPr>
                 <w:sz w:val="18"/>
               </w:rPr>
-              <w:t>0.329 ± 0.073</w:t>
+              <w:t>0.323 ± 0.069</w:t>
             </w:r>
           </w:p>
         </w:tc>
@@ -798,7 +798,7 @@
               <w:rPr>
                 <w:sz w:val="18"/>
               </w:rPr>
-              <w:t>2.159 ± 0.547</w:t>
+              <w:t>2.139 ± 0.490</w:t>
             </w:r>
           </w:p>
         </w:tc>
@@ -811,7 +811,7 @@
               <w:rPr>
                 <w:sz w:val="18"/>
               </w:rPr>
-              <w:t>16.30 ± 2.90</w:t>
+              <w:t>17.50 ± 3.41</w:t>
             </w:r>
           </w:p>
         </w:tc>
@@ -824,7 +824,7 @@
               <w:rPr>
                 <w:sz w:val="18"/>
               </w:rPr>
-              <w:t>0.804 ± 0.112</w:t>
+              <w:t>0.847 ± 0.071</w:t>
             </w:r>
           </w:p>
         </w:tc>
@@ -976,7 +976,7 @@
               <w:rPr>
                 <w:sz w:val="18"/>
               </w:rPr>
-              <w:t>+0.406 [+0.375, +0.438]</w:t>
+              <w:t>+0.421 [+0.394, +0.451]</w:t>
             </w:r>
           </w:p>
         </w:tc>
@@ -989,7 +989,7 @@
               <w:rPr>
                 <w:sz w:val="18"/>
               </w:rPr>
-              <w:t>+0.90 (large)</w:t>
+              <w:t>+0.95 (large)</w:t>
             </w:r>
           </w:p>
         </w:tc>
@@ -1002,7 +1002,7 @@
               <w:rPr>
                 <w:sz w:val="18"/>
               </w:rPr>
-              <w:t>1.9e-83 ***</w:t>
+              <w:t>3.0e-91 ***</w:t>
             </w:r>
           </w:p>
         </w:tc>
@@ -1043,7 +1043,7 @@
               <w:rPr>
                 <w:sz w:val="18"/>
               </w:rPr>
-              <w:t>-0.122 [-0.125, -0.118]</w:t>
+              <w:t>-0.118 [-0.121, -0.114]</w:t>
             </w:r>
           </w:p>
         </w:tc>
@@ -1069,7 +1069,7 @@
               <w:rPr>
                 <w:sz w:val="18"/>
               </w:rPr>
-              <w:t>5.4e-102 ***</w:t>
+              <w:t>5.6e-102 ***</w:t>
             </w:r>
           </w:p>
         </w:tc>
@@ -1110,7 +1110,7 @@
               <w:rPr>
                 <w:sz w:val="18"/>
               </w:rPr>
-              <w:t>-0.138 [-0.153, -0.123]</w:t>
+              <w:t>-0.135 [-0.148, -0.121]</w:t>
             </w:r>
           </w:p>
         </w:tc>
@@ -1123,7 +1123,7 @@
               <w:rPr>
                 <w:sz w:val="18"/>
               </w:rPr>
-              <w:t>-0.68 (large)</w:t>
+              <w:t>-0.72 (large)</w:t>
             </w:r>
           </w:p>
         </w:tc>
@@ -1136,7 +1136,7 @@
               <w:rPr>
                 <w:sz w:val="18"/>
               </w:rPr>
-              <w:t>7.6e-48 ***</w:t>
+              <w:t>2.8e-53 ***</w:t>
             </w:r>
           </w:p>
         </w:tc>
@@ -1177,7 +1177,7 @@
               <w:rPr>
                 <w:sz w:val="18"/>
               </w:rPr>
-              <w:t>+4.88 [+4.59, +5.16]</w:t>
+              <w:t>+5.29 [+5.03, +5.56]</w:t>
             </w:r>
           </w:p>
         </w:tc>
@@ -1190,7 +1190,7 @@
               <w:rPr>
                 <w:sz w:val="18"/>
               </w:rPr>
-              <w:t>+0.93 (large)</w:t>
+              <w:t>+0.96 (large)</w:t>
             </w:r>
           </w:p>
         </w:tc>
@@ -1203,7 +1203,7 @@
               <w:rPr>
                 <w:sz w:val="18"/>
               </w:rPr>
-              <w:t>1.8e-87 ***</w:t>
+              <w:t>1.8e-93 ***</w:t>
             </w:r>
           </w:p>
         </w:tc>
@@ -1244,7 +1244,7 @@
               <w:rPr>
                 <w:sz w:val="18"/>
               </w:rPr>
-              <w:t>+0.198 [+0.188, +0.208]</w:t>
+              <w:t>+0.216 [+0.206, +0.226]</w:t>
             </w:r>
           </w:p>
         </w:tc>
@@ -1257,7 +1257,7 @@
               <w:rPr>
                 <w:sz w:val="18"/>
               </w:rPr>
-              <w:t>+0.96 (large)</w:t>
+              <w:t>+0.98 (large)</w:t>
             </w:r>
           </w:p>
         </w:tc>
@@ -1270,7 +1270,7 @@
               <w:rPr>
                 <w:sz w:val="18"/>
               </w:rPr>
-              <w:t>1.5e-94 ***</w:t>
+              <w:t>2.5e-97 ***</w:t>
             </w:r>
           </w:p>
         </w:tc>
@@ -1311,7 +1311,7 @@
               <w:rPr>
                 <w:sz w:val="18"/>
               </w:rPr>
-              <w:t>-0.622 [-0.647, -0.597]</w:t>
+              <w:t>-0.607 [-0.629, -0.584]</w:t>
             </w:r>
           </w:p>
         </w:tc>
@@ -1337,7 +1337,7 @@
               <w:rPr>
                 <w:sz w:val="18"/>
               </w:rPr>
-              <w:t>5.6e-102 ***</w:t>
+              <w:t>6.4e-102 ***</w:t>
             </w:r>
           </w:p>
         </w:tc>
@@ -1378,7 +1378,7 @@
               <w:rPr>
                 <w:sz w:val="18"/>
               </w:rPr>
-              <w:t>-0.137 [-0.143, -0.132]</w:t>
+              <w:t>-0.133 [-0.139, -0.128]</w:t>
             </w:r>
           </w:p>
         </w:tc>
@@ -1404,7 +1404,7 @@
               <w:rPr>
                 <w:sz w:val="18"/>
               </w:rPr>
-              <w:t>7.0e-102 ***</w:t>
+              <w:t>5.6e-102 ***</w:t>
             </w:r>
           </w:p>
         </w:tc>
@@ -1445,7 +1445,7 @@
               <w:rPr>
                 <w:sz w:val="18"/>
               </w:rPr>
-              <w:t>-0.402 [-0.435, -0.369]</w:t>
+              <w:t>-0.400 [-0.429, -0.371]</w:t>
             </w:r>
           </w:p>
         </w:tc>
@@ -1458,7 +1458,7 @@
               <w:rPr>
                 <w:sz w:val="18"/>
               </w:rPr>
-              <w:t>-0.83 (large)</w:t>
+              <w:t>-0.91 (large)</w:t>
             </w:r>
           </w:p>
         </w:tc>
@@ -1471,7 +1471,7 @@
               <w:rPr>
                 <w:sz w:val="18"/>
               </w:rPr>
-              <w:t>1.4e-70 ***</w:t>
+              <w:t>2.4e-84 ***</w:t>
             </w:r>
           </w:p>
         </w:tc>
@@ -1512,7 +1512,7 @@
               <w:rPr>
                 <w:sz w:val="18"/>
               </w:rPr>
-              <w:t>+1.50 [+1.17, +1.81]</w:t>
+              <w:t>+1.91 [+1.60, +2.22]</w:t>
             </w:r>
           </w:p>
         </w:tc>
@@ -1525,7 +1525,7 @@
               <w:rPr>
                 <w:sz w:val="18"/>
               </w:rPr>
-              <w:t>+0.40 (medium)</w:t>
+              <w:t>+0.48 (medium)</w:t>
             </w:r>
           </w:p>
         </w:tc>
@@ -1538,7 +1538,7 @@
               <w:rPr>
                 <w:sz w:val="18"/>
               </w:rPr>
-              <w:t>5.1e-17 ***</w:t>
+              <w:t>2.8e-24 ***</w:t>
             </w:r>
           </w:p>
         </w:tc>
@@ -1579,7 +1579,7 @@
               <w:rPr>
                 <w:sz w:val="18"/>
               </w:rPr>
-              <w:t>+0.073 [+0.063, +0.082]</w:t>
+              <w:t>+0.091 [+0.082, +0.099]</w:t>
             </w:r>
           </w:p>
         </w:tc>
@@ -1592,7 +1592,7 @@
               <w:rPr>
                 <w:sz w:val="18"/>
               </w:rPr>
-              <w:t>+0.63 (large)</w:t>
+              <w:t>+0.74 (large)</w:t>
             </w:r>
           </w:p>
         </w:tc>
@@ -1605,7 +1605,7 @@
               <w:rPr>
                 <w:sz w:val="18"/>
               </w:rPr>
-              <w:t>2.4e-41 ***</w:t>
+              <w:t>1.3e-56 ***</w:t>
             </w:r>
           </w:p>
         </w:tc>
@@ -1646,7 +1646,7 @@
               <w:rPr>
                 <w:sz w:val="18"/>
               </w:rPr>
-              <w:t>-0.084 [-0.101, -0.067]</w:t>
+              <w:t>-0.069 [-0.080, -0.057]</w:t>
             </w:r>
           </w:p>
         </w:tc>
@@ -1659,7 +1659,7 @@
               <w:rPr>
                 <w:sz w:val="18"/>
               </w:rPr>
-              <w:t>-0.52 (large)</w:t>
+              <w:t>-0.55 (large)</w:t>
             </w:r>
           </w:p>
         </w:tc>
@@ -1672,7 +1672,7 @@
               <w:rPr>
                 <w:sz w:val="18"/>
               </w:rPr>
-              <w:t>1.5e-28 ***</w:t>
+              <w:t>3.2e-31 ***</w:t>
             </w:r>
           </w:p>
         </w:tc>
@@ -1713,7 +1713,7 @@
               <w:rPr>
                 <w:sz w:val="18"/>
               </w:rPr>
-              <w:t>-0.051 [-0.054, -0.048]</w:t>
+              <w:t>-0.047 [-0.050, -0.044]</w:t>
             </w:r>
           </w:p>
         </w:tc>
@@ -1726,7 +1726,7 @@
               <w:rPr>
                 <w:sz w:val="18"/>
               </w:rPr>
-              <w:t>-0.96 (large)</w:t>
+              <w:t>-0.91 (large)</w:t>
             </w:r>
           </w:p>
         </w:tc>
@@ -1739,7 +1739,7 @@
               <w:rPr>
                 <w:sz w:val="18"/>
               </w:rPr>
-              <w:t>6.6e-95 ***</w:t>
+              <w:t>5.8e-85 ***</w:t>
             </w:r>
           </w:p>
         </w:tc>
@@ -1780,7 +1780,7 @@
               <w:rPr>
                 <w:sz w:val="18"/>
               </w:rPr>
-              <w:t>-0.041 [-0.055, -0.027]</w:t>
+              <w:t>-0.038 [-0.051, -0.026]</w:t>
             </w:r>
           </w:p>
         </w:tc>
@@ -1793,7 +1793,7 @@
               <w:rPr>
                 <w:sz w:val="18"/>
               </w:rPr>
-              <w:t>-0.22 (small)</w:t>
+              <w:t>-0.28 (small)</w:t>
             </w:r>
           </w:p>
         </w:tc>
@@ -1806,7 +1806,7 @@
               <w:rPr>
                 <w:sz w:val="18"/>
               </w:rPr>
-              <w:t>1.2e-05 ***</w:t>
+              <w:t>2.4e-08 ***</w:t>
             </w:r>
           </w:p>
         </w:tc>
@@ -1847,7 +1847,7 @@
               <w:rPr>
                 <w:sz w:val="18"/>
               </w:rPr>
-              <w:t>-0.45 [-0.72, -0.19]</w:t>
+              <w:t>-0.04 [-0.30, +0.20]</w:t>
             </w:r>
           </w:p>
         </w:tc>
@@ -1860,7 +1860,7 @@
               <w:rPr>
                 <w:sz w:val="18"/>
               </w:rPr>
-              <w:t>-0.16 (small)</w:t>
+              <w:t>+0.04 (negligible)</w:t>
             </w:r>
           </w:p>
         </w:tc>
@@ -1873,7 +1873,7 @@
               <w:rPr>
                 <w:sz w:val="18"/>
               </w:rPr>
-              <w:t>2.4e-03 **</w:t>
+              <w:t>4.3e-01 ns</w:t>
             </w:r>
           </w:p>
         </w:tc>
@@ -1914,7 +1914,7 @@
               <w:rPr>
                 <w:sz w:val="18"/>
               </w:rPr>
-              <w:t>+0.014 [+0.008, +0.020]</w:t>
+              <w:t>+0.032 [+0.026, +0.037]</w:t>
             </w:r>
           </w:p>
         </w:tc>
@@ -1927,7 +1927,7 @@
               <w:rPr>
                 <w:sz w:val="18"/>
               </w:rPr>
-              <w:t>+0.21 (small)</w:t>
+              <w:t>+0.49 (medium)</w:t>
             </w:r>
           </w:p>
         </w:tc>
@@ -1940,7 +1940,7 @@
               <w:rPr>
                 <w:sz w:val="18"/>
               </w:rPr>
-              <w:t>4.1e-05 ***</w:t>
+              <w:t>1.0e-24 ***</w:t>
             </w:r>
           </w:p>
         </w:tc>
@@ -1981,7 +1981,7 @@
               <w:rPr>
                 <w:sz w:val="18"/>
               </w:rPr>
-              <w:t>-0.019 [-0.028, -0.009]</w:t>
+              <w:t>+0.050 [+0.043, +0.057]</w:t>
             </w:r>
           </w:p>
         </w:tc>
@@ -1994,7 +1994,7 @@
               <w:rPr>
                 <w:sz w:val="18"/>
               </w:rPr>
-              <w:t>-0.52 (large)</w:t>
+              <w:t>+0.71 (large)</w:t>
             </w:r>
           </w:p>
         </w:tc>
@@ -2007,7 +2007,7 @@
               <w:rPr>
                 <w:sz w:val="18"/>
               </w:rPr>
-              <w:t>1.5e-28 ***</w:t>
+              <w:t>3.5e-52 ***</w:t>
             </w:r>
           </w:p>
         </w:tc>
@@ -2048,7 +2048,7 @@
               <w:rPr>
                 <w:sz w:val="18"/>
               </w:rPr>
-              <w:t>-0.001 [-0.002, +0.000]</w:t>
+              <w:t>+0.003 [+0.002, +0.004]</w:t>
             </w:r>
           </w:p>
         </w:tc>
@@ -2061,7 +2061,7 @@
               <w:rPr>
                 <w:sz w:val="18"/>
               </w:rPr>
-              <w:t>-0.05 (negligible)</w:t>
+              <w:t>+0.43 (medium)</w:t>
             </w:r>
           </w:p>
         </w:tc>
@@ -2074,7 +2074,7 @@
               <w:rPr>
                 <w:sz w:val="18"/>
               </w:rPr>
-              <w:t>2.5e-01 ns</w:t>
+              <w:t>2.1e-19 ***</w:t>
             </w:r>
           </w:p>
         </w:tc>
@@ -2115,7 +2115,7 @@
               <w:rPr>
                 <w:sz w:val="18"/>
               </w:rPr>
-              <w:t>-0.075 [-0.080, -0.070]</w:t>
+              <w:t>+0.030 [+0.024, +0.035]</w:t>
             </w:r>
           </w:p>
         </w:tc>
@@ -2128,7 +2128,7 @@
               <w:rPr>
                 <w:sz w:val="18"/>
               </w:rPr>
-              <w:t>-0.98 (large)</w:t>
+              <w:t>+0.67 (large)</w:t>
             </w:r>
           </w:p>
         </w:tc>
@@ -2141,7 +2141,7 @@
               <w:rPr>
                 <w:sz w:val="18"/>
               </w:rPr>
-              <w:t>3.5e-98 ***</w:t>
+              <w:t>2.4e-46 ***</w:t>
             </w:r>
           </w:p>
         </w:tc>
@@ -2182,7 +2182,7 @@
               <w:rPr>
                 <w:sz w:val="18"/>
               </w:rPr>
-              <w:t>+0.18 [+0.11, +0.25]</w:t>
+              <w:t>+0.18 [+0.14, +0.24]</w:t>
             </w:r>
           </w:p>
         </w:tc>
@@ -2195,7 +2195,7 @@
               <w:rPr>
                 <w:sz w:val="18"/>
               </w:rPr>
-              <w:t>+0.25 (small)</w:t>
+              <w:t>+0.32 (medium)</w:t>
             </w:r>
           </w:p>
         </w:tc>
@@ -2208,7 +2208,7 @@
               <w:rPr>
                 <w:sz w:val="18"/>
               </w:rPr>
-              <w:t>4.2e-07 ***</w:t>
+              <w:t>2.7e-11 ***</w:t>
             </w:r>
           </w:p>
         </w:tc>
@@ -2249,7 +2249,7 @@
               <w:rPr>
                 <w:sz w:val="18"/>
               </w:rPr>
-              <w:t>+0.009 [+0.007, +0.012]</w:t>
+              <w:t>+0.004 [+0.002, +0.006]</w:t>
             </w:r>
           </w:p>
         </w:tc>
@@ -2262,7 +2262,7 @@
               <w:rPr>
                 <w:sz w:val="18"/>
               </w:rPr>
-              <w:t>+0.41 (medium)</w:t>
+              <w:t>+0.22 (small)</w:t>
             </w:r>
           </w:p>
         </w:tc>
@@ -2275,7 +2275,7 @@
               <w:rPr>
                 <w:sz w:val="18"/>
               </w:rPr>
-              <w:t>5.4e-18 ***</w:t>
+              <w:t>1.8e-05 ***</w:t>
             </w:r>
           </w:p>
         </w:tc>
@@ -2316,7 +2316,7 @@
               <w:rPr>
                 <w:sz w:val="18"/>
               </w:rPr>
-              <w:t>-0.016 [-0.023, -0.009]</w:t>
+              <w:t>+0.015 [+0.010, +0.021]</w:t>
             </w:r>
           </w:p>
         </w:tc>
@@ -2329,7 +2329,7 @@
               <w:rPr>
                 <w:sz w:val="18"/>
               </w:rPr>
-              <w:t>-0.57 (large)</w:t>
+              <w:t>+0.99 (large)</w:t>
             </w:r>
           </w:p>
         </w:tc>
@@ -2342,7 +2342,7 @@
               <w:rPr>
                 <w:sz w:val="18"/>
               </w:rPr>
-              <w:t>1.9e-27 ***</w:t>
+              <w:t>2.5e-06 ***</w:t>
             </w:r>
           </w:p>
         </w:tc>
@@ -2383,7 +2383,7 @@
               <w:rPr>
                 <w:sz w:val="18"/>
               </w:rPr>
-              <w:t>-0.004 [-0.005, -0.003]</w:t>
+              <w:t>+0.002 [+0.001, +0.003]</w:t>
             </w:r>
           </w:p>
         </w:tc>
@@ -2396,7 +2396,7 @@
               <w:rPr>
                 <w:sz w:val="18"/>
               </w:rPr>
-              <w:t>-0.65 (large)</w:t>
+              <w:t>+1.00 (large)</w:t>
             </w:r>
           </w:p>
         </w:tc>
@@ -2409,7 +2409,7 @@
               <w:rPr>
                 <w:sz w:val="18"/>
               </w:rPr>
-              <w:t>1.8e-35 ***</w:t>
+              <w:t>2.5e-06 ***</w:t>
             </w:r>
           </w:p>
         </w:tc>
@@ -2450,7 +2450,7 @@
               <w:rPr>
                 <w:sz w:val="18"/>
               </w:rPr>
-              <w:t>-0.059 [-0.064, -0.054]</w:t>
+              <w:t>+0.014 [+0.010, +0.019]</w:t>
             </w:r>
           </w:p>
         </w:tc>
@@ -2463,7 +2463,7 @@
               <w:rPr>
                 <w:sz w:val="18"/>
               </w:rPr>
-              <w:t>-0.99 (large)</w:t>
+              <w:t>+1.00 (large)</w:t>
             </w:r>
           </w:p>
         </w:tc>
@@ -2476,7 +2476,7 @@
               <w:rPr>
                 <w:sz w:val="18"/>
               </w:rPr>
-              <w:t>5.8e-83 ***</w:t>
+              <w:t>2.5e-06 ***</w:t>
             </w:r>
           </w:p>
         </w:tc>
@@ -2517,7 +2517,7 @@
               <w:rPr>
                 <w:sz w:val="18"/>
               </w:rPr>
-              <w:t>+0.04 [-0.01, +0.09]</w:t>
+              <w:t>+0.02 [-0.00, +0.05]</w:t>
             </w:r>
           </w:p>
         </w:tc>
@@ -2530,7 +2530,7 @@
               <w:rPr>
                 <w:sz w:val="18"/>
               </w:rPr>
-              <w:t>+0.12 (small)</w:t>
+              <w:t>+0.28 (small)</w:t>
             </w:r>
           </w:p>
         </w:tc>
@@ -2543,7 +2543,7 @@
               <w:rPr>
                 <w:sz w:val="18"/>
               </w:rPr>
-              <w:t>5.6e-02 ns</w:t>
+              <w:t>2.9e-01 ns</w:t>
             </w:r>
           </w:p>
         </w:tc>
@@ -2584,7 +2584,7 @@
               <w:rPr>
                 <w:sz w:val="18"/>
               </w:rPr>
-              <w:t>+0.004 [+0.002, +0.005]</w:t>
+              <w:t>+0.001 [-0.000, +0.003]</w:t>
             </w:r>
           </w:p>
         </w:tc>
@@ -2597,7 +2597,7 @@
               <w:rPr>
                 <w:sz w:val="18"/>
               </w:rPr>
-              <w:t>+0.31 (medium)</w:t>
+              <w:t>+0.33 (medium)</w:t>
             </w:r>
           </w:p>
         </w:tc>
@@ -2610,7 +2610,7 @@
               <w:rPr>
                 <w:sz w:val="18"/>
               </w:rPr>
-              <w:t>1.0e-08 ***</w:t>
+              <w:t>2.7e-01 ns</w:t>
             </w:r>
           </w:p>
         </w:tc>
@@ -2651,7 +2651,7 @@
               <w:rPr>
                 <w:sz w:val="18"/>
               </w:rPr>
-              <w:t>-0.008 [-0.012, -0.005]</w:t>
+              <w:t>+0.038 [+0.034, +0.042]</w:t>
             </w:r>
           </w:p>
         </w:tc>
@@ -2664,7 +2664,7 @@
               <w:rPr>
                 <w:sz w:val="18"/>
               </w:rPr>
-              <w:t>-0.37 (medium)</w:t>
+              <w:t>+0.70 (large)</w:t>
             </w:r>
           </w:p>
         </w:tc>
@@ -2677,7 +2677,7 @@
               <w:rPr>
                 <w:sz w:val="18"/>
               </w:rPr>
-              <w:t>2.1e-14 ***</w:t>
+              <w:t>9.3e-51 ***</w:t>
             </w:r>
           </w:p>
         </w:tc>
@@ -2718,7 +2718,7 @@
               <w:rPr>
                 <w:sz w:val="18"/>
               </w:rPr>
-              <w:t>+0.004 [+0.003, +0.004]</w:t>
+              <w:t>+0.001 [+0.001, +0.002]</w:t>
             </w:r>
           </w:p>
         </w:tc>
@@ -2731,7 +2731,7 @@
               <w:rPr>
                 <w:sz w:val="18"/>
               </w:rPr>
-              <w:t>+0.69 (large)</w:t>
+              <w:t>+0.41 (medium)</w:t>
             </w:r>
           </w:p>
         </w:tc>
@@ -2744,7 +2744,7 @@
               <w:rPr>
                 <w:sz w:val="18"/>
               </w:rPr>
-              <w:t>1.9e-48 ***</w:t>
+              <w:t>8.4e-18 ***</w:t>
             </w:r>
           </w:p>
         </w:tc>
@@ -2785,7 +2785,7 @@
               <w:rPr>
                 <w:sz w:val="18"/>
               </w:rPr>
-              <w:t>-0.011 [-0.013, -0.009]</w:t>
+              <w:t>+0.016 [+0.014, +0.018]</w:t>
             </w:r>
           </w:p>
         </w:tc>
@@ -2798,7 +2798,7 @@
               <w:rPr>
                 <w:sz w:val="18"/>
               </w:rPr>
-              <w:t>-0.50 (medium)</w:t>
+              <w:t>+0.66 (large)</w:t>
             </w:r>
           </w:p>
         </w:tc>
@@ -2811,7 +2811,7 @@
               <w:rPr>
                 <w:sz w:val="18"/>
               </w:rPr>
-              <w:t>1.4e-25 ***</w:t>
+              <w:t>6.3e-45 ***</w:t>
             </w:r>
           </w:p>
         </w:tc>
@@ -2852,7 +2852,7 @@
               <w:rPr>
                 <w:sz w:val="18"/>
               </w:rPr>
-              <w:t>+0.10 [+0.06, +0.14]</w:t>
+              <w:t>+0.17 [+0.12, +0.21]</w:t>
             </w:r>
           </w:p>
         </w:tc>
@@ -2865,7 +2865,7 @@
               <w:rPr>
                 <w:sz w:val="18"/>
               </w:rPr>
-              <w:t>+0.20 (small)</w:t>
+              <w:t>+0.33 (medium)</w:t>
             </w:r>
           </w:p>
         </w:tc>
@@ -2878,7 +2878,7 @@
               <w:rPr>
                 <w:sz w:val="18"/>
               </w:rPr>
-              <w:t>8.9e-05 ***</w:t>
+              <w:t>2.3e-11 ***</w:t>
             </w:r>
           </w:p>
         </w:tc>
@@ -2919,7 +2919,7 @@
               <w:rPr>
                 <w:sz w:val="18"/>
               </w:rPr>
-              <w:t>+0.004 [+0.003, +0.005]</w:t>
+              <w:t>+0.003 [+0.002, +0.003]</w:t>
             </w:r>
           </w:p>
         </w:tc>
@@ -2932,7 +2932,7 @@
               <w:rPr>
                 <w:sz w:val="18"/>
               </w:rPr>
-              <w:t>+0.34 (medium)</w:t>
+              <w:t>+0.23 (small)</w:t>
             </w:r>
           </w:p>
         </w:tc>
@@ -2945,7 +2945,7 @@
               <w:rPr>
                 <w:sz w:val="18"/>
               </w:rPr>
-              <w:t>2.1e-12 ***</w:t>
+              <w:t>6.2e-06 ***</w:t>
             </w:r>
           </w:p>
         </w:tc>
@@ -2986,7 +2986,7 @@
               <w:rPr>
                 <w:sz w:val="18"/>
               </w:rPr>
-              <w:t>+0.058 [+0.035, +0.083]</w:t>
+              <w:t>+0.012 [-0.001, +0.025]</w:t>
             </w:r>
           </w:p>
         </w:tc>
@@ -2999,7 +2999,7 @@
               <w:rPr>
                 <w:sz w:val="18"/>
               </w:rPr>
-              <w:t>+0.11 (small)</w:t>
+              <w:t>-0.09 (negligible)</w:t>
             </w:r>
           </w:p>
         </w:tc>
@@ -3012,7 +3012,7 @@
               <w:rPr>
                 <w:sz w:val="18"/>
               </w:rPr>
-              <w:t>5.6e-02 ns</w:t>
+              <w:t>2.6e-01 ns</w:t>
             </w:r>
           </w:p>
         </w:tc>
@@ -3053,7 +3053,7 @@
               <w:rPr>
                 <w:sz w:val="18"/>
               </w:rPr>
-              <w:t>-0.021 [-0.022, -0.019]</w:t>
+              <w:t>-0.011 [-0.012, -0.010]</w:t>
             </w:r>
           </w:p>
         </w:tc>
@@ -3066,7 +3066,7 @@
               <w:rPr>
                 <w:sz w:val="18"/>
               </w:rPr>
-              <w:t>-0.88 (large)</w:t>
+              <w:t>-0.89 (large)</w:t>
             </w:r>
           </w:p>
         </w:tc>
@@ -3079,7 +3079,7 @@
               <w:rPr>
                 <w:sz w:val="18"/>
               </w:rPr>
-              <w:t>2.3e-79 ***</w:t>
+              <w:t>1.2e-80 ***</w:t>
             </w:r>
           </w:p>
         </w:tc>
@@ -3120,7 +3120,7 @@
               <w:rPr>
                 <w:sz w:val="18"/>
               </w:rPr>
-              <w:t>-0.025 [-0.037, -0.014]</w:t>
+              <w:t>-0.003 [-0.009, +0.003]</w:t>
             </w:r>
           </w:p>
         </w:tc>
@@ -3133,7 +3133,7 @@
               <w:rPr>
                 <w:sz w:val="18"/>
               </w:rPr>
-              <w:t>-0.10 (negligible)</w:t>
+              <w:t>-0.12 (small)</w:t>
             </w:r>
           </w:p>
         </w:tc>
@@ -3146,7 +3146,7 @@
               <w:rPr>
                 <w:sz w:val="18"/>
               </w:rPr>
-              <w:t>7.5e-02 ns</w:t>
+              <w:t>4.7e-02 *</w:t>
             </w:r>
           </w:p>
         </w:tc>
@@ -3187,7 +3187,7 @@
               <w:rPr>
                 <w:sz w:val="18"/>
               </w:rPr>
-              <w:t>+1.56 [+1.39, +1.73]</w:t>
+              <w:t>+0.77 [+0.65, +0.91]</w:t>
             </w:r>
           </w:p>
         </w:tc>
@@ -3200,7 +3200,7 @@
               <w:rPr>
                 <w:sz w:val="18"/>
               </w:rPr>
-              <w:t>+0.73 (large)</w:t>
+              <w:t>+0.48 (medium)</w:t>
             </w:r>
           </w:p>
         </w:tc>
@@ -3213,7 +3213,7 @@
               <w:rPr>
                 <w:sz w:val="18"/>
               </w:rPr>
-              <w:t>8.2e-55 ***</w:t>
+              <w:t>4.8e-24 ***</w:t>
             </w:r>
           </w:p>
         </w:tc>
@@ -3254,7 +3254,7 @@
               <w:rPr>
                 <w:sz w:val="18"/>
               </w:rPr>
-              <w:t>+0.050 [+0.043, +0.058]</w:t>
+              <w:t>+0.024 [+0.020, +0.029]</w:t>
             </w:r>
           </w:p>
         </w:tc>
@@ -3267,7 +3267,7 @@
               <w:rPr>
                 <w:sz w:val="18"/>
               </w:rPr>
-              <w:t>+0.64 (large)</w:t>
+              <w:t>+0.54 (large)</w:t>
             </w:r>
           </w:p>
         </w:tc>
@@ -3280,7 +3280,7 @@
               <w:rPr>
                 <w:sz w:val="18"/>
               </w:rPr>
-              <w:t>2.0e-42 ***</w:t>
+              <w:t>1.7e-30 ***</w:t>
             </w:r>
           </w:p>
         </w:tc>
@@ -3312,7 +3312,7 @@
         <w:pStyle w:val="ListBullet"/>
       </w:pPr>
       <w:r>
-        <w:t>UDCP (baseline) — higher: entropy Δ=+0.406 (r=+0.90, large); PSNR Δ=+4.877 (r=+0.93, large); SSIM Δ=+0.198 (r=+0.96, large). Lower: UCIQE Δ=-0.122 (r=-1.00, large); UIQM Δ=-0.138 (r=-0.68, large).</w:t>
+        <w:t>UDCP (baseline) — higher: entropy Δ=+0.421 (r=+0.95, large); PSNR Δ=+5.285 (r=+0.96, large); SSIM Δ=+0.216 (r=+0.98, large). Lower: UCIQE Δ=-0.118 (r=-1.00, large); UIQM Δ=-0.135 (r=-0.72, large).</w:t>
       </w:r>
     </w:p>
     <w:p>
@@ -3320,7 +3320,7 @@
         <w:pStyle w:val="ListBullet"/>
       </w:pPr>
       <w:r>
-        <w:t>Conventional HE (baseline) — higher: PSNR Δ=+1.504 (r=+0.40, medium); SSIM Δ=+0.073 (r=+0.63, large). Lower: entropy Δ=-0.622 (r=-1.00, large); UCIQE Δ=-0.137 (r=-1.00, large); UIQM Δ=-0.402 (r=-0.83, large).</w:t>
+        <w:t>Conventional HE (baseline) — higher: PSNR Δ=+1.912 (r=+0.48, medium); SSIM Δ=+0.091 (r=+0.74, large). Lower: entropy Δ=-0.607 (r=-1.00, large); UCIQE Δ=-0.133 (r=-1.00, large); UIQM Δ=-0.400 (r=-0.91, large).</w:t>
       </w:r>
     </w:p>
     <w:p>
@@ -3328,17 +3328,17 @@
         <w:pStyle w:val="ListBullet"/>
       </w:pPr>
       <w:r>
-        <w:t>CLAHE-only (baseline) — higher: SSIM Δ=+0.014 (r=+0.21, small). Lower: entropy Δ=-0.084 (r=-0.52, large); UCIQE Δ=-0.051 (r=-0.96, large); UIQM Δ=-0.041 (r=-0.22, small); PSNR Δ=-0.453 (r=-0.16, small).</w:t>
+        <w:t>CLAHE-only (baseline) — higher: SSIM Δ=+0.032 (r=+0.49, medium). Lower: entropy Δ=-0.069 (r=-0.55, large); UCIQE Δ=-0.047 (r=-0.91, large); UIQM Δ=-0.038 (r=-0.28, small).</w:t>
       </w:r>
     </w:p>
     <w:p>
       <w:r>
-        <w:t>PSNR/SSIM against the UIEB references. On the test split, hybrid PSNR = 17.87 dB and SSIM = 0.854, against CLAHE-only 18.32 dB / 0.840, conventional HE 16.36 dB / 0.781, and UDCP 12.99 dB / 0.656. The UIEB references are not ground-truth clear-water images. Li et al. (2019) produced each one by having volunteers choose the preferred output among 12 existing enhancement methods. PSNR/SSIM therefore measure closeness to the output volunteers preferred, which is usually a moderate correction. Against CLAHE-only, the strongest baseline, the hybrid preserves structure better (SSIM +0.014) but is 0.45 dB lower in PSNR. Its DCP stream dehazes and darkens more strongly than a moderate reference, which shifts global intensity. PSNR penalizes that shift directly, while SSIM, which normalizes local luminance and contrast, penalizes it much less.</w:t>
+        <w:t>PSNR/SSIM against the UIEB references. On the test split, hybrid PSNR = 18.27 dB and SSIM = 0.871, against CLAHE-only 18.32 dB / 0.840, conventional HE 16.36 dB / 0.781, and UDCP 12.99 dB / 0.656. The UIEB references are not ground-truth clear-water images. Li et al. (2019) produced each one by having volunteers choose the preferred output among 12 existing enhancement methods. PSNR/SSIM therefore measure closeness to the output volunteers preferred, which is usually a moderate correction. Against CLAHE-only, the strongest baseline, the hybrid is level on PSNR (Δ -0.04 dB, negligible, not significant) and higher on SSIM (Δ +0.032, medium effect). CLAHE-only is a gentle local operator that stays close to moderate references; the hybrid additionally dehazes and re-balances colour, which improves structural similarity but can shift global intensity, the quantity PSNR penalizes most.</w:t>
       </w:r>
     </w:p>
     <w:p>
       <w:r>
-        <w:t>UCIQE/entropy vs. conventional HE. Conventional HE scores UCIQE = 0.445 and entropy = 7.84, against the hybrid's 0.308 and 7.22. Per-channel global equalization stretches every channel to the full range, which directly inflates luminance contrast, chroma spread and histogram entropy. Those are the quantities UCIQE and entropy reward, and they rise whether or not the colours are faithful. Section 7 shows that these no-reference scores do not track reference fidelity.</w:t>
+        <w:t>UCIQE/entropy vs. conventional HE. Conventional HE scores UCIQE = 0.445 and entropy = 7.84, against the hybrid's 0.312 and 7.24. Per-channel global equalization stretches every channel to the full range, which directly inflates luminance contrast, chroma spread and histogram entropy. Those are the quantities UCIQE and entropy reward, and they rise whether or not the colours are faithful. Section 7 shows that these no-reference scores do not track reference fidelity.</w:t>
       </w:r>
     </w:p>
     <w:p>
@@ -3364,12 +3364,12 @@
     </w:p>
     <w:p>
       <w:r>
-        <w:t>Stage 1 — profile multipliers. On the calibration split, 182 settings of (WB gain cap, gamma multiplier, CLAHE clip multiplier, DCP ω) were scored at fixed α=0.5 by J = PSNR/sd + SSIM/sd. One global profile (the routing-OFF arm) and one profile per water type were selected. A per-type choice is kept only if it beats the global one on that type's calibration images (one-sided paired Wilcoxon, p&lt;0.05); otherwise the type falls back to the global choice.</w:t>
+        <w:t>Stage 1 — profile multipliers. On the calibration split, 245 settings of (WB gain cap, gamma multiplier, CLAHE clip multiplier, DCP ω) were scored at fixed α=0.5 by J = PSNR/sd + SSIM/sd, with red-channel compensation applied at each arm's current strength. One global profile (the routing-OFF arm) and one profile per water type were selected. A per-type choice is kept only if it beats the global one on that type's calibration images (one-sided paired Wilcoxon, p&lt;0.05); otherwise the type falls back to the global choice.</w:t>
       </w:r>
     </w:p>
     <w:p>
       <w:r>
-        <w:t>Selected global profile: cap=2, γ×1.4, clip×1, ω=0.7. On calibration images it scores 16.74 dB / 0.815, against 15.19 dB / 0.773 for the un-routed defaults.</w:t>
+        <w:t>Selected global profile: cap=1.5, γ×1.05, clip×0.6, ω=0.5. On calibration images it scores 17.93 dB / 0.859, against 16.71 dB / 0.830 for the un-routed defaults.</w:t>
       </w:r>
     </w:p>
     <w:tbl>
@@ -3543,7 +3543,7 @@
               <w:rPr>
                 <w:sz w:val="18"/>
               </w:rPr>
-              <w:t>14.47 / 0.755</w:t>
+              <w:t>17.27 / 0.840</w:t>
             </w:r>
           </w:p>
         </w:tc>
@@ -3556,7 +3556,7 @@
               <w:rPr>
                 <w:sz w:val="18"/>
               </w:rPr>
-              <w:t>cap=2, γ×1.4, clip×0.8, ω=0.7</w:t>
+              <w:t>cap=1.5, γ×0.9, clip×0.6, ω=0.5</w:t>
             </w:r>
           </w:p>
         </w:tc>
@@ -3569,7 +3569,7 @@
               <w:rPr>
                 <w:sz w:val="18"/>
               </w:rPr>
-              <w:t>16.85 / 0.832</w:t>
+              <w:t>18.24 / 0.862</w:t>
             </w:r>
           </w:p>
         </w:tc>
@@ -3582,7 +3582,7 @@
               <w:rPr>
                 <w:sz w:val="18"/>
               </w:rPr>
-              <w:t>0.00609</w:t>
+              <w:t>0.143</w:t>
             </w:r>
           </w:p>
         </w:tc>
@@ -3595,7 +3595,7 @@
               <w:rPr>
                 <w:sz w:val="18"/>
               </w:rPr>
-              <w:t>per-type</w:t>
+              <w:t>fallback-to-global</w:t>
             </w:r>
           </w:p>
         </w:tc>
@@ -3649,7 +3649,7 @@
               <w:rPr>
                 <w:sz w:val="18"/>
               </w:rPr>
-              <w:t>16.89 / 0.843</w:t>
+              <w:t>17.07 / 0.848</w:t>
             </w:r>
           </w:p>
         </w:tc>
@@ -3662,7 +3662,7 @@
               <w:rPr>
                 <w:sz w:val="18"/>
               </w:rPr>
-              <w:t>cap=3, γ×1.2, clip×1, ω=0.7</w:t>
+              <w:t>cap=1.5, γ×1.05, clip×0.8, ω=0.6</w:t>
             </w:r>
           </w:p>
         </w:tc>
@@ -3675,7 +3675,7 @@
               <w:rPr>
                 <w:sz w:val="18"/>
               </w:rPr>
-              <w:t>18.24 / 0.861</w:t>
+              <w:t>18.62 / 0.870</w:t>
             </w:r>
           </w:p>
         </w:tc>
@@ -3688,7 +3688,7 @@
               <w:rPr>
                 <w:sz w:val="18"/>
               </w:rPr>
-              <w:t>0.19</w:t>
+              <w:t>0.0745</w:t>
             </w:r>
           </w:p>
         </w:tc>
@@ -3755,7 +3755,7 @@
               <w:rPr>
                 <w:sz w:val="18"/>
               </w:rPr>
-              <w:t>14.09 / 0.687</w:t>
+              <w:t>15.82 / 0.778</w:t>
             </w:r>
           </w:p>
         </w:tc>
@@ -3768,7 +3768,7 @@
               <w:rPr>
                 <w:sz w:val="18"/>
               </w:rPr>
-              <w:t>cap=2, γ×1.4, clip×1.3, ω=0.7</w:t>
+              <w:t>cap=1.5, γ×1.05, clip×0.6, ω=0.5</w:t>
             </w:r>
           </w:p>
         </w:tc>
@@ -3781,7 +3781,7 @@
               <w:rPr>
                 <w:sz w:val="18"/>
               </w:rPr>
-              <w:t>14.15 / 0.688</w:t>
+              <w:t>17.29 / 0.830</w:t>
             </w:r>
           </w:p>
         </w:tc>
@@ -3794,7 +3794,7 @@
               <w:rPr>
                 <w:sz w:val="18"/>
               </w:rPr>
-              <w:t>0.00605</w:t>
+              <w:t>1</w:t>
             </w:r>
           </w:p>
         </w:tc>
@@ -3807,7 +3807,7 @@
               <w:rPr>
                 <w:sz w:val="18"/>
               </w:rPr>
-              <w:t>per-type</w:t>
+              <w:t>fallback-to-global</w:t>
             </w:r>
           </w:p>
         </w:tc>
@@ -3861,7 +3861,7 @@
               <w:rPr>
                 <w:sz w:val="18"/>
               </w:rPr>
-              <w:t>14.73 / 0.821</w:t>
+              <w:t>16.71 / 0.823</w:t>
             </w:r>
           </w:p>
         </w:tc>
@@ -3874,7 +3874,7 @@
               <w:rPr>
                 <w:sz w:val="18"/>
               </w:rPr>
-              <w:t>cap=2, γ×1.2, clip×1.3, ω=0.7</w:t>
+              <w:t>cap=1.5, γ×1.2, clip×1, ω=0.6</w:t>
             </w:r>
           </w:p>
         </w:tc>
@@ -3887,7 +3887,7 @@
               <w:rPr>
                 <w:sz w:val="18"/>
               </w:rPr>
-              <w:t>17.71 / 0.856</w:t>
+              <w:t>17.80 / 0.851</w:t>
             </w:r>
           </w:p>
         </w:tc>
@@ -3900,7 +3900,7 @@
               <w:rPr>
                 <w:sz w:val="18"/>
               </w:rPr>
-              <w:t>0.262</w:t>
+              <w:t>0.00903</w:t>
             </w:r>
           </w:p>
         </w:tc>
@@ -3913,7 +3913,7 @@
               <w:rPr>
                 <w:sz w:val="18"/>
               </w:rPr>
-              <w:t>fallback-to-global</w:t>
+              <w:t>per-type</w:t>
             </w:r>
           </w:p>
         </w:tc>
@@ -3922,7 +3922,7 @@
     <w:p/>
     <w:p>
       <w:r>
-        <w:t>Stage 2 — red-compensation strength s ∈ {0, 0.25, 0.5, 0.75, 1, 1.25, 1.5, 2, 2.5, 3, 4, 5}, searched with the stage-1 profiles fixed and the same gate. The global strength is s=0.75, which scores 17.20 dB / 0.830 on calibration images, against 16.73 dB / 0.815 with no compensation.</w:t>
+        <w:t>Stage 2 — red-compensation strength s ∈ {0, 0.25, 0.5, 0.75, 1, 1.25, 1.5, 2, 2.5, 3, 4, 5}, searched with the stage-1 profiles fixed and the same gate. Stages 1 and 2 were alternated until the selection stopped changing (converged: a further pass of both stages left the profiles unchanged). The global strength is s=0.75, which scores 17.93 dB / 0.859 on calibration images, against 17.47 dB / 0.840 with no compensation.</w:t>
       </w:r>
     </w:p>
     <w:tbl>
@@ -4069,33 +4069,33 @@
               <w:rPr>
                 <w:sz w:val="18"/>
               </w:rPr>
+              <w:t>0.75</w:t>
+            </w:r>
+          </w:p>
+        </w:tc>
+        <w:tc>
+          <w:tcPr>
+            <w:tcW w:type="dxa" w:w="1234"/>
+          </w:tcPr>
+          <w:p>
+            <w:r>
+              <w:rPr>
+                <w:sz w:val="18"/>
+              </w:rPr>
+              <w:t>17.49 → 17.98</w:t>
+            </w:r>
+          </w:p>
+        </w:tc>
+        <w:tc>
+          <w:tcPr>
+            <w:tcW w:type="dxa" w:w="1234"/>
+          </w:tcPr>
+          <w:p>
+            <w:r>
+              <w:rPr>
+                <w:sz w:val="18"/>
+              </w:rPr>
               <w:t>1</w:t>
-            </w:r>
-          </w:p>
-        </w:tc>
-        <w:tc>
-          <w:tcPr>
-            <w:tcW w:type="dxa" w:w="1234"/>
-          </w:tcPr>
-          <w:p>
-            <w:r>
-              <w:rPr>
-                <w:sz w:val="18"/>
-              </w:rPr>
-              <w:t>16.85 → 17.49</w:t>
-            </w:r>
-          </w:p>
-        </w:tc>
-        <w:tc>
-          <w:tcPr>
-            <w:tcW w:type="dxa" w:w="1234"/>
-          </w:tcPr>
-          <w:p>
-            <w:r>
-              <w:rPr>
-                <w:sz w:val="18"/>
-              </w:rPr>
-              <w:t>0.259</w:t>
             </w:r>
           </w:p>
         </w:tc>
@@ -4175,7 +4175,7 @@
               <w:rPr>
                 <w:sz w:val="18"/>
               </w:rPr>
-              <w:t>18.19 → 18.38</w:t>
+              <w:t>17.81 → 18.49</w:t>
             </w:r>
           </w:p>
         </w:tc>
@@ -4255,7 +4255,7 @@
               <w:rPr>
                 <w:sz w:val="18"/>
               </w:rPr>
-              <w:t>4</w:t>
+              <w:t>0.5</w:t>
             </w:r>
           </w:p>
         </w:tc>
@@ -4268,7 +4268,7 @@
               <w:rPr>
                 <w:sz w:val="18"/>
               </w:rPr>
-              <w:t>14.15 → 15.19</w:t>
+              <w:t>17.08 → 17.33</w:t>
             </w:r>
           </w:p>
         </w:tc>
@@ -4281,7 +4281,7 @@
               <w:rPr>
                 <w:sz w:val="18"/>
               </w:rPr>
-              <w:t>0.00323</w:t>
+              <w:t>0.119</w:t>
             </w:r>
           </w:p>
         </w:tc>
@@ -4294,7 +4294,7 @@
               <w:rPr>
                 <w:sz w:val="18"/>
               </w:rPr>
-              <w:t>4</w:t>
+              <w:t>0.75</w:t>
             </w:r>
           </w:p>
         </w:tc>
@@ -4307,7 +4307,7 @@
               <w:rPr>
                 <w:sz w:val="18"/>
               </w:rPr>
-              <w:t>per-type</w:t>
+              <w:t>fallback-to-global</w:t>
             </w:r>
           </w:p>
         </w:tc>
@@ -4361,7 +4361,7 @@
               <w:rPr>
                 <w:sz w:val="18"/>
               </w:rPr>
-              <w:t>17.68 → 17.68</w:t>
+              <w:t>17.80 → 17.80</w:t>
             </w:r>
           </w:p>
         </w:tc>
@@ -4374,7 +4374,7 @@
               <w:rPr>
                 <w:sz w:val="18"/>
               </w:rPr>
-              <w:t>0.0912</w:t>
+              <w:t>0.265</w:t>
             </w:r>
           </w:p>
         </w:tc>
@@ -4412,7 +4412,7 @@
           <w:i/>
           <w:sz w:val="18"/>
         </w:rPr>
-        <w:t>The per-type best strength follows the physics of red attenuation: strongest for deep, low-light water, near zero for well-lit hazy water.</w:t>
+        <w:t>Best strength per water type on calibration images: clear_blue 0.75, green_turbid 0.75, deep_lowlight 0.5, hazy_bright 0. No type beat the global strength s = 0.75 significantly, so every image uses it: the compensation itself matters more than routing its strength.</w:t>
       </w:r>
     </w:p>
     <w:p/>
@@ -4538,7 +4538,7 @@
               <w:rPr>
                 <w:sz w:val="18"/>
               </w:rPr>
-              <w:t>7.200</w:t>
+              <w:t>7.122</w:t>
             </w:r>
           </w:p>
         </w:tc>
@@ -4551,7 +4551,7 @@
               <w:rPr>
                 <w:sz w:val="18"/>
               </w:rPr>
-              <w:t>7.239</w:t>
+              <w:t>7.185</w:t>
             </w:r>
           </w:p>
         </w:tc>
@@ -4564,7 +4564,7 @@
               <w:rPr>
                 <w:sz w:val="18"/>
               </w:rPr>
-              <w:t>+0.040 [+0.032, +0.047]</w:t>
+              <w:t>+0.064 [+0.056, +0.072]</w:t>
             </w:r>
           </w:p>
         </w:tc>
@@ -4577,7 +4577,7 @@
               <w:rPr>
                 <w:sz w:val="18"/>
               </w:rPr>
-              <w:t>+0.45 (medium)</w:t>
+              <w:t>+0.77 (large)</w:t>
             </w:r>
           </w:p>
         </w:tc>
@@ -4590,7 +4590,7 @@
               <w:rPr>
                 <w:sz w:val="18"/>
               </w:rPr>
-              <w:t>1.1e-21</w:t>
+              <w:t>6.5e-60</w:t>
             </w:r>
           </w:p>
         </w:tc>
@@ -4618,7 +4618,7 @@
               <w:rPr>
                 <w:sz w:val="18"/>
               </w:rPr>
-              <w:t>0.326</w:t>
+              <w:t>0.317</w:t>
             </w:r>
           </w:p>
         </w:tc>
@@ -4644,7 +4644,7 @@
               <w:rPr>
                 <w:sz w:val="18"/>
               </w:rPr>
-              <w:t>-0.017 [-0.019, -0.015]</w:t>
+              <w:t>-0.008 [-0.010, -0.007]</w:t>
             </w:r>
           </w:p>
         </w:tc>
@@ -4657,7 +4657,7 @@
               <w:rPr>
                 <w:sz w:val="18"/>
               </w:rPr>
-              <w:t>-0.87 (large)</w:t>
+              <w:t>-0.56 (large)</w:t>
             </w:r>
           </w:p>
         </w:tc>
@@ -4670,7 +4670,7 @@
               <w:rPr>
                 <w:sz w:val="18"/>
               </w:rPr>
-              <w:t>1.8e-76</w:t>
+              <w:t>1.1e-32</w:t>
             </w:r>
           </w:p>
         </w:tc>
@@ -4698,7 +4698,7 @@
               <w:rPr>
                 <w:sz w:val="18"/>
               </w:rPr>
-              <w:t>2.291</w:t>
+              <w:t>2.122</w:t>
             </w:r>
           </w:p>
         </w:tc>
@@ -4711,7 +4711,7 @@
               <w:rPr>
                 <w:sz w:val="18"/>
               </w:rPr>
-              <w:t>2.209</w:t>
+              <w:t>2.107</w:t>
             </w:r>
           </w:p>
         </w:tc>
@@ -4724,7 +4724,7 @@
               <w:rPr>
                 <w:sz w:val="18"/>
               </w:rPr>
-              <w:t>-0.082 [-0.091, -0.074]</w:t>
+              <w:t>-0.015 [-0.021, -0.009]</w:t>
             </w:r>
           </w:p>
         </w:tc>
@@ -4737,7 +4737,7 @@
               <w:rPr>
                 <w:sz w:val="18"/>
               </w:rPr>
-              <w:t>-0.87 (large)</w:t>
+              <w:t>-0.23 (small)</w:t>
             </w:r>
           </w:p>
         </w:tc>
@@ -4750,7 +4750,7 @@
               <w:rPr>
                 <w:sz w:val="18"/>
               </w:rPr>
-              <w:t>1.8e-76</w:t>
+              <w:t>5.9e-07</w:t>
             </w:r>
           </w:p>
         </w:tc>
@@ -4778,7 +4778,7 @@
               <w:rPr>
                 <w:sz w:val="18"/>
               </w:rPr>
-              <w:t>17.01</w:t>
+              <w:t>17.57</w:t>
             </w:r>
           </w:p>
         </w:tc>
@@ -4791,7 +4791,7 @@
               <w:rPr>
                 <w:sz w:val="18"/>
               </w:rPr>
-              <w:t>17.68</w:t>
+              <w:t>18.09</w:t>
             </w:r>
           </w:p>
         </w:tc>
@@ -4804,7 +4804,7 @@
               <w:rPr>
                 <w:sz w:val="18"/>
               </w:rPr>
-              <w:t>+0.68 [+0.54, +0.81]</w:t>
+              <w:t>+0.52 [+0.41, +0.63]</w:t>
             </w:r>
           </w:p>
         </w:tc>
@@ -4817,7 +4817,7 @@
               <w:rPr>
                 <w:sz w:val="18"/>
               </w:rPr>
-              <w:t>+0.51 (large)</w:t>
+              <w:t>+0.45 (medium)</w:t>
             </w:r>
           </w:p>
         </w:tc>
@@ -4830,7 +4830,7 @@
               <w:rPr>
                 <w:sz w:val="18"/>
               </w:rPr>
-              <w:t>4.0e-27</w:t>
+              <w:t>4.5e-21</w:t>
             </w:r>
           </w:p>
         </w:tc>
@@ -4858,7 +4858,7 @@
               <w:rPr>
                 <w:sz w:val="18"/>
               </w:rPr>
-              <w:t>0.823</w:t>
+              <w:t>0.843</w:t>
             </w:r>
           </w:p>
         </w:tc>
@@ -4871,7 +4871,7 @@
               <w:rPr>
                 <w:sz w:val="18"/>
               </w:rPr>
-              <w:t>0.844</w:t>
+              <w:t>0.867</w:t>
             </w:r>
           </w:p>
         </w:tc>
@@ -4884,7 +4884,7 @@
               <w:rPr>
                 <w:sz w:val="18"/>
               </w:rPr>
-              <w:t>+0.021 [+0.017, +0.025]</w:t>
+              <w:t>+0.024 [+0.020, +0.029]</w:t>
             </w:r>
           </w:p>
         </w:tc>
@@ -4897,7 +4897,7 @@
               <w:rPr>
                 <w:sz w:val="18"/>
               </w:rPr>
-              <w:t>+0.46 (medium)</w:t>
+              <w:t>+0.52 (large)</w:t>
             </w:r>
           </w:p>
         </w:tc>
@@ -4910,7 +4910,7 @@
               <w:rPr>
                 <w:sz w:val="18"/>
               </w:rPr>
-              <w:t>1.6e-22</w:t>
+              <w:t>5.1e-28</w:t>
             </w:r>
           </w:p>
         </w:tc>
@@ -5052,7 +5052,7 @@
               <w:rPr>
                 <w:sz w:val="18"/>
               </w:rPr>
-              <w:t>+0.03 ± 0.38</w:t>
+              <w:t>+0.00 ± 0.00</w:t>
             </w:r>
           </w:p>
         </w:tc>
@@ -5065,7 +5065,7 @@
               <w:rPr>
                 <w:sz w:val="18"/>
               </w:rPr>
-              <w:t>+0.006 ± 0.015</w:t>
+              <w:t>+0.000 ± 0.000</w:t>
             </w:r>
           </w:p>
         </w:tc>
@@ -5078,7 +5078,7 @@
               <w:rPr>
                 <w:sz w:val="18"/>
               </w:rPr>
-              <w:t>-0.002 ± 0.004</w:t>
+              <w:t>+0.000 ± 0.000</w:t>
             </w:r>
           </w:p>
         </w:tc>
@@ -5091,7 +5091,7 @@
               <w:rPr>
                 <w:sz w:val="18"/>
               </w:rPr>
-              <w:t>-0.061 ± 0.031</w:t>
+              <w:t>+0.000 ± 0.000</w:t>
             </w:r>
           </w:p>
         </w:tc>
@@ -5132,7 +5132,7 @@
               <w:rPr>
                 <w:sz w:val="18"/>
               </w:rPr>
-              <w:t>+0.22 ± 1.73</w:t>
+              <w:t>+0.00 ± 0.00</w:t>
             </w:r>
           </w:p>
         </w:tc>
@@ -5145,7 +5145,7 @@
               <w:rPr>
                 <w:sz w:val="18"/>
               </w:rPr>
-              <w:t>-0.005 ± 0.053</w:t>
+              <w:t>+0.000 ± 0.000</w:t>
             </w:r>
           </w:p>
         </w:tc>
@@ -5158,7 +5158,7 @@
               <w:rPr>
                 <w:sz w:val="18"/>
               </w:rPr>
-              <w:t>-0.021 ± 0.023</w:t>
+              <w:t>+0.000 ± 0.000</w:t>
             </w:r>
           </w:p>
         </w:tc>
@@ -5171,7 +5171,7 @@
               <w:rPr>
                 <w:sz w:val="18"/>
               </w:rPr>
-              <w:t>-0.144 ± 0.128</w:t>
+              <w:t>+0.000 ± 0.000</w:t>
             </w:r>
           </w:p>
         </w:tc>
@@ -5292,7 +5292,7 @@
               <w:rPr>
                 <w:sz w:val="18"/>
               </w:rPr>
-              <w:t>+0.00 ± 0.00</w:t>
+              <w:t>+0.36 ± 1.23</w:t>
             </w:r>
           </w:p>
         </w:tc>
@@ -5305,7 +5305,7 @@
               <w:rPr>
                 <w:sz w:val="18"/>
               </w:rPr>
-              <w:t>+0.000 ± 0.000</w:t>
+              <w:t>+0.022 ± 0.073</w:t>
             </w:r>
           </w:p>
         </w:tc>
@@ -5318,7 +5318,7 @@
               <w:rPr>
                 <w:sz w:val="18"/>
               </w:rPr>
-              <w:t>+0.000 ± 0.000</w:t>
+              <w:t>+0.033 ± 0.013</w:t>
             </w:r>
           </w:p>
         </w:tc>
@@ -5331,7 +5331,7 @@
               <w:rPr>
                 <w:sz w:val="18"/>
               </w:rPr>
-              <w:t>+0.000 ± 0.000</w:t>
+              <w:t>+0.256 ± 0.066</w:t>
             </w:r>
           </w:p>
         </w:tc>
@@ -5751,7 +5751,7 @@
               <w:rPr>
                 <w:sz w:val="18"/>
               </w:rPr>
-              <w:t>7.239 ± 0.386</w:t>
+              <w:t>7.185 ± 0.386</w:t>
             </w:r>
           </w:p>
         </w:tc>
@@ -5777,7 +5777,7 @@
               <w:rPr>
                 <w:sz w:val="18"/>
               </w:rPr>
-              <w:t>2.209 ± 0.525</w:t>
+              <w:t>2.107 ± 0.479</w:t>
             </w:r>
           </w:p>
         </w:tc>
@@ -5790,7 +5790,7 @@
               <w:rPr>
                 <w:sz w:val="18"/>
               </w:rPr>
-              <w:t>17.68 ± 3.07</w:t>
+              <w:t>18.09 ± 3.09</w:t>
             </w:r>
           </w:p>
         </w:tc>
@@ -5803,7 +5803,7 @@
               <w:rPr>
                 <w:sz w:val="18"/>
               </w:rPr>
-              <w:t>0.844 ± 0.085</w:t>
+              <w:t>0.867 ± 0.068</w:t>
             </w:r>
           </w:p>
         </w:tc>
@@ -5831,7 +5831,7 @@
               <w:rPr>
                 <w:sz w:val="18"/>
               </w:rPr>
-              <w:t>7.237 ± 0.375</w:t>
+              <w:t>7.221 ± 0.365</w:t>
             </w:r>
           </w:p>
         </w:tc>
@@ -5844,7 +5844,7 @@
               <w:rPr>
                 <w:sz w:val="18"/>
               </w:rPr>
-              <w:t>0.312 ± 0.068</w:t>
+              <w:t>0.310 ± 0.068</w:t>
             </w:r>
           </w:p>
         </w:tc>
@@ -5857,7 +5857,7 @@
               <w:rPr>
                 <w:sz w:val="18"/>
               </w:rPr>
-              <w:t>2.193 ± 0.524</w:t>
+              <w:t>2.122 ± 0.479</w:t>
             </w:r>
           </w:p>
         </w:tc>
@@ -5870,7 +5870,7 @@
               <w:rPr>
                 <w:sz w:val="18"/>
               </w:rPr>
-              <w:t>17.82 ± 3.07</w:t>
+              <w:t>18.25 ± 3.14</w:t>
             </w:r>
           </w:p>
         </w:tc>
@@ -5883,7 +5883,7 @@
               <w:rPr>
                 <w:sz w:val="18"/>
               </w:rPr>
-              <w:t>0.850 ± 0.080</w:t>
+              <w:t>0.870 ± 0.065</w:t>
             </w:r>
           </w:p>
         </w:tc>
@@ -5911,7 +5911,7 @@
               <w:rPr>
                 <w:sz w:val="18"/>
               </w:rPr>
-              <w:t>7.229 ± 0.380</w:t>
+              <w:t>7.198 ± 0.374</w:t>
             </w:r>
           </w:p>
         </w:tc>
@@ -5924,7 +5924,7 @@
               <w:rPr>
                 <w:sz w:val="18"/>
               </w:rPr>
-              <w:t>0.304 ± 0.067</w:t>
+              <w:t>0.311 ± 0.066</w:t>
             </w:r>
           </w:p>
         </w:tc>
@@ -5937,7 +5937,7 @@
               <w:rPr>
                 <w:sz w:val="18"/>
               </w:rPr>
-              <w:t>2.145 ± 0.507</w:t>
+              <w:t>2.120 ± 0.470</w:t>
             </w:r>
           </w:p>
         </w:tc>
@@ -5950,7 +5950,7 @@
               <w:rPr>
                 <w:sz w:val="18"/>
               </w:rPr>
-              <w:t>17.77 ± 3.05</w:t>
+              <w:t>18.11 ± 3.10</w:t>
             </w:r>
           </w:p>
         </w:tc>
@@ -5963,7 +5963,7 @@
               <w:rPr>
                 <w:sz w:val="18"/>
               </w:rPr>
-              <w:t>0.850 ± 0.083</w:t>
+              <w:t>0.869 ± 0.066</w:t>
             </w:r>
           </w:p>
         </w:tc>
@@ -5991,7 +5991,7 @@
               <w:rPr>
                 <w:sz w:val="18"/>
               </w:rPr>
-              <w:t>7.220 ± 0.373</w:t>
+              <w:t>7.235 ± 0.351</w:t>
             </w:r>
           </w:p>
         </w:tc>
@@ -6004,7 +6004,7 @@
               <w:rPr>
                 <w:sz w:val="18"/>
               </w:rPr>
-              <w:t>0.308 ± 0.068</w:t>
+              <w:t>0.312 ± 0.066</w:t>
             </w:r>
           </w:p>
         </w:tc>
@@ -6017,7 +6017,7 @@
               <w:rPr>
                 <w:sz w:val="18"/>
               </w:rPr>
-              <w:t>2.134 ± 0.507</w:t>
+              <w:t>2.136 ± 0.470</w:t>
             </w:r>
           </w:p>
         </w:tc>
@@ -6030,7 +6030,7 @@
               <w:rPr>
                 <w:sz w:val="18"/>
               </w:rPr>
-              <w:t>17.87 ± 3.06</w:t>
+              <w:t>18.27 ± 3.15</w:t>
             </w:r>
           </w:p>
         </w:tc>
@@ -6043,7 +6043,7 @@
               <w:rPr>
                 <w:sz w:val="18"/>
               </w:rPr>
-              <w:t>0.854 ± 0.079</w:t>
+              <w:t>0.871 ± 0.064</w:t>
             </w:r>
           </w:p>
         </w:tc>
@@ -6071,7 +6071,7 @@
               <w:rPr>
                 <w:sz w:val="18"/>
               </w:rPr>
-              <w:t>7.162 ± 0.512</w:t>
+              <w:t>7.224 ± 0.408</w:t>
             </w:r>
           </w:p>
         </w:tc>
@@ -6084,7 +6084,7 @@
               <w:rPr>
                 <w:sz w:val="18"/>
               </w:rPr>
-              <w:t>0.329 ± 0.073</w:t>
+              <w:t>0.323 ± 0.069</w:t>
             </w:r>
           </w:p>
         </w:tc>
@@ -6097,7 +6097,7 @@
               <w:rPr>
                 <w:sz w:val="18"/>
               </w:rPr>
-              <w:t>2.159 ± 0.547</w:t>
+              <w:t>2.139 ± 0.490</w:t>
             </w:r>
           </w:p>
         </w:tc>
@@ -6110,7 +6110,7 @@
               <w:rPr>
                 <w:sz w:val="18"/>
               </w:rPr>
-              <w:t>16.30 ± 2.90</w:t>
+              <w:t>17.50 ± 3.41</w:t>
             </w:r>
           </w:p>
         </w:tc>
@@ -6123,7 +6123,7 @@
               <w:rPr>
                 <w:sz w:val="18"/>
               </w:rPr>
-              <w:t>0.804 ± 0.112</w:t>
+              <w:t>0.847 ± 0.071</w:t>
             </w:r>
           </w:p>
         </w:tc>
@@ -6241,7 +6241,7 @@
               <w:rPr>
                 <w:sz w:val="18"/>
               </w:rPr>
-              <w:t>-0.019</w:t>
+              <w:t>+0.050</w:t>
             </w:r>
           </w:p>
         </w:tc>
@@ -6254,7 +6254,7 @@
               <w:rPr>
                 <w:sz w:val="18"/>
               </w:rPr>
-              <w:t>-0.003</w:t>
+              <w:t>+0.035</w:t>
             </w:r>
           </w:p>
         </w:tc>
@@ -6267,7 +6267,7 @@
               <w:rPr>
                 <w:sz w:val="18"/>
               </w:rPr>
-              <w:t>-0.011</w:t>
+              <w:t>+0.012</w:t>
             </w:r>
           </w:p>
         </w:tc>
@@ -6280,7 +6280,7 @@
               <w:rPr>
                 <w:sz w:val="18"/>
               </w:rPr>
-              <w:t>-0.005</w:t>
+              <w:t>+0.003</w:t>
             </w:r>
           </w:p>
         </w:tc>
@@ -6308,7 +6308,7 @@
               <w:rPr>
                 <w:sz w:val="18"/>
               </w:rPr>
-              <w:t>-0.001</w:t>
+              <w:t>+0.003</w:t>
             </w:r>
           </w:p>
         </w:tc>
@@ -6321,7 +6321,7 @@
               <w:rPr>
                 <w:sz w:val="18"/>
               </w:rPr>
-              <w:t>+0.003</w:t>
+              <w:t>+0.001</w:t>
             </w:r>
           </w:p>
         </w:tc>
@@ -6334,7 +6334,7 @@
               <w:rPr>
                 <w:sz w:val="18"/>
               </w:rPr>
-              <w:t>-0.005</w:t>
+              <w:t>+0.002</w:t>
             </w:r>
           </w:p>
         </w:tc>
@@ -6347,7 +6347,7 @@
               <w:rPr>
                 <w:sz w:val="18"/>
               </w:rPr>
-              <w:t>+0.001</w:t>
+              <w:t>+0.000</w:t>
             </w:r>
           </w:p>
         </w:tc>
@@ -6375,7 +6375,7 @@
               <w:rPr>
                 <w:sz w:val="18"/>
               </w:rPr>
-              <w:t>-0.075</w:t>
+              <w:t>+0.030</w:t>
             </w:r>
           </w:p>
         </w:tc>
@@ -6388,7 +6388,7 @@
               <w:rPr>
                 <w:sz w:val="18"/>
               </w:rPr>
-              <w:t>-0.016</w:t>
+              <w:t>+0.015</w:t>
             </w:r>
           </w:p>
         </w:tc>
@@ -6401,7 +6401,7 @@
               <w:rPr>
                 <w:sz w:val="18"/>
               </w:rPr>
-              <w:t>-0.064</w:t>
+              <w:t>+0.013</w:t>
             </w:r>
           </w:p>
         </w:tc>
@@ -6414,7 +6414,7 @@
               <w:rPr>
                 <w:sz w:val="18"/>
               </w:rPr>
-              <w:t>+0.005</w:t>
+              <w:t>+0.001</w:t>
             </w:r>
           </w:p>
         </w:tc>
@@ -6455,7 +6455,7 @@
               <w:rPr>
                 <w:sz w:val="18"/>
               </w:rPr>
-              <w:t>+0.141</w:t>
+              <w:t>+0.163</w:t>
             </w:r>
           </w:p>
         </w:tc>
@@ -6468,7 +6468,7 @@
               <w:rPr>
                 <w:sz w:val="18"/>
               </w:rPr>
-              <w:t>+0.083</w:t>
+              <w:t>+0.017</w:t>
             </w:r>
           </w:p>
         </w:tc>
@@ -6481,7 +6481,7 @@
               <w:rPr>
                 <w:sz w:val="18"/>
               </w:rPr>
-              <w:t>-0.041</w:t>
+              <w:t>+0.003</w:t>
             </w:r>
           </w:p>
         </w:tc>
@@ -6509,7 +6509,7 @@
               <w:rPr>
                 <w:sz w:val="18"/>
               </w:rPr>
-              <w:t>+0.009</w:t>
+              <w:t>+0.004</w:t>
             </w:r>
           </w:p>
         </w:tc>
@@ -6522,7 +6522,7 @@
               <w:rPr>
                 <w:sz w:val="18"/>
               </w:rPr>
-              <w:t>+0.006</w:t>
+              <w:t>+0.003</w:t>
             </w:r>
           </w:p>
         </w:tc>
@@ -6535,7 +6535,7 @@
               <w:rPr>
                 <w:sz w:val="18"/>
               </w:rPr>
-              <w:t>+0.005</w:t>
+              <w:t>+0.002</w:t>
             </w:r>
           </w:p>
         </w:tc>
@@ -6548,7 +6548,7 @@
               <w:rPr>
                 <w:sz w:val="18"/>
               </w:rPr>
-              <w:t>-0.001</w:t>
+              <w:t>-0.000</w:t>
             </w:r>
           </w:p>
         </w:tc>
@@ -6664,7 +6664,7 @@
               <w:rPr>
                 <w:sz w:val="18"/>
               </w:rPr>
-              <w:t>17.27</w:t>
+              <w:t>17.94</w:t>
             </w:r>
           </w:p>
         </w:tc>
@@ -6677,7 +6677,7 @@
               <w:rPr>
                 <w:sz w:val="18"/>
               </w:rPr>
-              <w:t>0.834</w:t>
+              <w:t>0.860</w:t>
             </w:r>
           </w:p>
         </w:tc>
@@ -6705,7 +6705,7 @@
               <w:rPr>
                 <w:sz w:val="18"/>
               </w:rPr>
-              <w:t>17.26</w:t>
+              <w:t>18.00</w:t>
             </w:r>
           </w:p>
         </w:tc>
@@ -6718,7 +6718,7 @@
               <w:rPr>
                 <w:sz w:val="18"/>
               </w:rPr>
-              <w:t>0.835</w:t>
+              <w:t>0.860</w:t>
             </w:r>
           </w:p>
         </w:tc>
@@ -6733,7 +6733,7 @@
               <w:rPr>
                 <w:sz w:val="18"/>
               </w:rPr>
-              <w:t>Predicted α (ridge, λ=30)</w:t>
+              <w:t>Predicted α (ridge, λ=100)</w:t>
             </w:r>
           </w:p>
         </w:tc>
@@ -6746,7 +6746,7 @@
               <w:rPr>
                 <w:sz w:val="18"/>
               </w:rPr>
-              <w:t>17.44</w:t>
+              <w:t>18.05</w:t>
             </w:r>
           </w:p>
         </w:tc>
@@ -6759,7 +6759,7 @@
               <w:rPr>
                 <w:sz w:val="18"/>
               </w:rPr>
-              <w:t>0.840</w:t>
+              <w:t>0.864</w:t>
             </w:r>
           </w:p>
         </w:tc>
@@ -6787,7 +6787,7 @@
               <w:rPr>
                 <w:sz w:val="18"/>
               </w:rPr>
-              <w:t>18.03</w:t>
+              <w:t>18.58</w:t>
             </w:r>
           </w:p>
         </w:tc>
@@ -6800,7 +6800,7 @@
               <w:rPr>
                 <w:sz w:val="18"/>
               </w:rPr>
-              <w:t>0.855</w:t>
+              <w:t>0.877</w:t>
             </w:r>
           </w:p>
         </w:tc>
@@ -6808,12 +6808,12 @@
     </w:tbl>
     <w:p>
       <w:r>
-        <w:t>The predictor recovers about 22% of the PSNR gap between a fixed α and the per-image oracle (correlation between predicted and oracle α: 0.49). The gain is real but modest, and most of the oracle headroom remains.</w:t>
+        <w:t>The predictor recovers about 17% of the PSNR gap between a fixed α and the per-image oracle (correlation between predicted and oracle α: 0.41). The gain is real but modest, and most of the oracle headroom remains.</w:t>
       </w:r>
     </w:p>
     <w:p>
       <w:r>
-        <w:t>Held-out test split. Predicted α has mean 0.42 and std 0.16, with 1% of images at a boundary. Its isolated effect (row 4 − row 3) is PSNR +0.14 dB, SSIM +0.006, entropy -0.003, UCIQE +0.003, UIQM -0.016.</w:t>
+        <w:t>Held-out test split. Predicted α has mean 0.59 and std 0.16, with 0% of images at a boundary. Its isolated effect (row 4 − row 3) is PSNR +0.16 dB, SSIM +0.003, entropy +0.035, UCIQE +0.001, UIQM +0.015.</w:t>
       </w:r>
     </w:p>
     <w:p>
@@ -6980,7 +6980,7 @@
               <w:rPr>
                 <w:sz w:val="18"/>
               </w:rPr>
-              <w:t>+0.03</w:t>
+              <w:t>-0.06</w:t>
             </w:r>
           </w:p>
         </w:tc>
@@ -6993,7 +6993,7 @@
               <w:rPr>
                 <w:sz w:val="18"/>
               </w:rPr>
-              <w:t>49%</w:t>
+              <w:t>52%</w:t>
             </w:r>
           </w:p>
         </w:tc>
@@ -7034,7 +7034,7 @@
               <w:rPr>
                 <w:sz w:val="18"/>
               </w:rPr>
-              <w:t>+0.29</w:t>
+              <w:t>+0.28</w:t>
             </w:r>
           </w:p>
         </w:tc>
@@ -7047,7 +7047,7 @@
               <w:rPr>
                 <w:sz w:val="18"/>
               </w:rPr>
-              <w:t>42%</w:t>
+              <w:t>40%</w:t>
             </w:r>
           </w:p>
         </w:tc>
@@ -7088,7 +7088,7 @@
               <w:rPr>
                 <w:sz w:val="18"/>
               </w:rPr>
-              <w:t>-0.25</w:t>
+              <w:t>+0.63</w:t>
             </w:r>
           </w:p>
         </w:tc>
@@ -7101,7 +7101,7 @@
               <w:rPr>
                 <w:sz w:val="18"/>
               </w:rPr>
-              <w:t>56%</w:t>
+              <w:t>34%</w:t>
             </w:r>
           </w:p>
         </w:tc>
@@ -7142,7 +7142,7 @@
               <w:rPr>
                 <w:sz w:val="18"/>
               </w:rPr>
-              <w:t>-0.19</w:t>
+              <w:t>+0.40</w:t>
             </w:r>
           </w:p>
         </w:tc>
@@ -7155,7 +7155,7 @@
               <w:rPr>
                 <w:sz w:val="18"/>
               </w:rPr>
-              <w:t>54%</w:t>
+              <w:t>41%</w:t>
             </w:r>
           </w:p>
         </w:tc>
@@ -7196,7 +7196,7 @@
               <w:rPr>
                 <w:sz w:val="18"/>
               </w:rPr>
-              <w:t>-0.17</w:t>
+              <w:t>+0.32</w:t>
             </w:r>
           </w:p>
         </w:tc>
@@ -7209,7 +7209,7 @@
               <w:rPr>
                 <w:sz w:val="18"/>
               </w:rPr>
-              <w:t>56%</w:t>
+              <w:t>44%</w:t>
             </w:r>
           </w:p>
         </w:tc>
@@ -7250,7 +7250,7 @@
               <w:rPr>
                 <w:sz w:val="18"/>
               </w:rPr>
-              <w:t>+0.18</w:t>
+              <w:t>+0.48</w:t>
             </w:r>
           </w:p>
         </w:tc>
@@ -7263,7 +7263,7 @@
               <w:rPr>
                 <w:sz w:val="18"/>
               </w:rPr>
-              <w:t>46%</w:t>
+              <w:t>37%</w:t>
             </w:r>
           </w:p>
         </w:tc>
@@ -7304,7 +7304,7 @@
               <w:rPr>
                 <w:sz w:val="18"/>
               </w:rPr>
-              <w:t>+0.08</w:t>
+              <w:t>+0.72</w:t>
             </w:r>
           </w:p>
         </w:tc>
@@ -7317,7 +7317,7 @@
               <w:rPr>
                 <w:sz w:val="18"/>
               </w:rPr>
-              <w:t>48%</w:t>
+              <w:t>32%</w:t>
             </w:r>
           </w:p>
         </w:tc>
@@ -7358,7 +7358,7 @@
               <w:rPr>
                 <w:sz w:val="18"/>
               </w:rPr>
-              <w:t>-0.34</w:t>
+              <w:t>+0.25</w:t>
             </w:r>
           </w:p>
         </w:tc>
@@ -7371,7 +7371,7 @@
               <w:rPr>
                 <w:sz w:val="18"/>
               </w:rPr>
-              <w:t>57%</w:t>
+              <w:t>44%</w:t>
             </w:r>
           </w:p>
         </w:tc>
@@ -7472,7 +7472,7 @@
               <w:rPr>
                 <w:sz w:val="18"/>
               </w:rPr>
-              <w:t>17.27</w:t>
+              <w:t>17.94</w:t>
             </w:r>
           </w:p>
         </w:tc>
@@ -7485,7 +7485,7 @@
               <w:rPr>
                 <w:sz w:val="18"/>
               </w:rPr>
-              <w:t>0.834</w:t>
+              <w:t>0.860</w:t>
             </w:r>
           </w:p>
         </w:tc>
@@ -7526,7 +7526,7 @@
               <w:rPr>
                 <w:sz w:val="18"/>
               </w:rPr>
-              <w:t>16.02</w:t>
+              <w:t>17.28</w:t>
             </w:r>
           </w:p>
         </w:tc>
@@ -7539,7 +7539,7 @@
               <w:rPr>
                 <w:sz w:val="18"/>
               </w:rPr>
-              <w:t>0.791</w:t>
+              <w:t>0.843</w:t>
             </w:r>
           </w:p>
         </w:tc>
@@ -7552,7 +7552,7 @@
               <w:rPr>
                 <w:sz w:val="18"/>
               </w:rPr>
-              <w:t>91%</w:t>
+              <w:t>87%</w:t>
             </w:r>
           </w:p>
         </w:tc>
@@ -7580,7 +7580,7 @@
               <w:rPr>
                 <w:sz w:val="18"/>
               </w:rPr>
-              <w:t>15.91</w:t>
+              <w:t>16.85</w:t>
             </w:r>
           </w:p>
         </w:tc>
@@ -7593,7 +7593,7 @@
               <w:rPr>
                 <w:sz w:val="18"/>
               </w:rPr>
-              <w:t>0.784</w:t>
+              <w:t>0.827</w:t>
             </w:r>
           </w:p>
         </w:tc>
@@ -7606,7 +7606,7 @@
               <w:rPr>
                 <w:sz w:val="18"/>
               </w:rPr>
-              <w:t>98%</w:t>
+              <w:t>96%</w:t>
             </w:r>
           </w:p>
         </w:tc>
@@ -7634,7 +7634,7 @@
               <w:rPr>
                 <w:sz w:val="18"/>
               </w:rPr>
-              <w:t>16.32</w:t>
+              <w:t>17.77</w:t>
             </w:r>
           </w:p>
         </w:tc>
@@ -7647,7 +7647,7 @@
               <w:rPr>
                 <w:sz w:val="18"/>
               </w:rPr>
-              <w:t>0.802</w:t>
+              <w:t>0.852</w:t>
             </w:r>
           </w:p>
         </w:tc>
@@ -7660,7 +7660,7 @@
               <w:rPr>
                 <w:sz w:val="18"/>
               </w:rPr>
-              <w:t>68%</w:t>
+              <w:t>78%</w:t>
             </w:r>
           </w:p>
         </w:tc>
@@ -7688,7 +7688,7 @@
               <w:rPr>
                 <w:sz w:val="18"/>
               </w:rPr>
-              <w:t>16.63</w:t>
+              <w:t>17.80</w:t>
             </w:r>
           </w:p>
         </w:tc>
@@ -7701,7 +7701,7 @@
               <w:rPr>
                 <w:sz w:val="18"/>
               </w:rPr>
-              <w:t>0.814</w:t>
+              <w:t>0.853</w:t>
             </w:r>
           </w:p>
         </w:tc>
@@ -7714,7 +7714,7 @@
               <w:rPr>
                 <w:sz w:val="18"/>
               </w:rPr>
-              <w:t>91%</w:t>
+              <w:t>88%</w:t>
             </w:r>
           </w:p>
         </w:tc>
@@ -7742,7 +7742,7 @@
               <w:rPr>
                 <w:sz w:val="18"/>
               </w:rPr>
-              <w:t>18.03</w:t>
+              <w:t>18.58</w:t>
             </w:r>
           </w:p>
         </w:tc>
@@ -7755,7 +7755,7 @@
               <w:rPr>
                 <w:sz w:val="18"/>
               </w:rPr>
-              <w:t>0.855</w:t>
+              <w:t>0.877</w:t>
             </w:r>
           </w:p>
         </w:tc>
@@ -7768,7 +7768,7 @@
               <w:rPr>
                 <w:sz w:val="18"/>
               </w:rPr>
-              <w:t>24%</w:t>
+              <w:t>30%</w:t>
             </w:r>
           </w:p>
         </w:tc>
@@ -7777,12 +7777,12 @@
     <w:p/>
     <w:p>
       <w:r>
-        <w:t>Held-out confirmation (test split, same routed profile). With α chosen by the UCIQE+UIQM search (row 7), PSNR = 16.30 dB and SSIM = 0.804. That compares with 17.77 dB / 0.850 at a fixed α=0.5 (row 5) and 17.87 dB / 0.854 with the predicted α (row 6). The proposed method's advantage over the search is Δ PSNR = +1.56 dB (r=+0.73) and Δ SSIM = +0.050 (r=+0.64), while the search raises the score it maximizes (UCIQE 0.329 vs. 0.308).</w:t>
+        <w:t>Held-out confirmation (test split, same routed profile). With α chosen by the UCIQE+UIQM search (row 7), PSNR = 17.50 dB and SSIM = 0.847. That compares with 18.11 dB / 0.869 at a fixed α=0.5 (row 5) and 18.27 dB / 0.871 with the predicted α (row 6). The proposed method's advantage over the search is Δ PSNR = +0.77 dB (r=+0.48) and Δ SSIM = +0.024 (r=+0.54), while the search raises the score it maximizes (UCIQE 0.323 vs. 0.312).</w:t>
       </w:r>
     </w:p>
     <w:p>
       <w:r>
-        <w:t>Interpretation. Across α, UCIQE and UIQM mostly reward the extremes: the DCP-heavy end (saturated, high chroma spread) or the CLAHE-heavy end (strong local contrast). The reference-preferred blend is usually in between. Maximizing these scores therefore selects a boundary α for most images and reduces fidelity. This is consistent with the observation that HE scores highest on UCIQE while losing on PSNR/SSIM (Section 3), and with red-channel compensation, which raises held-out PSNR by +0.68 dB while lowering UCIQE by -0.017 and UIQM by -0.082 (Section 4). The practical conclusion is that no-reference scores of this family should not be used as optimization objectives for restoration parameters without first checking their alignment against references.</w:t>
+        <w:t>Interpretation. Across α, UCIQE and UIQM mostly reward the extremes: the DCP-heavy end (saturated, high chroma spread) or the CLAHE-heavy end (strong local contrast). The reference-preferred blend is usually in between. Maximizing these scores therefore selects a boundary α for most images and reduces fidelity. This is consistent with the observation that HE scores highest on UCIQE while losing on PSNR/SSIM (Section 3), and with red-channel compensation, which raises held-out PSNR by +0.52 dB while lowering UCIQE by -0.008 and UIQM by -0.015 (Section 4). The practical conclusion is that no-reference scores of this family should not be used as optimization objectives for restoration parameters without first checking their alignment against references.</w:t>
       </w:r>
     </w:p>
     <w:p>
@@ -7903,7 +7903,7 @@
               <w:rPr>
                 <w:sz w:val="18"/>
               </w:rPr>
-              <w:t>343.1%</w:t>
+              <w:t>340.9%</w:t>
             </w:r>
           </w:p>
         </w:tc>
@@ -7931,7 +7931,7 @@
               <w:rPr>
                 <w:sz w:val="18"/>
               </w:rPr>
-              <w:t>147.7%</w:t>
+              <w:t>139.7%</w:t>
             </w:r>
           </w:p>
         </w:tc>
@@ -7987,7 +7987,7 @@
               <w:rPr>
                 <w:sz w:val="18"/>
               </w:rPr>
-              <w:t>264.3%</w:t>
+              <w:t>248.5%</w:t>
             </w:r>
           </w:p>
         </w:tc>
@@ -8015,7 +8015,7 @@
               <w:rPr>
                 <w:sz w:val="18"/>
               </w:rPr>
-              <w:t>71.4%</w:t>
+              <w:t>65.8%</w:t>
             </w:r>
           </w:p>
         </w:tc>
@@ -8043,7 +8043,7 @@
               <w:rPr>
                 <w:sz w:val="18"/>
               </w:rPr>
-              <w:t>7519.9</w:t>
+              <w:t>8079.5</w:t>
             </w:r>
           </w:p>
         </w:tc>
@@ -8089,7 +8089,7 @@
         <w:t xml:space="preserve">Original Module 7 objective was mis-scaled, then shown to be misaligned (Found &amp; Redesigned). </w:t>
       </w:r>
       <w:r>
-        <w:t>With the mis-scaled UCIQE, the UCIQE+UIQM objective came out to ≈49 from UCIQE against ≈0.2 from UIQM, so it was mostly maximizing a luminance-contrast term. That accident pushed α toward the CLAHE stream, which made the module look helpful (+0.49 dB in the pre-fix ablation). With the metric fixed, the search lowers held-out PSNR by 1.46 dB against a fixed α on the same profile (Section 5, row 7 vs. row 5). Section 7 shows that the cause is the objective itself rather than a bug, so Module 7 was redesigned as a calibrated predictor (Section 6). The original search is kept as row 7 of the ablation for comparison.</w:t>
+        <w:t>With the mis-scaled UCIQE, the UCIQE+UIQM objective came out to ≈49 from UCIQE against ≈0.2 from UIQM, so it was mostly maximizing a luminance-contrast term. That accident pushed α toward the CLAHE stream, which made the module look helpful (+0.49 dB in the pre-fix ablation). With the metric fixed, the search lowers held-out PSNR by 0.61 dB against a fixed α on the same profile (Section 5, row 7 vs. row 5). Section 7 shows that the cause is the objective itself rather than a bug, so Module 7 was redesigned as a calibrated predictor (Section 6). The original search is kept as row 7 of the ablation for comparison.</w:t>
       </w:r>
     </w:p>
     <w:p>
@@ -8122,7 +8122,7 @@
         <w:t xml:space="preserve">Per-type routing captures little of the available per-image headroom (Limitation). </w:t>
       </w:r>
       <w:r>
-        <w:t>On the calibration split, giving each image its own best profile (an oracle that uses the reference) would add +0.78 dB over the single global profile, but per-type routing recovers only a small part of it. An exploratory ridge regression from global image statistics, not part of the released scripts, did no better. Held-out routing gain by water type: clear_blue +0.03 dB / +0.006 SSIM; deep_lowlight +0.22 dB / -0.005 SSIM; green_turbid +0.00 dB / +0.000 SSIM; hazy_bright +0.00 dB / +0.000 SSIM. Types that fell back to the global profile: green_turbid, hazy_bright.</w:t>
+        <w:t>On the calibration split, giving each image its own best profile (an oracle that uses the reference) would add +1.45 dB over the single global profile, but per-type routing recovers only a small part of it. An exploratory ridge regression from global image statistics, not part of the released scripts, did no better. Held-out routing gain by water type: clear_blue +0.00 dB / +0.000 SSIM; deep_lowlight +0.00 dB / +0.000 SSIM; green_turbid +0.00 dB / +0.000 SSIM; hazy_bright +0.36 dB / +0.022 SSIM. Types that fell back to the global profile: clear_blue, green_turbid, deep_lowlight.</w:t>
       </w:r>
     </w:p>
     <w:p>
@@ -8130,10 +8130,10 @@
         <w:rPr>
           <w:b/>
         </w:rPr>
-        <w:t xml:space="preserve">Adaptive gamma formula uses the opposite convention from how it is applied (Found, Not Fixed). </w:t>
+        <w:t xml:space="preserve">Adaptive gamma formula used the opposite convention from how it was applied (Found &amp; Fixed). </w:t>
       </w:r>
       <w:r>
-        <w:t>compute_adaptive_gamma derives γ = log(0.5)/log(mean) for the convention output = input^γ, where γ &lt; 1 brightens. adaptive_gamma_correction applies output = input^(1/γ) instead, so the adaptive part is inverted: on its own it darkens dark images. Calibration selected the largest gamma multiplier in its grid (×1.4), which largely compensates, and on a sample of 80 test images the stage still brightened 96%. But the adaptivity remains backwards, with darker water types brightened less than brighter ones, and the boundary-valued multiplier is a symptom of it. Correcting the convention changes the pipeline, so it would require re-running all three calibration stages and the evaluation. It is left unfixed in the reported results.</w:t>
+        <w:t>compute_adaptive_gamma derives γ = log(0.5)/log(mean) for the convention output = input^γ (γ &lt; 1 brightens), but adaptive_gamma_correction applied output = input^(1/γ). On its own that darkened dark images, and darker water types were brightened less than brighter ones. The earlier calibration had partly compensated by choosing the largest gamma multiplier in its grid. adaptive_gamma_correction now applies output = input^γ, and all three calibration stages and the full evaluation were re-run. Every number in this section is post-fix.</w:t>
       </w:r>
     </w:p>
     <w:p>
@@ -8144,7 +8144,7 @@
         <w:t xml:space="preserve">Coordinate-wise, grid-limited calibration (Limitation). </w:t>
       </w:r>
       <w:r>
-        <w:t>The calibration stages were run in sequence (profile, then red strength, then α predictor) rather than jointly, and some selected global stage-1 values lie at the grid boundary (WB cap 2, gamma ×1.4, DCP ω 0.7). A joint search over a wider grid could improve both arms. Stages 1–2 were scored at fixed α=0.5 and so are not tuned jointly with Module 7.</w:t>
+        <w:t>Stages 1 and 2 are alternated until the selection stops changing (converged: a further pass of both stages left the profiles unchanged): a coordinate-wise search, not one joint search over all five parameters, with stage 3 fitted afterwards, and some selected global stage-1 values lie at the grid boundary (WB cap 1.5, CLAHE clip ×0.6, DCP ω 0.5). Stages 1–2 are scored at fixed α=0.5 and so are not tuned jointly with Module 7.</w:t>
       </w:r>
     </w:p>
     <w:p>
@@ -8177,7 +8177,7 @@
         <w:t xml:space="preserve">Original Module 7 search validity (Superseded). </w:t>
       </w:r>
       <w:r>
-        <w:t>Before the UCIQE fix, some UCIQE+UIQM(α) curves had two local maxima, so the search gained a coarse 11-point grid before golden-section refinement. With the corrected metric, a re-scan across all 4 water types (outputs/investigate_fusion_alpha_postfix.log) found every sampled curve monotonic, so the search was valid but had no interior optimum to find. Section 7 explains this behaviour. The full-calibration-split α sweep in Section 7 confirms the result at scale: maximizing UCIQE+UIQM puts α at 0 or 1 for 91% of images.</w:t>
+        <w:t>Before the UCIQE fix, some UCIQE+UIQM(α) curves had two local maxima, so the search gained a coarse 11-point grid before golden-section refinement. With the corrected metric, a re-scan across all 4 water types (outputs/investigate_fusion_alpha_postfix.log) found every sampled curve monotonic, so the search was valid but had no interior optimum to find. Section 7 explains this behaviour. The full-calibration-split α sweep in Section 7 confirms the result at scale: maximizing UCIQE+UIQM puts α at 0 or 1 for 87% of images.</w:t>
       </w:r>
     </w:p>
     <w:p>

--- a/outputs/Review_II_Results_Section.docx
+++ b/outputs/Review_II_Results_Section.docx
@@ -439,6 +439,86 @@
               <w:rPr>
                 <w:sz w:val="18"/>
               </w:rPr>
+              <w:t>Gray-world WB + CLAHE (baseline)</w:t>
+            </w:r>
+          </w:p>
+        </w:tc>
+        <w:tc>
+          <w:tcPr>
+            <w:tcW w:type="dxa" w:w="1440"/>
+          </w:tcPr>
+          <w:p>
+            <w:r>
+              <w:rPr>
+                <w:sz w:val="18"/>
+              </w:rPr>
+              <w:t>7.313 ± 0.414</w:t>
+            </w:r>
+          </w:p>
+        </w:tc>
+        <w:tc>
+          <w:tcPr>
+            <w:tcW w:type="dxa" w:w="1440"/>
+          </w:tcPr>
+          <w:p>
+            <w:r>
+              <w:rPr>
+                <w:sz w:val="18"/>
+              </w:rPr>
+              <w:t>0.331 ± 0.069</w:t>
+            </w:r>
+          </w:p>
+        </w:tc>
+        <w:tc>
+          <w:tcPr>
+            <w:tcW w:type="dxa" w:w="1440"/>
+          </w:tcPr>
+          <w:p>
+            <w:r>
+              <w:rPr>
+                <w:sz w:val="18"/>
+              </w:rPr>
+              <w:t>2.297 ± 0.558</w:t>
+            </w:r>
+          </w:p>
+        </w:tc>
+        <w:tc>
+          <w:tcPr>
+            <w:tcW w:type="dxa" w:w="1440"/>
+          </w:tcPr>
+          <w:p>
+            <w:r>
+              <w:rPr>
+                <w:sz w:val="18"/>
+              </w:rPr>
+              <w:t>17.93 ± 3.42</w:t>
+            </w:r>
+          </w:p>
+        </w:tc>
+        <w:tc>
+          <w:tcPr>
+            <w:tcW w:type="dxa" w:w="1440"/>
+          </w:tcPr>
+          <w:p>
+            <w:r>
+              <w:rPr>
+                <w:sz w:val="18"/>
+              </w:rPr>
+              <w:t>0.838 ± 0.079</w:t>
+            </w:r>
+          </w:p>
+        </w:tc>
+      </w:tr>
+      <w:tr>
+        <w:tc>
+          <w:tcPr>
+            <w:tcW w:type="dxa" w:w="1440"/>
+          </w:tcPr>
+          <w:p>
+            <w:r>
+              <w:rPr>
+                <w:sz w:val="18"/>
+              </w:rPr>
               <w:t>Hybrid — neither module</w:t>
             </w:r>
           </w:p>
@@ -1002,7 +1082,7 @@
               <w:rPr>
                 <w:sz w:val="18"/>
               </w:rPr>
-              <w:t>3.0e-91 ***</w:t>
+              <w:t>3.5e-91 ***</w:t>
             </w:r>
           </w:p>
         </w:tc>
@@ -1069,7 +1149,7 @@
               <w:rPr>
                 <w:sz w:val="18"/>
               </w:rPr>
-              <w:t>5.6e-102 ***</w:t>
+              <w:t>6.4e-102 ***</w:t>
             </w:r>
           </w:p>
         </w:tc>
@@ -1136,7 +1216,7 @@
               <w:rPr>
                 <w:sz w:val="18"/>
               </w:rPr>
-              <w:t>2.8e-53 ***</w:t>
+              <w:t>3.3e-53 ***</w:t>
             </w:r>
           </w:p>
         </w:tc>
@@ -1203,7 +1283,7 @@
               <w:rPr>
                 <w:sz w:val="18"/>
               </w:rPr>
-              <w:t>1.8e-93 ***</w:t>
+              <w:t>2.1e-93 ***</w:t>
             </w:r>
           </w:p>
         </w:tc>
@@ -1270,7 +1350,7 @@
               <w:rPr>
                 <w:sz w:val="18"/>
               </w:rPr>
-              <w:t>2.5e-97 ***</w:t>
+              <w:t>2.9e-97 ***</w:t>
             </w:r>
           </w:p>
         </w:tc>
@@ -1285,7 +1365,7 @@
               <w:rPr>
                 <w:sz w:val="18"/>
               </w:rPr>
-              <w:t>Conventional HE (baseline)</w:t>
+              <w:t>Gray-world WB + CLAHE (baseline)</w:t>
             </w:r>
           </w:p>
         </w:tc>
@@ -1311,7 +1391,7 @@
               <w:rPr>
                 <w:sz w:val="18"/>
               </w:rPr>
-              <w:t>-0.607 [-0.629, -0.584]</w:t>
+              <w:t>-0.077 [-0.088, -0.066]</w:t>
             </w:r>
           </w:p>
         </w:tc>
@@ -1324,7 +1404,7 @@
               <w:rPr>
                 <w:sz w:val="18"/>
               </w:rPr>
-              <w:t>-1.00 (large)</w:t>
+              <w:t>-0.61 (large)</w:t>
             </w:r>
           </w:p>
         </w:tc>
@@ -1337,7 +1417,7 @@
               <w:rPr>
                 <w:sz w:val="18"/>
               </w:rPr>
-              <w:t>6.4e-102 ***</w:t>
+              <w:t>1.6e-38 ***</w:t>
             </w:r>
           </w:p>
         </w:tc>
@@ -1352,7 +1432,7 @@
               <w:rPr>
                 <w:sz w:val="18"/>
               </w:rPr>
-              <w:t>Conventional HE (baseline)</w:t>
+              <w:t>Gray-world WB + CLAHE (baseline)</w:t>
             </w:r>
           </w:p>
         </w:tc>
@@ -1378,7 +1458,7 @@
               <w:rPr>
                 <w:sz w:val="18"/>
               </w:rPr>
-              <w:t>-0.133 [-0.139, -0.128]</w:t>
+              <w:t>-0.019 [-0.021, -0.017]</w:t>
             </w:r>
           </w:p>
         </w:tc>
@@ -1391,7 +1471,7 @@
               <w:rPr>
                 <w:sz w:val="18"/>
               </w:rPr>
-              <w:t>-1.00 (large)</w:t>
+              <w:t>-0.64 (large)</w:t>
             </w:r>
           </w:p>
         </w:tc>
@@ -1404,7 +1484,7 @@
               <w:rPr>
                 <w:sz w:val="18"/>
               </w:rPr>
-              <w:t>5.6e-102 ***</w:t>
+              <w:t>2.1e-42 ***</w:t>
             </w:r>
           </w:p>
         </w:tc>
@@ -1419,7 +1499,7 @@
               <w:rPr>
                 <w:sz w:val="18"/>
               </w:rPr>
-              <w:t>Conventional HE (baseline)</w:t>
+              <w:t>Gray-world WB + CLAHE (baseline)</w:t>
             </w:r>
           </w:p>
         </w:tc>
@@ -1445,7 +1525,7 @@
               <w:rPr>
                 <w:sz w:val="18"/>
               </w:rPr>
-              <w:t>-0.400 [-0.429, -0.371]</w:t>
+              <w:t>-0.161 [-0.177, -0.145]</w:t>
             </w:r>
           </w:p>
         </w:tc>
@@ -1458,7 +1538,7 @@
               <w:rPr>
                 <w:sz w:val="18"/>
               </w:rPr>
-              <w:t>-0.91 (large)</w:t>
+              <w:t>-0.74 (large)</w:t>
             </w:r>
           </w:p>
         </w:tc>
@@ -1471,7 +1551,7 @@
               <w:rPr>
                 <w:sz w:val="18"/>
               </w:rPr>
-              <w:t>2.4e-84 ***</w:t>
+              <w:t>9.5e-57 ***</w:t>
             </w:r>
           </w:p>
         </w:tc>
@@ -1486,7 +1566,7 @@
               <w:rPr>
                 <w:sz w:val="18"/>
               </w:rPr>
-              <w:t>Conventional HE (baseline)</w:t>
+              <w:t>Gray-world WB + CLAHE (baseline)</w:t>
             </w:r>
           </w:p>
         </w:tc>
@@ -1512,7 +1592,7 @@
               <w:rPr>
                 <w:sz w:val="18"/>
               </w:rPr>
-              <w:t>+1.91 [+1.60, +2.22]</w:t>
+              <w:t>+0.34 [+0.17, +0.52]</w:t>
             </w:r>
           </w:p>
         </w:tc>
@@ -1525,7 +1605,7 @@
               <w:rPr>
                 <w:sz w:val="18"/>
               </w:rPr>
-              <w:t>+0.48 (medium)</w:t>
+              <w:t>+0.24 (small)</w:t>
             </w:r>
           </w:p>
         </w:tc>
@@ -1538,7 +1618,7 @@
               <w:rPr>
                 <w:sz w:val="18"/>
               </w:rPr>
-              <w:t>2.8e-24 ***</w:t>
+              <w:t>2.7e-06 ***</w:t>
             </w:r>
           </w:p>
         </w:tc>
@@ -1553,7 +1633,7 @@
               <w:rPr>
                 <w:sz w:val="18"/>
               </w:rPr>
-              <w:t>Conventional HE (baseline)</w:t>
+              <w:t>Gray-world WB + CLAHE (baseline)</w:t>
             </w:r>
           </w:p>
         </w:tc>
@@ -1579,7 +1659,7 @@
               <w:rPr>
                 <w:sz w:val="18"/>
               </w:rPr>
-              <w:t>+0.091 [+0.082, +0.099]</w:t>
+              <w:t>+0.033 [+0.029, +0.038]</w:t>
             </w:r>
           </w:p>
         </w:tc>
@@ -1592,7 +1672,7 @@
               <w:rPr>
                 <w:sz w:val="18"/>
               </w:rPr>
-              <w:t>+0.74 (large)</w:t>
+              <w:t>+0.59 (large)</w:t>
             </w:r>
           </w:p>
         </w:tc>
@@ -1605,7 +1685,7 @@
               <w:rPr>
                 <w:sz w:val="18"/>
               </w:rPr>
-              <w:t>1.3e-56 ***</w:t>
+              <w:t>1.2e-35 ***</w:t>
             </w:r>
           </w:p>
         </w:tc>
@@ -1620,7 +1700,7 @@
               <w:rPr>
                 <w:sz w:val="18"/>
               </w:rPr>
-              <w:t>CLAHE-only (baseline)</w:t>
+              <w:t>Conventional HE (baseline)</w:t>
             </w:r>
           </w:p>
         </w:tc>
@@ -1646,7 +1726,7 @@
               <w:rPr>
                 <w:sz w:val="18"/>
               </w:rPr>
-              <w:t>-0.069 [-0.080, -0.057]</w:t>
+              <w:t>-0.607 [-0.629, -0.584]</w:t>
             </w:r>
           </w:p>
         </w:tc>
@@ -1659,7 +1739,7 @@
               <w:rPr>
                 <w:sz w:val="18"/>
               </w:rPr>
-              <w:t>-0.55 (large)</w:t>
+              <w:t>-1.00 (large)</w:t>
             </w:r>
           </w:p>
         </w:tc>
@@ -1672,7 +1752,7 @@
               <w:rPr>
                 <w:sz w:val="18"/>
               </w:rPr>
-              <w:t>3.2e-31 ***</w:t>
+              <w:t>7.4e-102 ***</w:t>
             </w:r>
           </w:p>
         </w:tc>
@@ -1687,7 +1767,7 @@
               <w:rPr>
                 <w:sz w:val="18"/>
               </w:rPr>
-              <w:t>CLAHE-only (baseline)</w:t>
+              <w:t>Conventional HE (baseline)</w:t>
             </w:r>
           </w:p>
         </w:tc>
@@ -1713,7 +1793,7 @@
               <w:rPr>
                 <w:sz w:val="18"/>
               </w:rPr>
-              <w:t>-0.047 [-0.050, -0.044]</w:t>
+              <w:t>-0.133 [-0.139, -0.128]</w:t>
             </w:r>
           </w:p>
         </w:tc>
@@ -1726,7 +1806,7 @@
               <w:rPr>
                 <w:sz w:val="18"/>
               </w:rPr>
-              <w:t>-0.91 (large)</w:t>
+              <w:t>-1.00 (large)</w:t>
             </w:r>
           </w:p>
         </w:tc>
@@ -1739,7 +1819,7 @@
               <w:rPr>
                 <w:sz w:val="18"/>
               </w:rPr>
-              <w:t>5.8e-85 ***</w:t>
+              <w:t>6.4e-102 ***</w:t>
             </w:r>
           </w:p>
         </w:tc>
@@ -1754,7 +1834,7 @@
               <w:rPr>
                 <w:sz w:val="18"/>
               </w:rPr>
-              <w:t>CLAHE-only (baseline)</w:t>
+              <w:t>Conventional HE (baseline)</w:t>
             </w:r>
           </w:p>
         </w:tc>
@@ -1780,7 +1860,7 @@
               <w:rPr>
                 <w:sz w:val="18"/>
               </w:rPr>
-              <w:t>-0.038 [-0.051, -0.026]</w:t>
+              <w:t>-0.400 [-0.429, -0.371]</w:t>
             </w:r>
           </w:p>
         </w:tc>
@@ -1793,7 +1873,7 @@
               <w:rPr>
                 <w:sz w:val="18"/>
               </w:rPr>
-              <w:t>-0.28 (small)</w:t>
+              <w:t>-0.91 (large)</w:t>
             </w:r>
           </w:p>
         </w:tc>
@@ -1806,7 +1886,7 @@
               <w:rPr>
                 <w:sz w:val="18"/>
               </w:rPr>
-              <w:t>2.4e-08 ***</w:t>
+              <w:t>2.9e-84 ***</w:t>
             </w:r>
           </w:p>
         </w:tc>
@@ -1821,7 +1901,7 @@
               <w:rPr>
                 <w:sz w:val="18"/>
               </w:rPr>
-              <w:t>CLAHE-only (baseline)</w:t>
+              <w:t>Conventional HE (baseline)</w:t>
             </w:r>
           </w:p>
         </w:tc>
@@ -1847,7 +1927,7 @@
               <w:rPr>
                 <w:sz w:val="18"/>
               </w:rPr>
-              <w:t>-0.04 [-0.30, +0.20]</w:t>
+              <w:t>+1.91 [+1.60, +2.22]</w:t>
             </w:r>
           </w:p>
         </w:tc>
@@ -1860,7 +1940,7 @@
               <w:rPr>
                 <w:sz w:val="18"/>
               </w:rPr>
-              <w:t>+0.04 (negligible)</w:t>
+              <w:t>+0.48 (medium)</w:t>
             </w:r>
           </w:p>
         </w:tc>
@@ -1873,7 +1953,7 @@
               <w:rPr>
                 <w:sz w:val="18"/>
               </w:rPr>
-              <w:t>4.3e-01 ns</w:t>
+              <w:t>3.0e-24 ***</w:t>
             </w:r>
           </w:p>
         </w:tc>
@@ -1888,7 +1968,7 @@
               <w:rPr>
                 <w:sz w:val="18"/>
               </w:rPr>
-              <w:t>CLAHE-only (baseline)</w:t>
+              <w:t>Conventional HE (baseline)</w:t>
             </w:r>
           </w:p>
         </w:tc>
@@ -1914,7 +1994,7 @@
               <w:rPr>
                 <w:sz w:val="18"/>
               </w:rPr>
-              <w:t>+0.032 [+0.026, +0.037]</w:t>
+              <w:t>+0.091 [+0.082, +0.099]</w:t>
             </w:r>
           </w:p>
         </w:tc>
@@ -1927,7 +2007,7 @@
               <w:rPr>
                 <w:sz w:val="18"/>
               </w:rPr>
-              <w:t>+0.49 (medium)</w:t>
+              <w:t>+0.74 (large)</w:t>
             </w:r>
           </w:p>
         </w:tc>
@@ -1940,7 +2020,7 @@
               <w:rPr>
                 <w:sz w:val="18"/>
               </w:rPr>
-              <w:t>1.0e-24 ***</w:t>
+              <w:t>1.5e-56 ***</w:t>
             </w:r>
           </w:p>
         </w:tc>
@@ -1955,7 +2035,7 @@
               <w:rPr>
                 <w:sz w:val="18"/>
               </w:rPr>
-              <w:t>Hybrid — neither module</w:t>
+              <w:t>CLAHE-only (baseline)</w:t>
             </w:r>
           </w:p>
         </w:tc>
@@ -1981,7 +2061,7 @@
               <w:rPr>
                 <w:sz w:val="18"/>
               </w:rPr>
-              <w:t>+0.050 [+0.043, +0.057]</w:t>
+              <w:t>-0.069 [-0.080, -0.057]</w:t>
             </w:r>
           </w:p>
         </w:tc>
@@ -1994,7 +2074,7 @@
               <w:rPr>
                 <w:sz w:val="18"/>
               </w:rPr>
-              <w:t>+0.71 (large)</w:t>
+              <w:t>-0.55 (large)</w:t>
             </w:r>
           </w:p>
         </w:tc>
@@ -2007,7 +2087,7 @@
               <w:rPr>
                 <w:sz w:val="18"/>
               </w:rPr>
-              <w:t>3.5e-52 ***</w:t>
+              <w:t>3.4e-31 ***</w:t>
             </w:r>
           </w:p>
         </w:tc>
@@ -2022,7 +2102,7 @@
               <w:rPr>
                 <w:sz w:val="18"/>
               </w:rPr>
-              <w:t>Hybrid — neither module</w:t>
+              <w:t>CLAHE-only (baseline)</w:t>
             </w:r>
           </w:p>
         </w:tc>
@@ -2048,7 +2128,7 @@
               <w:rPr>
                 <w:sz w:val="18"/>
               </w:rPr>
-              <w:t>+0.003 [+0.002, +0.004]</w:t>
+              <w:t>-0.047 [-0.050, -0.044]</w:t>
             </w:r>
           </w:p>
         </w:tc>
@@ -2061,7 +2141,7 @@
               <w:rPr>
                 <w:sz w:val="18"/>
               </w:rPr>
-              <w:t>+0.43 (medium)</w:t>
+              <w:t>-0.91 (large)</w:t>
             </w:r>
           </w:p>
         </w:tc>
@@ -2074,7 +2154,7 @@
               <w:rPr>
                 <w:sz w:val="18"/>
               </w:rPr>
-              <w:t>2.1e-19 ***</w:t>
+              <w:t>6.8e-85 ***</w:t>
             </w:r>
           </w:p>
         </w:tc>
@@ -2089,7 +2169,7 @@
               <w:rPr>
                 <w:sz w:val="18"/>
               </w:rPr>
-              <w:t>Hybrid — neither module</w:t>
+              <w:t>CLAHE-only (baseline)</w:t>
             </w:r>
           </w:p>
         </w:tc>
@@ -2115,7 +2195,7 @@
               <w:rPr>
                 <w:sz w:val="18"/>
               </w:rPr>
-              <w:t>+0.030 [+0.024, +0.035]</w:t>
+              <w:t>-0.038 [-0.051, -0.026]</w:t>
             </w:r>
           </w:p>
         </w:tc>
@@ -2128,7 +2208,7 @@
               <w:rPr>
                 <w:sz w:val="18"/>
               </w:rPr>
-              <w:t>+0.67 (large)</w:t>
+              <w:t>-0.28 (small)</w:t>
             </w:r>
           </w:p>
         </w:tc>
@@ -2141,7 +2221,7 @@
               <w:rPr>
                 <w:sz w:val="18"/>
               </w:rPr>
-              <w:t>2.4e-46 ***</w:t>
+              <w:t>2.6e-08 ***</w:t>
             </w:r>
           </w:p>
         </w:tc>
@@ -2156,7 +2236,7 @@
               <w:rPr>
                 <w:sz w:val="18"/>
               </w:rPr>
-              <w:t>Hybrid — neither module</w:t>
+              <w:t>CLAHE-only (baseline)</w:t>
             </w:r>
           </w:p>
         </w:tc>
@@ -2182,7 +2262,7 @@
               <w:rPr>
                 <w:sz w:val="18"/>
               </w:rPr>
-              <w:t>+0.18 [+0.14, +0.24]</w:t>
+              <w:t>-0.04 [-0.30, +0.20]</w:t>
             </w:r>
           </w:p>
         </w:tc>
@@ -2195,7 +2275,7 @@
               <w:rPr>
                 <w:sz w:val="18"/>
               </w:rPr>
-              <w:t>+0.32 (medium)</w:t>
+              <w:t>+0.04 (negligible)</w:t>
             </w:r>
           </w:p>
         </w:tc>
@@ -2208,7 +2288,7 @@
               <w:rPr>
                 <w:sz w:val="18"/>
               </w:rPr>
-              <w:t>2.7e-11 ***</w:t>
+              <w:t>4.3e-01 ns</w:t>
             </w:r>
           </w:p>
         </w:tc>
@@ -2223,7 +2303,7 @@
               <w:rPr>
                 <w:sz w:val="18"/>
               </w:rPr>
-              <w:t>Hybrid — neither module</w:t>
+              <w:t>CLAHE-only (baseline)</w:t>
             </w:r>
           </w:p>
         </w:tc>
@@ -2249,7 +2329,7 @@
               <w:rPr>
                 <w:sz w:val="18"/>
               </w:rPr>
-              <w:t>+0.004 [+0.002, +0.006]</w:t>
+              <w:t>+0.032 [+0.026, +0.037]</w:t>
             </w:r>
           </w:p>
         </w:tc>
@@ -2262,7 +2342,7 @@
               <w:rPr>
                 <w:sz w:val="18"/>
               </w:rPr>
-              <w:t>+0.22 (small)</w:t>
+              <w:t>+0.49 (medium)</w:t>
             </w:r>
           </w:p>
         </w:tc>
@@ -2275,7 +2355,7 @@
               <w:rPr>
                 <w:sz w:val="18"/>
               </w:rPr>
-              <w:t>1.8e-05 ***</w:t>
+              <w:t>1.1e-24 ***</w:t>
             </w:r>
           </w:p>
         </w:tc>
@@ -2290,7 +2370,7 @@
               <w:rPr>
                 <w:sz w:val="18"/>
               </w:rPr>
-              <w:t>Hybrid — Module 7 only</w:t>
+              <w:t>Hybrid — neither module</w:t>
             </w:r>
           </w:p>
         </w:tc>
@@ -2316,7 +2396,7 @@
               <w:rPr>
                 <w:sz w:val="18"/>
               </w:rPr>
-              <w:t>+0.015 [+0.010, +0.021]</w:t>
+              <w:t>+0.050 [+0.043, +0.057]</w:t>
             </w:r>
           </w:p>
         </w:tc>
@@ -2329,7 +2409,7 @@
               <w:rPr>
                 <w:sz w:val="18"/>
               </w:rPr>
-              <w:t>+0.99 (large)</w:t>
+              <w:t>+0.71 (large)</w:t>
             </w:r>
           </w:p>
         </w:tc>
@@ -2342,7 +2422,7 @@
               <w:rPr>
                 <w:sz w:val="18"/>
               </w:rPr>
-              <w:t>2.5e-06 ***</w:t>
+              <w:t>4.1e-52 ***</w:t>
             </w:r>
           </w:p>
         </w:tc>
@@ -2357,7 +2437,7 @@
               <w:rPr>
                 <w:sz w:val="18"/>
               </w:rPr>
-              <w:t>Hybrid — Module 7 only</w:t>
+              <w:t>Hybrid — neither module</w:t>
             </w:r>
           </w:p>
         </w:tc>
@@ -2383,7 +2463,7 @@
               <w:rPr>
                 <w:sz w:val="18"/>
               </w:rPr>
-              <w:t>+0.002 [+0.001, +0.003]</w:t>
+              <w:t>+0.003 [+0.002, +0.004]</w:t>
             </w:r>
           </w:p>
         </w:tc>
@@ -2396,7 +2476,7 @@
               <w:rPr>
                 <w:sz w:val="18"/>
               </w:rPr>
-              <w:t>+1.00 (large)</w:t>
+              <w:t>+0.43 (medium)</w:t>
             </w:r>
           </w:p>
         </w:tc>
@@ -2409,7 +2489,7 @@
               <w:rPr>
                 <w:sz w:val="18"/>
               </w:rPr>
-              <w:t>2.5e-06 ***</w:t>
+              <w:t>2.2e-19 ***</w:t>
             </w:r>
           </w:p>
         </w:tc>
@@ -2424,7 +2504,7 @@
               <w:rPr>
                 <w:sz w:val="18"/>
               </w:rPr>
-              <w:t>Hybrid — Module 7 only</w:t>
+              <w:t>Hybrid — neither module</w:t>
             </w:r>
           </w:p>
         </w:tc>
@@ -2450,7 +2530,7 @@
               <w:rPr>
                 <w:sz w:val="18"/>
               </w:rPr>
-              <w:t>+0.014 [+0.010, +0.019]</w:t>
+              <w:t>+0.030 [+0.024, +0.035]</w:t>
             </w:r>
           </w:p>
         </w:tc>
@@ -2463,7 +2543,7 @@
               <w:rPr>
                 <w:sz w:val="18"/>
               </w:rPr>
-              <w:t>+1.00 (large)</w:t>
+              <w:t>+0.67 (large)</w:t>
             </w:r>
           </w:p>
         </w:tc>
@@ -2476,7 +2556,7 @@
               <w:rPr>
                 <w:sz w:val="18"/>
               </w:rPr>
-              <w:t>2.5e-06 ***</w:t>
+              <w:t>2.8e-46 ***</w:t>
             </w:r>
           </w:p>
         </w:tc>
@@ -2491,7 +2571,7 @@
               <w:rPr>
                 <w:sz w:val="18"/>
               </w:rPr>
-              <w:t>Hybrid — Module 7 only</w:t>
+              <w:t>Hybrid — neither module</w:t>
             </w:r>
           </w:p>
         </w:tc>
@@ -2517,7 +2597,7 @@
               <w:rPr>
                 <w:sz w:val="18"/>
               </w:rPr>
-              <w:t>+0.02 [-0.00, +0.05]</w:t>
+              <w:t>+0.18 [+0.14, +0.24]</w:t>
             </w:r>
           </w:p>
         </w:tc>
@@ -2530,7 +2610,7 @@
               <w:rPr>
                 <w:sz w:val="18"/>
               </w:rPr>
-              <w:t>+0.28 (small)</w:t>
+              <w:t>+0.32 (medium)</w:t>
             </w:r>
           </w:p>
         </w:tc>
@@ -2543,7 +2623,7 @@
               <w:rPr>
                 <w:sz w:val="18"/>
               </w:rPr>
-              <w:t>2.9e-01 ns</w:t>
+              <w:t>2.9e-11 ***</w:t>
             </w:r>
           </w:p>
         </w:tc>
@@ -2558,7 +2638,7 @@
               <w:rPr>
                 <w:sz w:val="18"/>
               </w:rPr>
-              <w:t>Hybrid — Module 7 only</w:t>
+              <w:t>Hybrid — neither module</w:t>
             </w:r>
           </w:p>
         </w:tc>
@@ -2584,7 +2664,7 @@
               <w:rPr>
                 <w:sz w:val="18"/>
               </w:rPr>
-              <w:t>+0.001 [-0.000, +0.003]</w:t>
+              <w:t>+0.004 [+0.002, +0.006]</w:t>
             </w:r>
           </w:p>
         </w:tc>
@@ -2597,7 +2677,7 @@
               <w:rPr>
                 <w:sz w:val="18"/>
               </w:rPr>
-              <w:t>+0.33 (medium)</w:t>
+              <w:t>+0.22 (small)</w:t>
             </w:r>
           </w:p>
         </w:tc>
@@ -2610,7 +2690,7 @@
               <w:rPr>
                 <w:sz w:val="18"/>
               </w:rPr>
-              <w:t>2.7e-01 ns</w:t>
+              <w:t>1.8e-05 ***</w:t>
             </w:r>
           </w:p>
         </w:tc>
@@ -2625,7 +2705,7 @@
               <w:rPr>
                 <w:sz w:val="18"/>
               </w:rPr>
-              <w:t>Hybrid — Module 5 only</w:t>
+              <w:t>Hybrid — Module 7 only</w:t>
             </w:r>
           </w:p>
         </w:tc>
@@ -2651,7 +2731,7 @@
               <w:rPr>
                 <w:sz w:val="18"/>
               </w:rPr>
-              <w:t>+0.038 [+0.034, +0.042]</w:t>
+              <w:t>+0.015 [+0.010, +0.021]</w:t>
             </w:r>
           </w:p>
         </w:tc>
@@ -2664,7 +2744,7 @@
               <w:rPr>
                 <w:sz w:val="18"/>
               </w:rPr>
-              <w:t>+0.70 (large)</w:t>
+              <w:t>+0.99 (large)</w:t>
             </w:r>
           </w:p>
         </w:tc>
@@ -2677,7 +2757,7 @@
               <w:rPr>
                 <w:sz w:val="18"/>
               </w:rPr>
-              <w:t>9.3e-51 ***</w:t>
+              <w:t>2.7e-06 ***</w:t>
             </w:r>
           </w:p>
         </w:tc>
@@ -2692,7 +2772,7 @@
               <w:rPr>
                 <w:sz w:val="18"/>
               </w:rPr>
-              <w:t>Hybrid — Module 5 only</w:t>
+              <w:t>Hybrid — Module 7 only</w:t>
             </w:r>
           </w:p>
         </w:tc>
@@ -2718,7 +2798,7 @@
               <w:rPr>
                 <w:sz w:val="18"/>
               </w:rPr>
-              <w:t>+0.001 [+0.001, +0.002]</w:t>
+              <w:t>+0.002 [+0.001, +0.003]</w:t>
             </w:r>
           </w:p>
         </w:tc>
@@ -2731,7 +2811,7 @@
               <w:rPr>
                 <w:sz w:val="18"/>
               </w:rPr>
-              <w:t>+0.41 (medium)</w:t>
+              <w:t>+1.00 (large)</w:t>
             </w:r>
           </w:p>
         </w:tc>
@@ -2744,7 +2824,7 @@
               <w:rPr>
                 <w:sz w:val="18"/>
               </w:rPr>
-              <w:t>8.4e-18 ***</w:t>
+              <w:t>2.7e-06 ***</w:t>
             </w:r>
           </w:p>
         </w:tc>
@@ -2759,7 +2839,7 @@
               <w:rPr>
                 <w:sz w:val="18"/>
               </w:rPr>
-              <w:t>Hybrid — Module 5 only</w:t>
+              <w:t>Hybrid — Module 7 only</w:t>
             </w:r>
           </w:p>
         </w:tc>
@@ -2785,7 +2865,7 @@
               <w:rPr>
                 <w:sz w:val="18"/>
               </w:rPr>
-              <w:t>+0.016 [+0.014, +0.018]</w:t>
+              <w:t>+0.014 [+0.010, +0.019]</w:t>
             </w:r>
           </w:p>
         </w:tc>
@@ -2798,7 +2878,7 @@
               <w:rPr>
                 <w:sz w:val="18"/>
               </w:rPr>
-              <w:t>+0.66 (large)</w:t>
+              <w:t>+1.00 (large)</w:t>
             </w:r>
           </w:p>
         </w:tc>
@@ -2811,7 +2891,7 @@
               <w:rPr>
                 <w:sz w:val="18"/>
               </w:rPr>
-              <w:t>6.3e-45 ***</w:t>
+              <w:t>2.7e-06 ***</w:t>
             </w:r>
           </w:p>
         </w:tc>
@@ -2826,7 +2906,7 @@
               <w:rPr>
                 <w:sz w:val="18"/>
               </w:rPr>
-              <w:t>Hybrid — Module 5 only</w:t>
+              <w:t>Hybrid — Module 7 only</w:t>
             </w:r>
           </w:p>
         </w:tc>
@@ -2852,7 +2932,7 @@
               <w:rPr>
                 <w:sz w:val="18"/>
               </w:rPr>
-              <w:t>+0.17 [+0.12, +0.21]</w:t>
+              <w:t>+0.02 [-0.00, +0.05]</w:t>
             </w:r>
           </w:p>
         </w:tc>
@@ -2865,7 +2945,7 @@
               <w:rPr>
                 <w:sz w:val="18"/>
               </w:rPr>
-              <w:t>+0.33 (medium)</w:t>
+              <w:t>+0.28 (small)</w:t>
             </w:r>
           </w:p>
         </w:tc>
@@ -2878,7 +2958,7 @@
               <w:rPr>
                 <w:sz w:val="18"/>
               </w:rPr>
-              <w:t>2.3e-11 ***</w:t>
+              <w:t>2.9e-01 ns</w:t>
             </w:r>
           </w:p>
         </w:tc>
@@ -2893,7 +2973,7 @@
               <w:rPr>
                 <w:sz w:val="18"/>
               </w:rPr>
-              <w:t>Hybrid — Module 5 only</w:t>
+              <w:t>Hybrid — Module 7 only</w:t>
             </w:r>
           </w:p>
         </w:tc>
@@ -2919,7 +2999,7 @@
               <w:rPr>
                 <w:sz w:val="18"/>
               </w:rPr>
-              <w:t>+0.003 [+0.002, +0.003]</w:t>
+              <w:t>+0.001 [-0.000, +0.003]</w:t>
             </w:r>
           </w:p>
         </w:tc>
@@ -2932,7 +3012,7 @@
               <w:rPr>
                 <w:sz w:val="18"/>
               </w:rPr>
-              <w:t>+0.23 (small)</w:t>
+              <w:t>+0.33 (medium)</w:t>
             </w:r>
           </w:p>
         </w:tc>
@@ -2945,7 +3025,7 @@
               <w:rPr>
                 <w:sz w:val="18"/>
               </w:rPr>
-              <w:t>6.2e-06 ***</w:t>
+              <w:t>2.7e-01 ns</w:t>
             </w:r>
           </w:p>
         </w:tc>
@@ -2960,7 +3040,7 @@
               <w:rPr>
                 <w:sz w:val="18"/>
               </w:rPr>
-              <w:t>Hybrid — original Module 7 (UCIQE+UIQM search)‡</w:t>
+              <w:t>Hybrid — Module 5 only</w:t>
             </w:r>
           </w:p>
         </w:tc>
@@ -2986,7 +3066,7 @@
               <w:rPr>
                 <w:sz w:val="18"/>
               </w:rPr>
-              <w:t>+0.012 [-0.001, +0.025]</w:t>
+              <w:t>+0.038 [+0.034, +0.042]</w:t>
             </w:r>
           </w:p>
         </w:tc>
@@ -2999,7 +3079,7 @@
               <w:rPr>
                 <w:sz w:val="18"/>
               </w:rPr>
-              <w:t>-0.09 (negligible)</w:t>
+              <w:t>+0.70 (large)</w:t>
             </w:r>
           </w:p>
         </w:tc>
@@ -3012,7 +3092,7 @@
               <w:rPr>
                 <w:sz w:val="18"/>
               </w:rPr>
-              <w:t>2.6e-01 ns</w:t>
+              <w:t>1.1e-50 ***</w:t>
             </w:r>
           </w:p>
         </w:tc>
@@ -3027,7 +3107,7 @@
               <w:rPr>
                 <w:sz w:val="18"/>
               </w:rPr>
-              <w:t>Hybrid — original Module 7 (UCIQE+UIQM search)‡</w:t>
+              <w:t>Hybrid — Module 5 only</w:t>
             </w:r>
           </w:p>
         </w:tc>
@@ -3053,7 +3133,7 @@
               <w:rPr>
                 <w:sz w:val="18"/>
               </w:rPr>
-              <w:t>-0.011 [-0.012, -0.010]</w:t>
+              <w:t>+0.001 [+0.001, +0.002]</w:t>
             </w:r>
           </w:p>
         </w:tc>
@@ -3066,7 +3146,7 @@
               <w:rPr>
                 <w:sz w:val="18"/>
               </w:rPr>
-              <w:t>-0.89 (large)</w:t>
+              <w:t>+0.41 (medium)</w:t>
             </w:r>
           </w:p>
         </w:tc>
@@ -3079,7 +3159,7 @@
               <w:rPr>
                 <w:sz w:val="18"/>
               </w:rPr>
-              <w:t>1.2e-80 ***</w:t>
+              <w:t>9.0e-18 ***</w:t>
             </w:r>
           </w:p>
         </w:tc>
@@ -3094,7 +3174,7 @@
               <w:rPr>
                 <w:sz w:val="18"/>
               </w:rPr>
-              <w:t>Hybrid — original Module 7 (UCIQE+UIQM search)‡</w:t>
+              <w:t>Hybrid — Module 5 only</w:t>
             </w:r>
           </w:p>
         </w:tc>
@@ -3120,7 +3200,7 @@
               <w:rPr>
                 <w:sz w:val="18"/>
               </w:rPr>
-              <w:t>-0.003 [-0.009, +0.003]</w:t>
+              <w:t>+0.016 [+0.014, +0.018]</w:t>
             </w:r>
           </w:p>
         </w:tc>
@@ -3133,7 +3213,7 @@
               <w:rPr>
                 <w:sz w:val="18"/>
               </w:rPr>
-              <w:t>-0.12 (small)</w:t>
+              <w:t>+0.66 (large)</w:t>
             </w:r>
           </w:p>
         </w:tc>
@@ -3146,7 +3226,7 @@
               <w:rPr>
                 <w:sz w:val="18"/>
               </w:rPr>
-              <w:t>4.7e-02 *</w:t>
+              <w:t>7.5e-45 ***</w:t>
             </w:r>
           </w:p>
         </w:tc>
@@ -3161,6 +3241,140 @@
               <w:rPr>
                 <w:sz w:val="18"/>
               </w:rPr>
+              <w:t>Hybrid — Module 5 only</w:t>
+            </w:r>
+          </w:p>
+        </w:tc>
+        <w:tc>
+          <w:tcPr>
+            <w:tcW w:type="dxa" w:w="1728"/>
+          </w:tcPr>
+          <w:p>
+            <w:r>
+              <w:rPr>
+                <w:sz w:val="18"/>
+              </w:rPr>
+              <w:t>PSNR (dB)</w:t>
+            </w:r>
+          </w:p>
+        </w:tc>
+        <w:tc>
+          <w:tcPr>
+            <w:tcW w:type="dxa" w:w="1728"/>
+          </w:tcPr>
+          <w:p>
+            <w:r>
+              <w:rPr>
+                <w:sz w:val="18"/>
+              </w:rPr>
+              <w:t>+0.17 [+0.12, +0.21]</w:t>
+            </w:r>
+          </w:p>
+        </w:tc>
+        <w:tc>
+          <w:tcPr>
+            <w:tcW w:type="dxa" w:w="1728"/>
+          </w:tcPr>
+          <w:p>
+            <w:r>
+              <w:rPr>
+                <w:sz w:val="18"/>
+              </w:rPr>
+              <w:t>+0.33 (medium)</w:t>
+            </w:r>
+          </w:p>
+        </w:tc>
+        <w:tc>
+          <w:tcPr>
+            <w:tcW w:type="dxa" w:w="1728"/>
+          </w:tcPr>
+          <w:p>
+            <w:r>
+              <w:rPr>
+                <w:sz w:val="18"/>
+              </w:rPr>
+              <w:t>2.5e-11 ***</w:t>
+            </w:r>
+          </w:p>
+        </w:tc>
+      </w:tr>
+      <w:tr>
+        <w:tc>
+          <w:tcPr>
+            <w:tcW w:type="dxa" w:w="1728"/>
+          </w:tcPr>
+          <w:p>
+            <w:r>
+              <w:rPr>
+                <w:sz w:val="18"/>
+              </w:rPr>
+              <w:t>Hybrid — Module 5 only</w:t>
+            </w:r>
+          </w:p>
+        </w:tc>
+        <w:tc>
+          <w:tcPr>
+            <w:tcW w:type="dxa" w:w="1728"/>
+          </w:tcPr>
+          <w:p>
+            <w:r>
+              <w:rPr>
+                <w:sz w:val="18"/>
+              </w:rPr>
+              <w:t>SSIM</w:t>
+            </w:r>
+          </w:p>
+        </w:tc>
+        <w:tc>
+          <w:tcPr>
+            <w:tcW w:type="dxa" w:w="1728"/>
+          </w:tcPr>
+          <w:p>
+            <w:r>
+              <w:rPr>
+                <w:sz w:val="18"/>
+              </w:rPr>
+              <w:t>+0.003 [+0.002, +0.003]</w:t>
+            </w:r>
+          </w:p>
+        </w:tc>
+        <w:tc>
+          <w:tcPr>
+            <w:tcW w:type="dxa" w:w="1728"/>
+          </w:tcPr>
+          <w:p>
+            <w:r>
+              <w:rPr>
+                <w:sz w:val="18"/>
+              </w:rPr>
+              <w:t>+0.23 (small)</w:t>
+            </w:r>
+          </w:p>
+        </w:tc>
+        <w:tc>
+          <w:tcPr>
+            <w:tcW w:type="dxa" w:w="1728"/>
+          </w:tcPr>
+          <w:p>
+            <w:r>
+              <w:rPr>
+                <w:sz w:val="18"/>
+              </w:rPr>
+              <w:t>6.2e-06 ***</w:t>
+            </w:r>
+          </w:p>
+        </w:tc>
+      </w:tr>
+      <w:tr>
+        <w:tc>
+          <w:tcPr>
+            <w:tcW w:type="dxa" w:w="1728"/>
+          </w:tcPr>
+          <w:p>
+            <w:r>
+              <w:rPr>
+                <w:sz w:val="18"/>
+              </w:rPr>
               <w:t>Hybrid — original Module 7 (UCIQE+UIQM search)‡</w:t>
             </w:r>
           </w:p>
@@ -3174,6 +3388,207 @@
               <w:rPr>
                 <w:sz w:val="18"/>
               </w:rPr>
+              <w:t>Entropy</w:t>
+            </w:r>
+          </w:p>
+        </w:tc>
+        <w:tc>
+          <w:tcPr>
+            <w:tcW w:type="dxa" w:w="1728"/>
+          </w:tcPr>
+          <w:p>
+            <w:r>
+              <w:rPr>
+                <w:sz w:val="18"/>
+              </w:rPr>
+              <w:t>+0.012 [-0.001, +0.025]</w:t>
+            </w:r>
+          </w:p>
+        </w:tc>
+        <w:tc>
+          <w:tcPr>
+            <w:tcW w:type="dxa" w:w="1728"/>
+          </w:tcPr>
+          <w:p>
+            <w:r>
+              <w:rPr>
+                <w:sz w:val="18"/>
+              </w:rPr>
+              <w:t>-0.09 (negligible)</w:t>
+            </w:r>
+          </w:p>
+        </w:tc>
+        <w:tc>
+          <w:tcPr>
+            <w:tcW w:type="dxa" w:w="1728"/>
+          </w:tcPr>
+          <w:p>
+            <w:r>
+              <w:rPr>
+                <w:sz w:val="18"/>
+              </w:rPr>
+              <w:t>2.6e-01 ns</w:t>
+            </w:r>
+          </w:p>
+        </w:tc>
+      </w:tr>
+      <w:tr>
+        <w:tc>
+          <w:tcPr>
+            <w:tcW w:type="dxa" w:w="1728"/>
+          </w:tcPr>
+          <w:p>
+            <w:r>
+              <w:rPr>
+                <w:sz w:val="18"/>
+              </w:rPr>
+              <w:t>Hybrid — original Module 7 (UCIQE+UIQM search)‡</w:t>
+            </w:r>
+          </w:p>
+        </w:tc>
+        <w:tc>
+          <w:tcPr>
+            <w:tcW w:type="dxa" w:w="1728"/>
+          </w:tcPr>
+          <w:p>
+            <w:r>
+              <w:rPr>
+                <w:sz w:val="18"/>
+              </w:rPr>
+              <w:t>UCIQE</w:t>
+            </w:r>
+          </w:p>
+        </w:tc>
+        <w:tc>
+          <w:tcPr>
+            <w:tcW w:type="dxa" w:w="1728"/>
+          </w:tcPr>
+          <w:p>
+            <w:r>
+              <w:rPr>
+                <w:sz w:val="18"/>
+              </w:rPr>
+              <w:t>-0.011 [-0.012, -0.010]</w:t>
+            </w:r>
+          </w:p>
+        </w:tc>
+        <w:tc>
+          <w:tcPr>
+            <w:tcW w:type="dxa" w:w="1728"/>
+          </w:tcPr>
+          <w:p>
+            <w:r>
+              <w:rPr>
+                <w:sz w:val="18"/>
+              </w:rPr>
+              <w:t>-0.89 (large)</w:t>
+            </w:r>
+          </w:p>
+        </w:tc>
+        <w:tc>
+          <w:tcPr>
+            <w:tcW w:type="dxa" w:w="1728"/>
+          </w:tcPr>
+          <w:p>
+            <w:r>
+              <w:rPr>
+                <w:sz w:val="18"/>
+              </w:rPr>
+              <w:t>1.4e-80 ***</w:t>
+            </w:r>
+          </w:p>
+        </w:tc>
+      </w:tr>
+      <w:tr>
+        <w:tc>
+          <w:tcPr>
+            <w:tcW w:type="dxa" w:w="1728"/>
+          </w:tcPr>
+          <w:p>
+            <w:r>
+              <w:rPr>
+                <w:sz w:val="18"/>
+              </w:rPr>
+              <w:t>Hybrid — original Module 7 (UCIQE+UIQM search)‡</w:t>
+            </w:r>
+          </w:p>
+        </w:tc>
+        <w:tc>
+          <w:tcPr>
+            <w:tcW w:type="dxa" w:w="1728"/>
+          </w:tcPr>
+          <w:p>
+            <w:r>
+              <w:rPr>
+                <w:sz w:val="18"/>
+              </w:rPr>
+              <w:t>UIQM</w:t>
+            </w:r>
+          </w:p>
+        </w:tc>
+        <w:tc>
+          <w:tcPr>
+            <w:tcW w:type="dxa" w:w="1728"/>
+          </w:tcPr>
+          <w:p>
+            <w:r>
+              <w:rPr>
+                <w:sz w:val="18"/>
+              </w:rPr>
+              <w:t>-0.003 [-0.009, +0.003]</w:t>
+            </w:r>
+          </w:p>
+        </w:tc>
+        <w:tc>
+          <w:tcPr>
+            <w:tcW w:type="dxa" w:w="1728"/>
+          </w:tcPr>
+          <w:p>
+            <w:r>
+              <w:rPr>
+                <w:sz w:val="18"/>
+              </w:rPr>
+              <w:t>-0.12 (small)</w:t>
+            </w:r>
+          </w:p>
+        </w:tc>
+        <w:tc>
+          <w:tcPr>
+            <w:tcW w:type="dxa" w:w="1728"/>
+          </w:tcPr>
+          <w:p>
+            <w:r>
+              <w:rPr>
+                <w:sz w:val="18"/>
+              </w:rPr>
+              <w:t>4.7e-02 *</w:t>
+            </w:r>
+          </w:p>
+        </w:tc>
+      </w:tr>
+      <w:tr>
+        <w:tc>
+          <w:tcPr>
+            <w:tcW w:type="dxa" w:w="1728"/>
+          </w:tcPr>
+          <w:p>
+            <w:r>
+              <w:rPr>
+                <w:sz w:val="18"/>
+              </w:rPr>
+              <w:t>Hybrid — original Module 7 (UCIQE+UIQM search)‡</w:t>
+            </w:r>
+          </w:p>
+        </w:tc>
+        <w:tc>
+          <w:tcPr>
+            <w:tcW w:type="dxa" w:w="1728"/>
+          </w:tcPr>
+          <w:p>
+            <w:r>
+              <w:rPr>
+                <w:sz w:val="18"/>
+              </w:rPr>
               <w:t>PSNR (dB)</w:t>
             </w:r>
           </w:p>
@@ -3213,7 +3628,7 @@
               <w:rPr>
                 <w:sz w:val="18"/>
               </w:rPr>
-              <w:t>4.8e-24 ***</w:t>
+              <w:t>5.1e-24 ***</w:t>
             </w:r>
           </w:p>
         </w:tc>
@@ -3332,8 +3747,16 @@
       </w:r>
     </w:p>
     <w:p>
+      <w:pPr>
+        <w:pStyle w:val="ListBullet"/>
+      </w:pPr>
       <w:r>
-        <w:t>PSNR/SSIM against the UIEB references. On the test split, hybrid PSNR = 18.27 dB and SSIM = 0.871, against CLAHE-only 18.32 dB / 0.840, conventional HE 16.36 dB / 0.781, and UDCP 12.99 dB / 0.656. The UIEB references are not ground-truth clear-water images. Li et al. (2019) produced each one by having volunteers choose the preferred output among 12 existing enhancement methods. PSNR/SSIM therefore measure closeness to the output volunteers preferred, which is usually a moderate correction. Against CLAHE-only, the strongest baseline, the hybrid is level on PSNR (Δ -0.04 dB, negligible, not significant) and higher on SSIM (Δ +0.032, medium effect). CLAHE-only is a gentle local operator that stays close to moderate references; the hybrid additionally dehazes and re-balances colour, which improves structural similarity but can shift global intensity, the quantity PSNR penalizes most.</w:t>
+        <w:t>Gray-world WB + CLAHE (baseline) — higher: PSNR Δ=+0.341 (r=+0.24, small); SSIM Δ=+0.033 (r=+0.59, large). Lower: entropy Δ=-0.077 (r=-0.61, large); UCIQE Δ=-0.019 (r=-0.64, large); UIQM Δ=-0.161 (r=-0.74, large).</w:t>
+      </w:r>
+    </w:p>
+    <w:p>
+      <w:r>
+        <w:t>PSNR/SSIM against the UIEB references. On the test split, hybrid PSNR = 18.27 dB and SSIM = 0.871, against CLAHE-only 18.32 dB / 0.840, gray-world WB + CLAHE 17.93 dB / 0.838, conventional HE 16.36 dB / 0.781, and UDCP 12.99 dB / 0.656. The UIEB references are not ground-truth clear-water images. Li et al. (2019) produced each one by having volunteers choose the preferred output among 12 existing enhancement methods. PSNR/SSIM therefore measure closeness to the output volunteers preferred, which is usually a moderate correction. Against CLAHE-only, the strongest baseline, the hybrid is level on PSNR (Δ -0.04 dB, negligible, not significant) and higher on SSIM (Δ +0.032, medium effect). CLAHE-only is a gentle local operator that stays close to moderate references; the hybrid additionally dehazes and re-balances colour, which improves structural similarity but can shift global intensity, the quantity PSNR penalizes most.</w:t>
       </w:r>
     </w:p>
     <w:p>
@@ -5724,6 +6147,86 @@
                 <w:sz w:val="18"/>
               </w:rPr>
               <w:t>0.840 ± 0.080</w:t>
+            </w:r>
+          </w:p>
+        </w:tc>
+      </w:tr>
+      <w:tr>
+        <w:tc>
+          <w:tcPr>
+            <w:tcW w:type="dxa" w:w="1440"/>
+          </w:tcPr>
+          <w:p>
+            <w:r>
+              <w:rPr>
+                <w:sz w:val="18"/>
+              </w:rPr>
+              <w:t>2b. Gray-world WB + CLAHE baseline (common practitioner recipe)</w:t>
+            </w:r>
+          </w:p>
+        </w:tc>
+        <w:tc>
+          <w:tcPr>
+            <w:tcW w:type="dxa" w:w="1440"/>
+          </w:tcPr>
+          <w:p>
+            <w:r>
+              <w:rPr>
+                <w:sz w:val="18"/>
+              </w:rPr>
+              <w:t>7.313 ± 0.414</w:t>
+            </w:r>
+          </w:p>
+        </w:tc>
+        <w:tc>
+          <w:tcPr>
+            <w:tcW w:type="dxa" w:w="1440"/>
+          </w:tcPr>
+          <w:p>
+            <w:r>
+              <w:rPr>
+                <w:sz w:val="18"/>
+              </w:rPr>
+              <w:t>0.331 ± 0.069</w:t>
+            </w:r>
+          </w:p>
+        </w:tc>
+        <w:tc>
+          <w:tcPr>
+            <w:tcW w:type="dxa" w:w="1440"/>
+          </w:tcPr>
+          <w:p>
+            <w:r>
+              <w:rPr>
+                <w:sz w:val="18"/>
+              </w:rPr>
+              <w:t>2.297 ± 0.558</w:t>
+            </w:r>
+          </w:p>
+        </w:tc>
+        <w:tc>
+          <w:tcPr>
+            <w:tcW w:type="dxa" w:w="1440"/>
+          </w:tcPr>
+          <w:p>
+            <w:r>
+              <w:rPr>
+                <w:sz w:val="18"/>
+              </w:rPr>
+              <w:t>17.93 ± 3.42</w:t>
+            </w:r>
+          </w:p>
+        </w:tc>
+        <w:tc>
+          <w:tcPr>
+            <w:tcW w:type="dxa" w:w="1440"/>
+          </w:tcPr>
+          <w:p>
+            <w:r>
+              <w:rPr>
+                <w:sz w:val="18"/>
+              </w:rPr>
+              <w:t>0.838 ± 0.079</w:t>
             </w:r>
           </w:p>
         </w:tc>
